--- a/PaArztBrief_Version72.docx
+++ b/PaArztBrief_Version72.docx
@@ -2,1051 +2,698 @@
 <file path=word/document.xml><?xml version="1.0" encoding="utf-8"?>
 <w:document xmlns:wpc="http://schemas.microsoft.com/office/word/2010/wordprocessingCanvas" xmlns:cx="http://schemas.microsoft.com/office/drawing/2014/chartex" xmlns:cx1="http://schemas.microsoft.com/office/drawing/2015/9/8/chartex" xmlns:mc="http://schemas.openxmlformats.org/markup-compatibility/2006" xmlns:o="urn:schemas-microsoft-com:office:office" xmlns:r="http://schemas.openxmlformats.org/officeDocument/2006/relationships" xmlns:m="http://schemas.openxmlformats.org/officeDocument/2006/math" xmlns:v="urn:schemas-microsoft-com:vml" xmlns:wp14="http://schemas.microsoft.com/office/word/2010/wordprocessingDrawing" xmlns:wp="http://schemas.openxmlformats.org/drawingml/2006/wordprocessingDrawing" xmlns:w10="urn:schemas-microsoft-com:office:word" xmlns:w="http://schemas.openxmlformats.org/wordprocessingml/2006/main" xmlns:w14="http://schemas.microsoft.com/office/word/2010/wordml" xmlns:w15="http://schemas.microsoft.com/office/word/2012/wordml" xmlns:w16se="http://schemas.microsoft.com/office/word/2015/wordml/symex" xmlns:wpg="http://schemas.microsoft.com/office/word/2010/wordprocessingGroup" xmlns:wpi="http://schemas.microsoft.com/office/word/2010/wordprocessingInk" xmlns:wne="http://schemas.microsoft.com/office/word/2006/wordml" xmlns:wps="http://schemas.microsoft.com/office/word/2010/wordprocessingShape" mc:Ignorable="w14 w15 w16se wp14">
   <w:body>
-    <w:bookmarkStart w:id="0" w:name="_GoBack" w:displacedByCustomXml="next"/>
-    <w:bookmarkEnd w:id="0" w:displacedByCustomXml="next"/>
-    <w:sdt>
-      <w:sdtPr>
-        <w:id w:val="-1545900017"/>
-        <w:lock w:val="contentLocked"/>
-        <w:placeholder>
-          <w:docPart w:val="E903399ECE6C444CBEDE14D50CCA203A"/>
-        </w:placeholder>
-        <w:group/>
-      </w:sdtPr>
-      <w:sdtEndPr/>
-      <w:sdtContent>
-        <w:p>
-          <w:pPr>
-            <w:pStyle w:val="Logo"/>
-          </w:pPr>
-          <w:r>
-            <w:rPr>
-              <w:noProof/>
-            </w:rPr>
-            <mc:AlternateContent>
-              <mc:Choice Requires="wps">
-                <w:drawing>
-                  <wp:anchor distT="45720" distB="45720" distL="114300" distR="114300" simplePos="0" relativeHeight="251659264" behindDoc="0" locked="0" layoutInCell="1" allowOverlap="1" wp14:anchorId="7970A757" wp14:editId="71D0A525">
-                    <wp:simplePos x="0" y="0"/>
-                    <wp:positionH relativeFrom="page">
-                      <wp:posOffset>5412740</wp:posOffset>
-                    </wp:positionH>
-                    <wp:positionV relativeFrom="page">
-                      <wp:posOffset>1594485</wp:posOffset>
-                    </wp:positionV>
-                    <wp:extent cx="2117272" cy="1868400"/>
-                    <wp:effectExtent l="0" t="0" r="0" b="0"/>
-                    <wp:wrapNone/>
-                    <wp:docPr id="217" name="Textfeld 2"/>
-                    <wp:cNvGraphicFramePr>
-                      <a:graphicFrameLocks xmlns:a="http://schemas.openxmlformats.org/drawingml/2006/main"/>
-                    </wp:cNvGraphicFramePr>
-                    <a:graphic xmlns:a="http://schemas.openxmlformats.org/drawingml/2006/main">
-                      <a:graphicData uri="http://schemas.microsoft.com/office/word/2010/wordprocessingShape">
-                        <wps:wsp>
-                          <wps:cNvSpPr txBox="1">
-                            <a:spLocks noChangeArrowheads="1"/>
-                          </wps:cNvSpPr>
-                          <wps:spPr bwMode="auto">
-                            <a:xfrm>
-                              <a:off x="0" y="0"/>
-                              <a:ext cx="2117272" cy="1868400"/>
-                            </a:xfrm>
-                            <a:prstGeom prst="rect">
-                              <a:avLst/>
-                            </a:prstGeom>
-                            <a:solidFill>
-                              <a:srgbClr val="FFFFFF"/>
-                            </a:solidFill>
-                            <a:ln w="9525">
-                              <a:noFill/>
-                              <a:miter lim="800000"/>
-                              <a:headEnd/>
-                              <a:tailEnd/>
-                            </a:ln>
-                          </wps:spPr>
-                          <wps:txbx>
-                            <w:txbxContent>
-                              <w:tbl>
-                                <w:tblPr>
-                                  <w:tblStyle w:val="Tabellenraster"/>
-                                  <w:tblW w:w="0" w:type="auto"/>
-                                  <w:tblInd w:w="-147" w:type="dxa"/>
-                                  <w:tblBorders>
-                                    <w:top w:val="none" w:sz="0" w:space="0" w:color="auto"/>
-                                    <w:left w:val="none" w:sz="0" w:space="0" w:color="auto"/>
-                                    <w:bottom w:val="none" w:sz="0" w:space="0" w:color="auto"/>
-                                    <w:right w:val="none" w:sz="0" w:space="0" w:color="auto"/>
-                                    <w:insideH w:val="none" w:sz="0" w:space="0" w:color="auto"/>
-                                    <w:insideV w:val="none" w:sz="0" w:space="0" w:color="auto"/>
-                                  </w:tblBorders>
-                                  <w:tblLook w:val="04A0" w:firstRow="1" w:lastRow="0" w:firstColumn="1" w:lastColumn="0" w:noHBand="0" w:noVBand="1"/>
-                                </w:tblPr>
-                                <w:tblGrid>
-                                  <w:gridCol w:w="2326"/>
-                                  <w:gridCol w:w="853"/>
-                                </w:tblGrid>
-                                <w:tr>
-                                  <w:tc>
-                                    <w:tcPr>
-                                      <w:tcW w:w="2605" w:type="dxa"/>
-                                    </w:tcPr>
-                                    <w:p>
-                                      <w:pPr>
-                                        <w:spacing w:line="259" w:lineRule="auto"/>
-                                        <w:rPr>
-                                          <w:rFonts w:cs="Arial"/>
-                                          <w:sz w:val="15"/>
-                                          <w:szCs w:val="15"/>
-                                          <w:lang w:eastAsia="en-US"/>
-                                        </w:rPr>
-                                      </w:pPr>
-                                      <w:r>
-                                        <w:rPr>
-                                          <w:rFonts w:cs="Arial"/>
-                                          <w:b/>
-                                          <w:sz w:val="15"/>
-                                          <w:szCs w:val="15"/>
-                                          <w:lang w:eastAsia="en-US"/>
-                                        </w:rPr>
-                                        <w:t>PD Dr. med</w:t>
-                                      </w:r>
-                                      <w:r>
-                                        <w:rPr>
-                                          <w:rFonts w:cs="Arial"/>
-                                          <w:b/>
-                                          <w:sz w:val="15"/>
-                                          <w:szCs w:val="15"/>
-                                          <w:lang w:eastAsia="en-US"/>
-                                        </w:rPr>
-                                        <w:t>.</w:t>
-                                      </w:r>
-                                      <w:r>
-                                        <w:rPr>
-                                          <w:rFonts w:cs="Arial"/>
-                                          <w:b/>
-                                          <w:sz w:val="15"/>
-                                          <w:szCs w:val="15"/>
-                                          <w:lang w:eastAsia="en-US"/>
-                                        </w:rPr>
-                                        <w:t xml:space="preserve"> Jan </w:t>
-                                      </w:r>
-                                      <w:proofErr w:type="spellStart"/>
-                                      <w:r>
-                                        <w:rPr>
-                                          <w:rFonts w:cs="Arial"/>
-                                          <w:b/>
-                                          <w:sz w:val="15"/>
-                                          <w:szCs w:val="15"/>
-                                          <w:lang w:eastAsia="en-US"/>
-                                        </w:rPr>
-                                        <w:t>Knierim</w:t>
-                                      </w:r>
-                                      <w:proofErr w:type="spellEnd"/>
-                                      <w:r>
-                                        <w:rPr>
-                                          <w:rFonts w:cs="Arial"/>
-                                          <w:b/>
-                                          <w:sz w:val="15"/>
-                                          <w:szCs w:val="15"/>
-                                          <w:lang w:eastAsia="en-US"/>
-                                        </w:rPr>
-                                        <w:br/>
-                                      </w:r>
-                                      <w:r>
-                                        <w:rPr>
-                                          <w:rFonts w:cs="Arial"/>
-                                          <w:sz w:val="15"/>
-                                          <w:szCs w:val="15"/>
-                                          <w:lang w:eastAsia="en-US"/>
-                                        </w:rPr>
-                                        <w:t>Chefarzt und Ärztlicher Direktor</w:t>
-                                      </w:r>
-                                    </w:p>
-                                  </w:tc>
-                                  <w:tc>
-                                    <w:tcPr>
-                                      <w:tcW w:w="969" w:type="dxa"/>
-                                    </w:tcPr>
-                                    <w:p>
-                                      <w:pPr>
-                                        <w:spacing w:line="259" w:lineRule="auto"/>
-                                        <w:rPr>
-                                          <w:rFonts w:cs="Arial"/>
-                                          <w:sz w:val="15"/>
-                                          <w:szCs w:val="15"/>
-                                          <w:lang w:eastAsia="en-US"/>
-                                        </w:rPr>
-                                      </w:pPr>
-                                    </w:p>
-                                  </w:tc>
-                                </w:tr>
-                              </w:tbl>
-                              <w:p>
-                                <w:pPr>
-                                  <w:rPr>
-                                    <w:rFonts w:cs="Arial"/>
-                                    <w:sz w:val="15"/>
-                                    <w:szCs w:val="15"/>
-                                  </w:rPr>
-                                </w:pPr>
-                              </w:p>
-                              <w:tbl>
-                                <w:tblPr>
-                                  <w:tblStyle w:val="Tabellenraster"/>
-                                  <w:tblW w:w="4638" w:type="dxa"/>
-                                  <w:tblInd w:w="-147" w:type="dxa"/>
-                                  <w:tblBorders>
-                                    <w:top w:val="none" w:sz="0" w:space="0" w:color="auto"/>
-                                    <w:left w:val="none" w:sz="0" w:space="0" w:color="auto"/>
-                                    <w:bottom w:val="none" w:sz="0" w:space="0" w:color="auto"/>
-                                    <w:right w:val="none" w:sz="0" w:space="0" w:color="auto"/>
-                                    <w:insideH w:val="none" w:sz="0" w:space="0" w:color="auto"/>
-                                    <w:insideV w:val="none" w:sz="0" w:space="0" w:color="auto"/>
-                                  </w:tblBorders>
-                                  <w:tblLook w:val="04A0" w:firstRow="1" w:lastRow="0" w:firstColumn="1" w:lastColumn="0" w:noHBand="0" w:noVBand="1"/>
-                                </w:tblPr>
-                                <w:tblGrid>
-                                  <w:gridCol w:w="851"/>
-                                  <w:gridCol w:w="3787"/>
-                                </w:tblGrid>
-                                <w:tr>
-                                  <w:tc>
-                                    <w:tcPr>
-                                      <w:tcW w:w="851" w:type="dxa"/>
-                                    </w:tcPr>
-                                    <w:p>
-                                      <w:pPr>
-                                        <w:spacing w:line="259" w:lineRule="auto"/>
-                                        <w:rPr>
-                                          <w:rFonts w:cs="Arial"/>
-                                          <w:sz w:val="15"/>
-                                          <w:szCs w:val="15"/>
-                                          <w:lang w:eastAsia="en-US"/>
-                                        </w:rPr>
-                                      </w:pPr>
-                                      <w:r>
-                                        <w:rPr>
-                                          <w:rFonts w:cs="Arial"/>
-                                          <w:sz w:val="15"/>
-                                          <w:szCs w:val="15"/>
-                                          <w:lang w:eastAsia="en-US"/>
-                                        </w:rPr>
-                                        <w:t>Telefon:</w:t>
-                                      </w:r>
-                                    </w:p>
-                                  </w:tc>
-                                  <w:tc>
-                                    <w:tcPr>
-                                      <w:tcW w:w="3787" w:type="dxa"/>
-                                    </w:tcPr>
-                                    <w:p>
-                                      <w:pPr>
-                                        <w:spacing w:line="259" w:lineRule="auto"/>
-                                        <w:rPr>
-                                          <w:rFonts w:cs="Arial"/>
-                                          <w:sz w:val="15"/>
-                                          <w:szCs w:val="15"/>
-                                          <w:lang w:eastAsia="en-US"/>
-                                        </w:rPr>
-                                      </w:pPr>
-                                      <w:r>
-                                        <w:rPr>
-                                          <w:rFonts w:cs="Arial"/>
-                                          <w:sz w:val="15"/>
-                                          <w:szCs w:val="15"/>
-                                          <w:lang w:eastAsia="en-US"/>
-                                        </w:rPr>
-                                        <w:t>+49 (0)30 30008-125</w:t>
-                                      </w:r>
-                                    </w:p>
-                                  </w:tc>
-                                </w:tr>
-                                <w:tr>
-                                  <w:tc>
-                                    <w:tcPr>
-                                      <w:tcW w:w="851" w:type="dxa"/>
-                                    </w:tcPr>
-                                    <w:p>
-                                      <w:pPr>
-                                        <w:spacing w:line="259" w:lineRule="auto"/>
-                                        <w:rPr>
-                                          <w:rFonts w:cs="Arial"/>
-                                          <w:sz w:val="15"/>
-                                          <w:szCs w:val="15"/>
-                                          <w:lang w:eastAsia="en-US"/>
-                                        </w:rPr>
-                                      </w:pPr>
-                                      <w:r>
-                                        <w:rPr>
-                                          <w:rFonts w:cs="Arial"/>
-                                          <w:sz w:val="15"/>
-                                          <w:szCs w:val="15"/>
-                                          <w:lang w:eastAsia="en-US"/>
-                                        </w:rPr>
-                                        <w:t xml:space="preserve">Telefax: </w:t>
-                                      </w:r>
-                                    </w:p>
-                                    <w:p>
-                                      <w:pPr>
-                                        <w:spacing w:line="259" w:lineRule="auto"/>
-                                        <w:rPr>
-                                          <w:rFonts w:cs="Arial"/>
-                                          <w:sz w:val="15"/>
-                                          <w:szCs w:val="15"/>
-                                          <w:lang w:eastAsia="en-US"/>
-                                        </w:rPr>
-                                      </w:pPr>
-                                      <w:r>
-                                        <w:rPr>
-                                          <w:rFonts w:cs="Arial"/>
-                                          <w:sz w:val="15"/>
-                                          <w:szCs w:val="15"/>
-                                          <w:lang w:eastAsia="en-US"/>
-                                        </w:rPr>
-                                        <w:t>E-Mail:</w:t>
-                                      </w:r>
-                                    </w:p>
-                                  </w:tc>
-                                  <w:tc>
-                                    <w:tcPr>
-                                      <w:tcW w:w="3787" w:type="dxa"/>
-                                    </w:tcPr>
-                                    <w:p>
-                                      <w:pPr>
-                                        <w:spacing w:line="259" w:lineRule="auto"/>
-                                        <w:rPr>
-                                          <w:rFonts w:cs="Arial"/>
-                                          <w:sz w:val="15"/>
-                                          <w:szCs w:val="15"/>
-                                          <w:lang w:eastAsia="en-US"/>
-                                        </w:rPr>
-                                      </w:pPr>
-                                      <w:r>
-                                        <w:rPr>
-                                          <w:rFonts w:cs="Arial"/>
-                                          <w:sz w:val="15"/>
-                                          <w:szCs w:val="15"/>
-                                          <w:lang w:eastAsia="en-US"/>
-                                        </w:rPr>
-                                        <w:t>+49 (0)30 30008-672</w:t>
-                                      </w:r>
-                                      <w:r>
-                                        <w:rPr>
-                                          <w:rFonts w:cs="Arial"/>
-                                          <w:sz w:val="15"/>
-                                          <w:szCs w:val="15"/>
-                                          <w:lang w:eastAsia="en-US"/>
-                                        </w:rPr>
-                                        <w:br/>
-                                      </w:r>
-                                      <w:hyperlink r:id="rId7" w:history="1">
-                                        <w:r>
-                                          <w:rPr>
-                                            <w:rStyle w:val="Hyperlink"/>
-                                            <w:sz w:val="15"/>
-                                            <w:szCs w:val="15"/>
-                                            <w:lang w:val="en-GB"/>
-                                          </w:rPr>
-                                          <w:t xml:space="preserve">jan.knierim@sana.de </w:t>
-                                        </w:r>
-                                      </w:hyperlink>
-                                    </w:p>
-                                    <w:p>
-                                      <w:pPr>
-                                        <w:spacing w:line="259" w:lineRule="auto"/>
-                                        <w:rPr>
-                                          <w:rFonts w:cs="Arial"/>
-                                          <w:sz w:val="15"/>
-                                          <w:szCs w:val="15"/>
-                                          <w:lang w:eastAsia="en-US"/>
-                                        </w:rPr>
-                                      </w:pPr>
-                                    </w:p>
-                                  </w:tc>
-                                </w:tr>
-                              </w:tbl>
-                              <w:p>
-                                <w:pPr>
-                                  <w:rPr>
-                                    <w:rFonts w:cs="Arial"/>
-                                    <w:sz w:val="15"/>
-                                    <w:szCs w:val="15"/>
-                                  </w:rPr>
-                                </w:pPr>
-                              </w:p>
-                              <w:tbl>
-                                <w:tblPr>
-                                  <w:tblStyle w:val="Tabellenraster"/>
-                                  <w:tblW w:w="0" w:type="auto"/>
-                                  <w:tblInd w:w="-147" w:type="dxa"/>
-                                  <w:tblBorders>
-                                    <w:top w:val="none" w:sz="0" w:space="0" w:color="auto"/>
-                                    <w:left w:val="none" w:sz="0" w:space="0" w:color="auto"/>
-                                    <w:bottom w:val="none" w:sz="0" w:space="0" w:color="auto"/>
-                                    <w:right w:val="none" w:sz="0" w:space="0" w:color="auto"/>
-                                    <w:insideH w:val="none" w:sz="0" w:space="0" w:color="auto"/>
-                                    <w:insideV w:val="none" w:sz="0" w:space="0" w:color="auto"/>
-                                  </w:tblBorders>
-                                  <w:tblLook w:val="04A0" w:firstRow="1" w:lastRow="0" w:firstColumn="1" w:lastColumn="0" w:noHBand="0" w:noVBand="1"/>
-                                </w:tblPr>
-                                <w:tblGrid>
-                                  <w:gridCol w:w="1702"/>
-                                  <w:gridCol w:w="500"/>
-                                  <w:gridCol w:w="967"/>
-                                </w:tblGrid>
-                                <w:tr>
-                                  <w:tc>
-                                    <w:tcPr>
-                                      <w:tcW w:w="1702" w:type="dxa"/>
-                                    </w:tcPr>
-                                    <w:p>
-                                      <w:pPr>
-                                        <w:pStyle w:val="Logo"/>
-                                      </w:pPr>
-                                      <w:r>
-                                        <w:rPr>
-                                          <w:rFonts w:cs="Arial"/>
-                                          <w:sz w:val="15"/>
-                                          <w:szCs w:val="15"/>
-                                          <w:lang w:eastAsia="en-US"/>
-                                        </w:rPr>
-                                        <w:t xml:space="preserve">Berlin, </w:t>
-                                      </w:r>
-                                      <w:bookmarkStart w:id="1" w:name="AUTODATE"/>
-                                      <w:r>
-                                        <w:rPr>
-                                          <w:rFonts w:cs="Arial"/>
-                                          <w:sz w:val="15"/>
-                                          <w:szCs w:val="15"/>
-                                          <w:lang w:eastAsia="en-US"/>
-                                        </w:rPr>
-                                        <w:t>03.06.2026</w:t>
-                                      </w:r>
-                                      <w:bookmarkEnd w:id="1"/>
-                                      <w:r>
-                                        <w:rPr>
-                                          <w:rFonts w:cs="Arial"/>
-                                          <w:color w:val="FFFFFF" w:themeColor="background1"/>
-                                          <w:sz w:val="15"/>
-                                          <w:szCs w:val="15"/>
-                                          <w:lang w:eastAsia="en-US"/>
-                                        </w:rPr>
-                                        <w:t>[X]]]</w:t>
-                                      </w:r>
-                                      <w:r>
-                                        <w:rPr>
-                                          <w:rFonts w:cs="Arial"/>
-                                          <w:sz w:val="15"/>
-                                          <w:szCs w:val="15"/>
-                                          <w:lang w:eastAsia="en-US"/>
-                                        </w:rPr>
-                                        <w:fldChar w:fldCharType="begin"/>
-                                      </w:r>
-                                      <w:r>
-                                        <w:rPr>
-                                          <w:rFonts w:cs="Arial"/>
-                                          <w:sz w:val="15"/>
-                                          <w:szCs w:val="15"/>
-                                          <w:lang w:eastAsia="en-US"/>
-                                        </w:rPr>
-                                        <w:instrText xml:space="preserve"> CREATEDDATE </w:instrText>
-                                      </w:r>
-                                      <w:r>
-                                        <w:rPr>
-                                          <w:rFonts w:cs="Arial"/>
-                                          <w:sz w:val="15"/>
-                                          <w:szCs w:val="15"/>
-                                          <w:lang w:eastAsia="en-US"/>
-                                        </w:rPr>
-                                        <w:fldChar w:fldCharType="end"/>
-                                      </w:r>
-                                      <w:r>
-                                        <w:rPr>
-                                          <w:sz w:val="15"/>
-                                          <w:szCs w:val="15"/>
-                                        </w:rPr>
-                                        <w:fldChar w:fldCharType="begin"/>
-                                      </w:r>
-                                      <w:r>
-                                        <w:rPr>
-                                          <w:sz w:val="15"/>
-                                          <w:szCs w:val="15"/>
-                                        </w:rPr>
-                                        <w:instrText xml:space="preserve">  </w:instrText>
-                                      </w:r>
-                                      <w:r>
-                                        <w:rPr>
-                                          <w:sz w:val="15"/>
-                                          <w:szCs w:val="15"/>
-                                        </w:rPr>
-                                        <w:fldChar w:fldCharType="end"/>
-                                      </w:r>
-                                    </w:p>
-                                  </w:tc>
-                                  <w:tc>
-                                    <w:tcPr>
-                                      <w:tcW w:w="500" w:type="dxa"/>
-                                    </w:tcPr>
-                                    <w:p>
-                                      <w:pPr>
-                                        <w:jc w:val="right"/>
-                                        <w:rPr>
-                                          <w:sz w:val="15"/>
-                                          <w:szCs w:val="15"/>
-                                        </w:rPr>
-                                      </w:pPr>
-                                    </w:p>
-                                  </w:tc>
-                                  <w:tc>
-                                    <w:tcPr>
-                                      <w:tcW w:w="967" w:type="dxa"/>
-                                    </w:tcPr>
-                                    <w:p>
-                                      <w:pPr>
-                                        <w:jc w:val="right"/>
-                                        <w:rPr>
-                                          <w:sz w:val="15"/>
-                                          <w:szCs w:val="15"/>
-                                        </w:rPr>
-                                      </w:pPr>
-                                    </w:p>
-                                  </w:tc>
-                                </w:tr>
-                              </w:tbl>
-                              <w:p>
-                                <w:pPr>
-                                  <w:rPr>
-                                    <w:rFonts w:cs="Arial"/>
-                                    <w:sz w:val="16"/>
-                                    <w:szCs w:val="20"/>
-                                  </w:rPr>
-                                </w:pPr>
-                              </w:p>
-                            </w:txbxContent>
-                          </wps:txbx>
-                          <wps:bodyPr rot="0" vert="horz" wrap="square" lIns="91440" tIns="45720" rIns="91440" bIns="45720" anchor="t" anchorCtr="0">
-                            <a:noAutofit/>
-                          </wps:bodyPr>
-                        </wps:wsp>
-                      </a:graphicData>
-                    </a:graphic>
-                    <wp14:sizeRelH relativeFrom="margin">
-                      <wp14:pctWidth>0</wp14:pctWidth>
-                    </wp14:sizeRelH>
-                    <wp14:sizeRelV relativeFrom="margin">
-                      <wp14:pctHeight>0</wp14:pctHeight>
-                    </wp14:sizeRelV>
-                  </wp:anchor>
-                </w:drawing>
-              </mc:Choice>
-              <mc:Fallback>
-                <w:pict>
-                  <v:shapetype w14:anchorId="7970A757" id="_x0000_t202" coordsize="21600,21600" o:spt="202" path="m,l,21600r21600,l21600,xe">
-                    <v:stroke joinstyle="miter"/>
-                    <v:path gradientshapeok="t" o:connecttype="rect"/>
-                  </v:shapetype>
-                  <v:shape id="Textfeld 2" o:spid="_x0000_s1026" type="#_x0000_t202" style="position:absolute;left:0;text-align:left;margin-left:426.2pt;margin-top:125.55pt;width:166.7pt;height:147.1pt;z-index:251659264;visibility:visible;mso-wrap-style:square;mso-width-percent:0;mso-height-percent:0;mso-wrap-distance-left:9pt;mso-wrap-distance-top:3.6pt;mso-wrap-distance-right:9pt;mso-wrap-distance-bottom:3.6pt;mso-position-horizontal:absolute;mso-position-horizontal-relative:page;mso-position-vertical:absolute;mso-position-vertical-relative:page;mso-width-percent:0;mso-height-percent:0;mso-width-relative:margin;mso-height-relative:margin;v-text-anchor:top" o:gfxdata="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" stroked="f">
-                    <v:textbox>
-                      <w:txbxContent>
-                        <w:tbl>
-                          <w:tblPr>
-                            <w:tblStyle w:val="Tabellenraster"/>
-                            <w:tblW w:w="0" w:type="auto"/>
-                            <w:tblInd w:w="-147" w:type="dxa"/>
-                            <w:tblBorders>
-                              <w:top w:val="none" w:sz="0" w:space="0" w:color="auto"/>
-                              <w:left w:val="none" w:sz="0" w:space="0" w:color="auto"/>
-                              <w:bottom w:val="none" w:sz="0" w:space="0" w:color="auto"/>
-                              <w:right w:val="none" w:sz="0" w:space="0" w:color="auto"/>
-                              <w:insideH w:val="none" w:sz="0" w:space="0" w:color="auto"/>
-                              <w:insideV w:val="none" w:sz="0" w:space="0" w:color="auto"/>
-                            </w:tblBorders>
-                            <w:tblLook w:val="04A0" w:firstRow="1" w:lastRow="0" w:firstColumn="1" w:lastColumn="0" w:noHBand="0" w:noVBand="1"/>
-                          </w:tblPr>
-                          <w:tblGrid>
-                            <w:gridCol w:w="2326"/>
-                            <w:gridCol w:w="853"/>
-                          </w:tblGrid>
-                          <w:tr>
-                            <w:tc>
-                              <w:tcPr>
-                                <w:tcW w:w="2605" w:type="dxa"/>
-                              </w:tcPr>
-                              <w:p>
-                                <w:pPr>
-                                  <w:spacing w:line="259" w:lineRule="auto"/>
-                                  <w:rPr>
-                                    <w:rFonts w:cs="Arial"/>
-                                    <w:sz w:val="15"/>
-                                    <w:szCs w:val="15"/>
-                                    <w:lang w:eastAsia="en-US"/>
-                                  </w:rPr>
-                                </w:pPr>
-                                <w:r>
-                                  <w:rPr>
-                                    <w:rFonts w:cs="Arial"/>
-                                    <w:b/>
-                                    <w:sz w:val="15"/>
-                                    <w:szCs w:val="15"/>
-                                    <w:lang w:eastAsia="en-US"/>
-                                  </w:rPr>
-                                  <w:t>PD Dr. med</w:t>
-                                </w:r>
-                                <w:r>
-                                  <w:rPr>
-                                    <w:rFonts w:cs="Arial"/>
-                                    <w:b/>
-                                    <w:sz w:val="15"/>
-                                    <w:szCs w:val="15"/>
-                                    <w:lang w:eastAsia="en-US"/>
-                                  </w:rPr>
-                                  <w:t>.</w:t>
-                                </w:r>
-                                <w:r>
-                                  <w:rPr>
-                                    <w:rFonts w:cs="Arial"/>
-                                    <w:b/>
-                                    <w:sz w:val="15"/>
-                                    <w:szCs w:val="15"/>
-                                    <w:lang w:eastAsia="en-US"/>
-                                  </w:rPr>
-                                  <w:t xml:space="preserve"> Jan </w:t>
-                                </w:r>
-                                <w:proofErr w:type="spellStart"/>
-                                <w:r>
-                                  <w:rPr>
-                                    <w:rFonts w:cs="Arial"/>
-                                    <w:b/>
-                                    <w:sz w:val="15"/>
-                                    <w:szCs w:val="15"/>
-                                    <w:lang w:eastAsia="en-US"/>
-                                  </w:rPr>
-                                  <w:t>Knierim</w:t>
-                                </w:r>
-                                <w:proofErr w:type="spellEnd"/>
-                                <w:r>
-                                  <w:rPr>
-                                    <w:rFonts w:cs="Arial"/>
-                                    <w:b/>
-                                    <w:sz w:val="15"/>
-                                    <w:szCs w:val="15"/>
-                                    <w:lang w:eastAsia="en-US"/>
-                                  </w:rPr>
-                                  <w:br/>
-                                </w:r>
-                                <w:r>
-                                  <w:rPr>
-                                    <w:rFonts w:cs="Arial"/>
-                                    <w:sz w:val="15"/>
-                                    <w:szCs w:val="15"/>
-                                    <w:lang w:eastAsia="en-US"/>
-                                  </w:rPr>
-                                  <w:t>Chefarzt und Ärztlicher Direktor</w:t>
-                                </w:r>
-                              </w:p>
-                            </w:tc>
-                            <w:tc>
-                              <w:tcPr>
-                                <w:tcW w:w="969" w:type="dxa"/>
-                              </w:tcPr>
-                              <w:p>
-                                <w:pPr>
-                                  <w:spacing w:line="259" w:lineRule="auto"/>
-                                  <w:rPr>
-                                    <w:rFonts w:cs="Arial"/>
-                                    <w:sz w:val="15"/>
-                                    <w:szCs w:val="15"/>
-                                    <w:lang w:eastAsia="en-US"/>
-                                  </w:rPr>
-                                </w:pPr>
-                              </w:p>
-                            </w:tc>
-                          </w:tr>
-                        </w:tbl>
-                        <w:p>
-                          <w:pPr>
-                            <w:rPr>
-                              <w:rFonts w:cs="Arial"/>
-                              <w:sz w:val="15"/>
-                              <w:szCs w:val="15"/>
-                            </w:rPr>
-                          </w:pPr>
-                        </w:p>
-                        <w:tbl>
-                          <w:tblPr>
-                            <w:tblStyle w:val="Tabellenraster"/>
-                            <w:tblW w:w="4638" w:type="dxa"/>
-                            <w:tblInd w:w="-147" w:type="dxa"/>
-                            <w:tblBorders>
-                              <w:top w:val="none" w:sz="0" w:space="0" w:color="auto"/>
-                              <w:left w:val="none" w:sz="0" w:space="0" w:color="auto"/>
-                              <w:bottom w:val="none" w:sz="0" w:space="0" w:color="auto"/>
-                              <w:right w:val="none" w:sz="0" w:space="0" w:color="auto"/>
-                              <w:insideH w:val="none" w:sz="0" w:space="0" w:color="auto"/>
-                              <w:insideV w:val="none" w:sz="0" w:space="0" w:color="auto"/>
-                            </w:tblBorders>
-                            <w:tblLook w:val="04A0" w:firstRow="1" w:lastRow="0" w:firstColumn="1" w:lastColumn="0" w:noHBand="0" w:noVBand="1"/>
-                          </w:tblPr>
-                          <w:tblGrid>
-                            <w:gridCol w:w="851"/>
-                            <w:gridCol w:w="3787"/>
-                          </w:tblGrid>
-                          <w:tr>
-                            <w:tc>
-                              <w:tcPr>
-                                <w:tcW w:w="851" w:type="dxa"/>
-                              </w:tcPr>
-                              <w:p>
-                                <w:pPr>
-                                  <w:spacing w:line="259" w:lineRule="auto"/>
-                                  <w:rPr>
-                                    <w:rFonts w:cs="Arial"/>
-                                    <w:sz w:val="15"/>
-                                    <w:szCs w:val="15"/>
-                                    <w:lang w:eastAsia="en-US"/>
-                                  </w:rPr>
-                                </w:pPr>
-                                <w:r>
-                                  <w:rPr>
-                                    <w:rFonts w:cs="Arial"/>
-                                    <w:sz w:val="15"/>
-                                    <w:szCs w:val="15"/>
-                                    <w:lang w:eastAsia="en-US"/>
-                                  </w:rPr>
-                                  <w:t>Telefon:</w:t>
-                                </w:r>
-                              </w:p>
-                            </w:tc>
-                            <w:tc>
-                              <w:tcPr>
-                                <w:tcW w:w="3787" w:type="dxa"/>
-                              </w:tcPr>
-                              <w:p>
-                                <w:pPr>
-                                  <w:spacing w:line="259" w:lineRule="auto"/>
-                                  <w:rPr>
-                                    <w:rFonts w:cs="Arial"/>
-                                    <w:sz w:val="15"/>
-                                    <w:szCs w:val="15"/>
-                                    <w:lang w:eastAsia="en-US"/>
-                                  </w:rPr>
-                                </w:pPr>
-                                <w:r>
-                                  <w:rPr>
-                                    <w:rFonts w:cs="Arial"/>
-                                    <w:sz w:val="15"/>
-                                    <w:szCs w:val="15"/>
-                                    <w:lang w:eastAsia="en-US"/>
-                                  </w:rPr>
-                                  <w:t>+49 (0)30 30008-125</w:t>
-                                </w:r>
-                              </w:p>
-                            </w:tc>
-                          </w:tr>
-                          <w:tr>
-                            <w:tc>
-                              <w:tcPr>
-                                <w:tcW w:w="851" w:type="dxa"/>
-                              </w:tcPr>
-                              <w:p>
-                                <w:pPr>
-                                  <w:spacing w:line="259" w:lineRule="auto"/>
-                                  <w:rPr>
-                                    <w:rFonts w:cs="Arial"/>
-                                    <w:sz w:val="15"/>
-                                    <w:szCs w:val="15"/>
-                                    <w:lang w:eastAsia="en-US"/>
-                                  </w:rPr>
-                                </w:pPr>
-                                <w:r>
-                                  <w:rPr>
-                                    <w:rFonts w:cs="Arial"/>
-                                    <w:sz w:val="15"/>
-                                    <w:szCs w:val="15"/>
-                                    <w:lang w:eastAsia="en-US"/>
-                                  </w:rPr>
-                                  <w:t xml:space="preserve">Telefax: </w:t>
-                                </w:r>
-                              </w:p>
-                              <w:p>
-                                <w:pPr>
-                                  <w:spacing w:line="259" w:lineRule="auto"/>
-                                  <w:rPr>
-                                    <w:rFonts w:cs="Arial"/>
-                                    <w:sz w:val="15"/>
-                                    <w:szCs w:val="15"/>
-                                    <w:lang w:eastAsia="en-US"/>
-                                  </w:rPr>
-                                </w:pPr>
-                                <w:r>
-                                  <w:rPr>
-                                    <w:rFonts w:cs="Arial"/>
-                                    <w:sz w:val="15"/>
-                                    <w:szCs w:val="15"/>
-                                    <w:lang w:eastAsia="en-US"/>
-                                  </w:rPr>
-                                  <w:t>E-Mail:</w:t>
-                                </w:r>
-                              </w:p>
-                            </w:tc>
-                            <w:tc>
-                              <w:tcPr>
-                                <w:tcW w:w="3787" w:type="dxa"/>
-                              </w:tcPr>
-                              <w:p>
-                                <w:pPr>
-                                  <w:spacing w:line="259" w:lineRule="auto"/>
-                                  <w:rPr>
-                                    <w:rFonts w:cs="Arial"/>
-                                    <w:sz w:val="15"/>
-                                    <w:szCs w:val="15"/>
-                                    <w:lang w:eastAsia="en-US"/>
-                                  </w:rPr>
-                                </w:pPr>
-                                <w:r>
-                                  <w:rPr>
-                                    <w:rFonts w:cs="Arial"/>
-                                    <w:sz w:val="15"/>
-                                    <w:szCs w:val="15"/>
-                                    <w:lang w:eastAsia="en-US"/>
-                                  </w:rPr>
-                                  <w:t>+49 (0)30 30008-672</w:t>
-                                </w:r>
-                                <w:r>
-                                  <w:rPr>
-                                    <w:rFonts w:cs="Arial"/>
-                                    <w:sz w:val="15"/>
-                                    <w:szCs w:val="15"/>
-                                    <w:lang w:eastAsia="en-US"/>
-                                  </w:rPr>
-                                  <w:br/>
-                                </w:r>
-                                <w:hyperlink r:id="rId8" w:history="1">
+    <w:p>
+      <w:pPr>
+        <w:pStyle w:val="Logo"/>
+        <w:rPr>
+          <w:b/>
+        </w:rPr>
+      </w:pPr>
+      <w:r>
+        <w:rPr>
+          <w:b/>
+          <w:noProof/>
+        </w:rPr>
+        <mc:AlternateContent>
+          <mc:Choice Requires="wps">
+            <w:drawing>
+              <wp:anchor distT="45720" distB="45720" distL="114300" distR="114300" simplePos="0" relativeHeight="251657728" behindDoc="0" locked="0" layoutInCell="1" allowOverlap="1">
+                <wp:simplePos x="0" y="0"/>
+                <wp:positionH relativeFrom="page">
+                  <wp:posOffset>5570220</wp:posOffset>
+                </wp:positionH>
+                <wp:positionV relativeFrom="page">
+                  <wp:posOffset>1653540</wp:posOffset>
+                </wp:positionV>
+                <wp:extent cx="1965960" cy="1868170"/>
+                <wp:effectExtent l="0" t="0" r="0" b="0"/>
+                <wp:wrapNone/>
+                <wp:docPr id="217" name="Textfeld 2"/>
+                <wp:cNvGraphicFramePr>
+                  <a:graphicFrameLocks xmlns:a="http://schemas.openxmlformats.org/drawingml/2006/main"/>
+                </wp:cNvGraphicFramePr>
+                <a:graphic xmlns:a="http://schemas.openxmlformats.org/drawingml/2006/main">
+                  <a:graphicData uri="http://schemas.microsoft.com/office/word/2010/wordprocessingShape">
+                    <wps:wsp>
+                      <wps:cNvSpPr txBox="1">
+                        <a:spLocks noChangeArrowheads="1"/>
+                      </wps:cNvSpPr>
+                      <wps:spPr bwMode="auto">
+                        <a:xfrm>
+                          <a:off x="0" y="0"/>
+                          <a:ext cx="1965960" cy="1868170"/>
+                        </a:xfrm>
+                        <a:prstGeom prst="rect">
+                          <a:avLst/>
+                        </a:prstGeom>
+                        <a:solidFill>
+                          <a:srgbClr val="FFFFFF"/>
+                        </a:solidFill>
+                        <a:ln w="9525">
+                          <a:noFill/>
+                          <a:miter lim="800000"/>
+                          <a:headEnd/>
+                          <a:tailEnd/>
+                        </a:ln>
+                      </wps:spPr>
+                      <wps:txbx>
+                        <w:txbxContent>
+                          <w:tbl>
+                            <w:tblPr>
+                              <w:tblW w:w="0" w:type="auto"/>
+                              <w:tblInd w:w="-147" w:type="dxa"/>
+                              <w:tblLook w:val="04A0" w:firstRow="1" w:lastRow="0" w:firstColumn="1" w:lastColumn="0" w:noHBand="0" w:noVBand="1"/>
+                            </w:tblPr>
+                            <w:tblGrid>
+                              <w:gridCol w:w="2158"/>
+                              <w:gridCol w:w="783"/>
+                            </w:tblGrid>
+                            <w:tr>
+                              <w:tc>
+                                <w:tcPr>
+                                  <w:tcW w:w="2605" w:type="dxa"/>
+                                  <w:shd w:val="clear" w:color="auto" w:fill="auto"/>
+                                </w:tcPr>
+                                <w:p>
+                                  <w:pPr>
+                                    <w:spacing w:line="259" w:lineRule="auto"/>
+                                    <w:rPr>
+                                      <w:rFonts w:cs="Arial"/>
+                                      <w:sz w:val="15"/>
+                                      <w:szCs w:val="15"/>
+                                    </w:rPr>
+                                  </w:pPr>
                                   <w:r>
                                     <w:rPr>
-                                      <w:rStyle w:val="Hyperlink"/>
+                                      <w:rFonts w:cs="Arial"/>
+                                      <w:b/>
                                       <w:sz w:val="15"/>
                                       <w:szCs w:val="15"/>
-                                      <w:lang w:val="en-GB"/>
                                     </w:rPr>
-                                    <w:t xml:space="preserve">jan.knierim@sana.de </w:t>
+                                    <w:t xml:space="preserve">PD Dr. med. Jan </w:t>
                                   </w:r>
-                                </w:hyperlink>
-                              </w:p>
-                              <w:p>
-                                <w:pPr>
-                                  <w:spacing w:line="259" w:lineRule="auto"/>
-                                  <w:rPr>
-                                    <w:rFonts w:cs="Arial"/>
-                                    <w:sz w:val="15"/>
-                                    <w:szCs w:val="15"/>
-                                    <w:lang w:eastAsia="en-US"/>
-                                  </w:rPr>
-                                </w:pPr>
-                              </w:p>
-                            </w:tc>
-                          </w:tr>
-                        </w:tbl>
-                        <w:p>
-                          <w:pPr>
-                            <w:rPr>
-                              <w:rFonts w:cs="Arial"/>
-                              <w:sz w:val="15"/>
-                              <w:szCs w:val="15"/>
-                            </w:rPr>
-                          </w:pPr>
-                        </w:p>
-                        <w:tbl>
-                          <w:tblPr>
-                            <w:tblStyle w:val="Tabellenraster"/>
-                            <w:tblW w:w="0" w:type="auto"/>
-                            <w:tblInd w:w="-147" w:type="dxa"/>
-                            <w:tblBorders>
-                              <w:top w:val="none" w:sz="0" w:space="0" w:color="auto"/>
-                              <w:left w:val="none" w:sz="0" w:space="0" w:color="auto"/>
-                              <w:bottom w:val="none" w:sz="0" w:space="0" w:color="auto"/>
-                              <w:right w:val="none" w:sz="0" w:space="0" w:color="auto"/>
-                              <w:insideH w:val="none" w:sz="0" w:space="0" w:color="auto"/>
-                              <w:insideV w:val="none" w:sz="0" w:space="0" w:color="auto"/>
-                            </w:tblBorders>
-                            <w:tblLook w:val="04A0" w:firstRow="1" w:lastRow="0" w:firstColumn="1" w:lastColumn="0" w:noHBand="0" w:noVBand="1"/>
-                          </w:tblPr>
-                          <w:tblGrid>
-                            <w:gridCol w:w="1702"/>
-                            <w:gridCol w:w="500"/>
-                            <w:gridCol w:w="967"/>
-                          </w:tblGrid>
-                          <w:tr>
-                            <w:tc>
-                              <w:tcPr>
-                                <w:tcW w:w="1702" w:type="dxa"/>
-                              </w:tcPr>
-                              <w:p>
-                                <w:pPr>
-                                  <w:pStyle w:val="Logo"/>
-                                </w:pPr>
-                                <w:r>
-                                  <w:rPr>
-                                    <w:rFonts w:cs="Arial"/>
-                                    <w:sz w:val="15"/>
-                                    <w:szCs w:val="15"/>
-                                    <w:lang w:eastAsia="en-US"/>
-                                  </w:rPr>
-                                  <w:t xml:space="preserve">Berlin, </w:t>
-                                </w:r>
-                                <w:bookmarkStart w:id="2" w:name="AUTODATE"/>
-                                <w:r>
-                                  <w:rPr>
-                                    <w:rFonts w:cs="Arial"/>
-                                    <w:sz w:val="15"/>
-                                    <w:szCs w:val="15"/>
-                                    <w:lang w:eastAsia="en-US"/>
-                                  </w:rPr>
-                                  <w:t>03.06.2026</w:t>
-                                </w:r>
-                                <w:bookmarkEnd w:id="2"/>
-                                <w:r>
-                                  <w:rPr>
-                                    <w:rFonts w:cs="Arial"/>
-                                    <w:color w:val="FFFFFF" w:themeColor="background1"/>
-                                    <w:sz w:val="15"/>
-                                    <w:szCs w:val="15"/>
-                                    <w:lang w:eastAsia="en-US"/>
-                                  </w:rPr>
-                                  <w:t>[X]]]</w:t>
-                                </w:r>
-                                <w:r>
-                                  <w:rPr>
-                                    <w:rFonts w:cs="Arial"/>
-                                    <w:sz w:val="15"/>
-                                    <w:szCs w:val="15"/>
-                                    <w:lang w:eastAsia="en-US"/>
-                                  </w:rPr>
-                                  <w:fldChar w:fldCharType="begin"/>
-                                </w:r>
-                                <w:r>
-                                  <w:rPr>
-                                    <w:rFonts w:cs="Arial"/>
-                                    <w:sz w:val="15"/>
-                                    <w:szCs w:val="15"/>
-                                    <w:lang w:eastAsia="en-US"/>
-                                  </w:rPr>
-                                  <w:instrText xml:space="preserve"> CREATEDDATE </w:instrText>
-                                </w:r>
-                                <w:r>
-                                  <w:rPr>
-                                    <w:rFonts w:cs="Arial"/>
-                                    <w:sz w:val="15"/>
-                                    <w:szCs w:val="15"/>
-                                    <w:lang w:eastAsia="en-US"/>
-                                  </w:rPr>
-                                  <w:fldChar w:fldCharType="end"/>
-                                </w:r>
-                                <w:r>
-                                  <w:rPr>
-                                    <w:sz w:val="15"/>
-                                    <w:szCs w:val="15"/>
-                                  </w:rPr>
-                                  <w:fldChar w:fldCharType="begin"/>
-                                </w:r>
-                                <w:r>
-                                  <w:rPr>
-                                    <w:sz w:val="15"/>
-                                    <w:szCs w:val="15"/>
-                                  </w:rPr>
-                                  <w:instrText xml:space="preserve">  </w:instrText>
-                                </w:r>
-                                <w:r>
-                                  <w:rPr>
-                                    <w:sz w:val="15"/>
-                                    <w:szCs w:val="15"/>
-                                  </w:rPr>
-                                  <w:fldChar w:fldCharType="end"/>
-                                </w:r>
-                              </w:p>
-                            </w:tc>
-                            <w:tc>
-                              <w:tcPr>
-                                <w:tcW w:w="500" w:type="dxa"/>
-                              </w:tcPr>
-                              <w:p>
-                                <w:pPr>
-                                  <w:jc w:val="right"/>
-                                  <w:rPr>
-                                    <w:sz w:val="15"/>
-                                    <w:szCs w:val="15"/>
-                                  </w:rPr>
-                                </w:pPr>
-                              </w:p>
-                            </w:tc>
-                            <w:tc>
-                              <w:tcPr>
-                                <w:tcW w:w="967" w:type="dxa"/>
-                              </w:tcPr>
-                              <w:p>
-                                <w:pPr>
-                                  <w:jc w:val="right"/>
-                                  <w:rPr>
-                                    <w:sz w:val="15"/>
-                                    <w:szCs w:val="15"/>
-                                  </w:rPr>
-                                </w:pPr>
-                              </w:p>
-                            </w:tc>
-                          </w:tr>
-                        </w:tbl>
-                        <w:p>
-                          <w:pPr>
-                            <w:rPr>
-                              <w:rFonts w:cs="Arial"/>
-                              <w:sz w:val="16"/>
-                              <w:szCs w:val="20"/>
-                            </w:rPr>
-                          </w:pPr>
-                        </w:p>
-                      </w:txbxContent>
-                    </v:textbox>
-                    <w10:wrap anchorx="page" anchory="page"/>
-                  </v:shape>
-                </w:pict>
-              </mc:Fallback>
-            </mc:AlternateContent>
-          </w:r>
-        </w:p>
-        <w:p>
-          <w:pPr>
-            <w:pStyle w:val="Logo"/>
-            <w:sectPr>
-              <w:headerReference w:type="even" r:id="rId9"/>
-              <w:headerReference w:type="default" r:id="rId10"/>
-              <w:footerReference w:type="even" r:id="rId11"/>
-              <w:footerReference w:type="default" r:id="rId12"/>
-              <w:headerReference w:type="first" r:id="rId13"/>
-              <w:footerReference w:type="first" r:id="rId14"/>
-              <w:type w:val="continuous"/>
-              <w:pgSz w:w="11906" w:h="16838" w:code="9"/>
-              <w:pgMar w:top="2516" w:right="1418" w:bottom="1304" w:left="1418" w:header="709" w:footer="709" w:gutter="0"/>
-              <w:paperSrc w:first="1" w:other="2"/>
-              <w:cols w:space="709"/>
-              <w:titlePg/>
-              <w:docGrid w:linePitch="360"/>
-            </w:sectPr>
-          </w:pPr>
-          <w:r>
-            <w:t xml:space="preserve"> </w:t>
-          </w:r>
-        </w:p>
-        <w:p>
-          <w:pPr>
-            <w:pStyle w:val="Logo"/>
-          </w:pPr>
-          <w:r>
-            <w:t xml:space="preserve">   </w:t>
-          </w:r>
-        </w:p>
-      </w:sdtContent>
-    </w:sdt>
+                                  <w:proofErr w:type="spellStart"/>
+                                  <w:r>
+                                    <w:rPr>
+                                      <w:rFonts w:cs="Arial"/>
+                                      <w:b/>
+                                      <w:sz w:val="15"/>
+                                      <w:szCs w:val="15"/>
+                                    </w:rPr>
+                                    <w:t>Knierim</w:t>
+                                  </w:r>
+                                  <w:proofErr w:type="spellEnd"/>
+                                  <w:r>
+                                    <w:rPr>
+                                      <w:rFonts w:cs="Arial"/>
+                                      <w:b/>
+                                      <w:sz w:val="15"/>
+                                      <w:szCs w:val="15"/>
+                                    </w:rPr>
+                                    <w:br/>
+                                  </w:r>
+                                  <w:r>
+                                    <w:rPr>
+                                      <w:rFonts w:cs="Arial"/>
+                                      <w:sz w:val="15"/>
+                                      <w:szCs w:val="15"/>
+                                    </w:rPr>
+                                    <w:t>Chefarzt und Ärztlicher Direktor</w:t>
+                                  </w:r>
+                                </w:p>
+                              </w:tc>
+                              <w:tc>
+                                <w:tcPr>
+                                  <w:tcW w:w="969" w:type="dxa"/>
+                                  <w:shd w:val="clear" w:color="auto" w:fill="auto"/>
+                                </w:tcPr>
+                                <w:p>
+                                  <w:pPr>
+                                    <w:spacing w:line="259" w:lineRule="auto"/>
+                                    <w:rPr>
+                                      <w:rFonts w:cs="Arial"/>
+                                      <w:sz w:val="15"/>
+                                      <w:szCs w:val="15"/>
+                                    </w:rPr>
+                                  </w:pPr>
+                                </w:p>
+                              </w:tc>
+                            </w:tr>
+                          </w:tbl>
+                          <w:p>
+                            <w:pPr>
+                              <w:rPr>
+                                <w:rFonts w:cs="Arial"/>
+                                <w:sz w:val="15"/>
+                                <w:szCs w:val="15"/>
+                              </w:rPr>
+                            </w:pPr>
+                          </w:p>
+                          <w:tbl>
+                            <w:tblPr>
+                              <w:tblW w:w="4638" w:type="dxa"/>
+                              <w:tblInd w:w="-147" w:type="dxa"/>
+                              <w:tblLook w:val="04A0" w:firstRow="1" w:lastRow="0" w:firstColumn="1" w:lastColumn="0" w:noHBand="0" w:noVBand="1"/>
+                            </w:tblPr>
+                            <w:tblGrid>
+                              <w:gridCol w:w="851"/>
+                              <w:gridCol w:w="3787"/>
+                            </w:tblGrid>
+                            <w:tr>
+                              <w:tc>
+                                <w:tcPr>
+                                  <w:tcW w:w="851" w:type="dxa"/>
+                                  <w:shd w:val="clear" w:color="auto" w:fill="auto"/>
+                                </w:tcPr>
+                                <w:p>
+                                  <w:pPr>
+                                    <w:spacing w:line="259" w:lineRule="auto"/>
+                                    <w:rPr>
+                                      <w:rFonts w:cs="Arial"/>
+                                      <w:sz w:val="15"/>
+                                      <w:szCs w:val="15"/>
+                                    </w:rPr>
+                                  </w:pPr>
+                                  <w:r>
+                                    <w:rPr>
+                                      <w:rFonts w:cs="Arial"/>
+                                      <w:sz w:val="15"/>
+                                      <w:szCs w:val="15"/>
+                                    </w:rPr>
+                                    <w:t>Telefon:</w:t>
+                                  </w:r>
+                                </w:p>
+                              </w:tc>
+                              <w:tc>
+                                <w:tcPr>
+                                  <w:tcW w:w="3787" w:type="dxa"/>
+                                  <w:shd w:val="clear" w:color="auto" w:fill="auto"/>
+                                </w:tcPr>
+                                <w:p>
+                                  <w:pPr>
+                                    <w:spacing w:line="259" w:lineRule="auto"/>
+                                    <w:rPr>
+                                      <w:rFonts w:cs="Arial"/>
+                                      <w:sz w:val="15"/>
+                                      <w:szCs w:val="15"/>
+                                    </w:rPr>
+                                  </w:pPr>
+                                  <w:r>
+                                    <w:rPr>
+                                      <w:rFonts w:cs="Arial"/>
+                                      <w:sz w:val="15"/>
+                                      <w:szCs w:val="15"/>
+                                    </w:rPr>
+                                    <w:t>+49 (0)30 30008-125</w:t>
+                                  </w:r>
+                                </w:p>
+                              </w:tc>
+                            </w:tr>
+                            <w:tr>
+                              <w:tc>
+                                <w:tcPr>
+                                  <w:tcW w:w="851" w:type="dxa"/>
+                                  <w:shd w:val="clear" w:color="auto" w:fill="auto"/>
+                                </w:tcPr>
+                                <w:p>
+                                  <w:pPr>
+                                    <w:spacing w:line="259" w:lineRule="auto"/>
+                                    <w:rPr>
+                                      <w:rFonts w:cs="Arial"/>
+                                      <w:sz w:val="15"/>
+                                      <w:szCs w:val="15"/>
+                                    </w:rPr>
+                                  </w:pPr>
+                                  <w:r>
+                                    <w:rPr>
+                                      <w:rFonts w:cs="Arial"/>
+                                      <w:sz w:val="15"/>
+                                      <w:szCs w:val="15"/>
+                                    </w:rPr>
+                                    <w:t xml:space="preserve">Telefax: </w:t>
+                                  </w:r>
+                                </w:p>
+                                <w:p>
+                                  <w:pPr>
+                                    <w:spacing w:line="259" w:lineRule="auto"/>
+                                    <w:rPr>
+                                      <w:rFonts w:cs="Arial"/>
+                                      <w:sz w:val="15"/>
+                                      <w:szCs w:val="15"/>
+                                    </w:rPr>
+                                  </w:pPr>
+                                  <w:r>
+                                    <w:rPr>
+                                      <w:rFonts w:cs="Arial"/>
+                                      <w:sz w:val="15"/>
+                                      <w:szCs w:val="15"/>
+                                    </w:rPr>
+                                    <w:t>E-Mail:</w:t>
+                                  </w:r>
+                                </w:p>
+                              </w:tc>
+                              <w:tc>
+                                <w:tcPr>
+                                  <w:tcW w:w="3787" w:type="dxa"/>
+                                  <w:shd w:val="clear" w:color="auto" w:fill="auto"/>
+                                </w:tcPr>
+                                <w:p>
+                                  <w:pPr>
+                                    <w:spacing w:line="259" w:lineRule="auto"/>
+                                    <w:rPr>
+                                      <w:rFonts w:cs="Arial"/>
+                                      <w:sz w:val="15"/>
+                                      <w:szCs w:val="15"/>
+                                    </w:rPr>
+                                  </w:pPr>
+                                  <w:r>
+                                    <w:rPr>
+                                      <w:rFonts w:cs="Arial"/>
+                                      <w:sz w:val="15"/>
+                                      <w:szCs w:val="15"/>
+                                    </w:rPr>
+                                    <w:t>+49 (0)30 30008-672</w:t>
+                                  </w:r>
+                                  <w:r>
+                                    <w:rPr>
+                                      <w:rFonts w:cs="Arial"/>
+                                      <w:sz w:val="15"/>
+                                      <w:szCs w:val="15"/>
+                                    </w:rPr>
+                                    <w:br/>
+                                  </w:r>
+                                  <w:hyperlink r:id="rId7" w:history="1">
+                                    <w:r>
+                                      <w:rPr>
+                                        <w:rStyle w:val="Hyperlink"/>
+                                        <w:sz w:val="15"/>
+                                        <w:szCs w:val="15"/>
+                                        <w:lang w:val="en-GB" w:eastAsia="de-DE"/>
+                                      </w:rPr>
+                                      <w:t xml:space="preserve">jan.knierim@sana.de </w:t>
+                                    </w:r>
+                                  </w:hyperlink>
+                                </w:p>
+                                <w:p>
+                                  <w:pPr>
+                                    <w:spacing w:line="259" w:lineRule="auto"/>
+                                    <w:rPr>
+                                      <w:rFonts w:cs="Arial"/>
+                                      <w:sz w:val="15"/>
+                                      <w:szCs w:val="15"/>
+                                    </w:rPr>
+                                  </w:pPr>
+                                </w:p>
+                              </w:tc>
+                            </w:tr>
+                          </w:tbl>
+                          <w:p>
+                            <w:pPr>
+                              <w:rPr>
+                                <w:rFonts w:cs="Arial"/>
+                                <w:sz w:val="15"/>
+                                <w:szCs w:val="15"/>
+                              </w:rPr>
+                            </w:pPr>
+                            <w:r>
+                              <w:rPr>
+                                <w:rFonts w:cs="Arial"/>
+                                <w:sz w:val="15"/>
+                                <w:szCs w:val="15"/>
+                              </w:rPr>
+                              <w:t xml:space="preserve">Berlin,  </w:t>
+                            </w:r>
+                            <w:bookmarkStart w:id="0" w:name="AUTODATE"/>
+                            <w:proofErr w:type="spellStart"/>
+                            <w:r>
+                              <w:rPr>
+                                <w:rFonts w:cs="Arial"/>
+                                <w:sz w:val="15"/>
+                                <w:szCs w:val="15"/>
+                              </w:rPr>
+                              <w:t>dd.mm.yyyy</w:t>
+                            </w:r>
+                            <w:bookmarkEnd w:id="0"/>
+                            <w:proofErr w:type="spellEnd"/>
+                            <w:r>
+                              <w:rPr>
+                                <w:rFonts w:cs="Arial"/>
+                                <w:sz w:val="15"/>
+                                <w:szCs w:val="15"/>
+                              </w:rPr>
+                              <w:br/>
+                            </w:r>
+                          </w:p>
+                        </w:txbxContent>
+                      </wps:txbx>
+                      <wps:bodyPr rot="0" vert="horz" wrap="square" lIns="91440" tIns="45720" rIns="91440" bIns="45720" anchor="t" anchorCtr="0">
+                        <a:noAutofit/>
+                      </wps:bodyPr>
+                    </wps:wsp>
+                  </a:graphicData>
+                </a:graphic>
+                <wp14:sizeRelH relativeFrom="margin">
+                  <wp14:pctWidth>0</wp14:pctWidth>
+                </wp14:sizeRelH>
+                <wp14:sizeRelV relativeFrom="margin">
+                  <wp14:pctHeight>0</wp14:pctHeight>
+                </wp14:sizeRelV>
+              </wp:anchor>
+            </w:drawing>
+          </mc:Choice>
+          <mc:Fallback>
+            <w:pict>
+              <v:shapetype id="_x0000_t202" coordsize="21600,21600" o:spt="202" path="m,l,21600r21600,l21600,xe">
+                <v:stroke joinstyle="miter"/>
+                <v:path gradientshapeok="t" o:connecttype="rect"/>
+              </v:shapetype>
+              <v:shape id="Textfeld 2" o:spid="_x0000_s1026" type="#_x0000_t202" style="position:absolute;left:0;text-align:left;margin-left:438.6pt;margin-top:130.2pt;width:154.8pt;height:147.1pt;z-index:251657728;visibility:visible;mso-wrap-style:square;mso-width-percent:0;mso-height-percent:0;mso-wrap-distance-left:9pt;mso-wrap-distance-top:3.6pt;mso-wrap-distance-right:9pt;mso-wrap-distance-bottom:3.6pt;mso-position-horizontal:absolute;mso-position-horizontal-relative:page;mso-position-vertical:absolute;mso-position-vertical-relative:page;mso-width-percent:0;mso-height-percent:0;mso-width-relative:margin;mso-height-relative:margin;v-text-anchor:top" o:gfxdata="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" stroked="f">
+                <v:textbox>
+                  <w:txbxContent>
+                    <w:tbl>
+                      <w:tblPr>
+                        <w:tblW w:w="0" w:type="auto"/>
+                        <w:tblInd w:w="-147" w:type="dxa"/>
+                        <w:tblLook w:val="04A0" w:firstRow="1" w:lastRow="0" w:firstColumn="1" w:lastColumn="0" w:noHBand="0" w:noVBand="1"/>
+                      </w:tblPr>
+                      <w:tblGrid>
+                        <w:gridCol w:w="2158"/>
+                        <w:gridCol w:w="783"/>
+                      </w:tblGrid>
+                      <w:tr>
+                        <w:tc>
+                          <w:tcPr>
+                            <w:tcW w:w="2605" w:type="dxa"/>
+                            <w:shd w:val="clear" w:color="auto" w:fill="auto"/>
+                          </w:tcPr>
+                          <w:p>
+                            <w:pPr>
+                              <w:spacing w:line="259" w:lineRule="auto"/>
+                              <w:rPr>
+                                <w:rFonts w:cs="Arial"/>
+                                <w:sz w:val="15"/>
+                                <w:szCs w:val="15"/>
+                              </w:rPr>
+                            </w:pPr>
+                            <w:r>
+                              <w:rPr>
+                                <w:rFonts w:cs="Arial"/>
+                                <w:b/>
+                                <w:sz w:val="15"/>
+                                <w:szCs w:val="15"/>
+                              </w:rPr>
+                              <w:t xml:space="preserve">PD Dr. med. Jan </w:t>
+                            </w:r>
+                            <w:proofErr w:type="spellStart"/>
+                            <w:r>
+                              <w:rPr>
+                                <w:rFonts w:cs="Arial"/>
+                                <w:b/>
+                                <w:sz w:val="15"/>
+                                <w:szCs w:val="15"/>
+                              </w:rPr>
+                              <w:t>Knierim</w:t>
+                            </w:r>
+                            <w:proofErr w:type="spellEnd"/>
+                            <w:r>
+                              <w:rPr>
+                                <w:rFonts w:cs="Arial"/>
+                                <w:b/>
+                                <w:sz w:val="15"/>
+                                <w:szCs w:val="15"/>
+                              </w:rPr>
+                              <w:br/>
+                            </w:r>
+                            <w:r>
+                              <w:rPr>
+                                <w:rFonts w:cs="Arial"/>
+                                <w:sz w:val="15"/>
+                                <w:szCs w:val="15"/>
+                              </w:rPr>
+                              <w:t>Chefarzt und Ärztlicher Direktor</w:t>
+                            </w:r>
+                          </w:p>
+                        </w:tc>
+                        <w:tc>
+                          <w:tcPr>
+                            <w:tcW w:w="969" w:type="dxa"/>
+                            <w:shd w:val="clear" w:color="auto" w:fill="auto"/>
+                          </w:tcPr>
+                          <w:p>
+                            <w:pPr>
+                              <w:spacing w:line="259" w:lineRule="auto"/>
+                              <w:rPr>
+                                <w:rFonts w:cs="Arial"/>
+                                <w:sz w:val="15"/>
+                                <w:szCs w:val="15"/>
+                              </w:rPr>
+                            </w:pPr>
+                          </w:p>
+                        </w:tc>
+                      </w:tr>
+                    </w:tbl>
+                    <w:p>
+                      <w:pPr>
+                        <w:rPr>
+                          <w:rFonts w:cs="Arial"/>
+                          <w:sz w:val="15"/>
+                          <w:szCs w:val="15"/>
+                        </w:rPr>
+                      </w:pPr>
+                    </w:p>
+                    <w:tbl>
+                      <w:tblPr>
+                        <w:tblW w:w="4638" w:type="dxa"/>
+                        <w:tblInd w:w="-147" w:type="dxa"/>
+                        <w:tblLook w:val="04A0" w:firstRow="1" w:lastRow="0" w:firstColumn="1" w:lastColumn="0" w:noHBand="0" w:noVBand="1"/>
+                      </w:tblPr>
+                      <w:tblGrid>
+                        <w:gridCol w:w="851"/>
+                        <w:gridCol w:w="3787"/>
+                      </w:tblGrid>
+                      <w:tr>
+                        <w:tc>
+                          <w:tcPr>
+                            <w:tcW w:w="851" w:type="dxa"/>
+                            <w:shd w:val="clear" w:color="auto" w:fill="auto"/>
+                          </w:tcPr>
+                          <w:p>
+                            <w:pPr>
+                              <w:spacing w:line="259" w:lineRule="auto"/>
+                              <w:rPr>
+                                <w:rFonts w:cs="Arial"/>
+                                <w:sz w:val="15"/>
+                                <w:szCs w:val="15"/>
+                              </w:rPr>
+                            </w:pPr>
+                            <w:r>
+                              <w:rPr>
+                                <w:rFonts w:cs="Arial"/>
+                                <w:sz w:val="15"/>
+                                <w:szCs w:val="15"/>
+                              </w:rPr>
+                              <w:t>Telefon:</w:t>
+                            </w:r>
+                          </w:p>
+                        </w:tc>
+                        <w:tc>
+                          <w:tcPr>
+                            <w:tcW w:w="3787" w:type="dxa"/>
+                            <w:shd w:val="clear" w:color="auto" w:fill="auto"/>
+                          </w:tcPr>
+                          <w:p>
+                            <w:pPr>
+                              <w:spacing w:line="259" w:lineRule="auto"/>
+                              <w:rPr>
+                                <w:rFonts w:cs="Arial"/>
+                                <w:sz w:val="15"/>
+                                <w:szCs w:val="15"/>
+                              </w:rPr>
+                            </w:pPr>
+                            <w:r>
+                              <w:rPr>
+                                <w:rFonts w:cs="Arial"/>
+                                <w:sz w:val="15"/>
+                                <w:szCs w:val="15"/>
+                              </w:rPr>
+                              <w:t>+49 (0)30 30008-125</w:t>
+                            </w:r>
+                          </w:p>
+                        </w:tc>
+                      </w:tr>
+                      <w:tr>
+                        <w:tc>
+                          <w:tcPr>
+                            <w:tcW w:w="851" w:type="dxa"/>
+                            <w:shd w:val="clear" w:color="auto" w:fill="auto"/>
+                          </w:tcPr>
+                          <w:p>
+                            <w:pPr>
+                              <w:spacing w:line="259" w:lineRule="auto"/>
+                              <w:rPr>
+                                <w:rFonts w:cs="Arial"/>
+                                <w:sz w:val="15"/>
+                                <w:szCs w:val="15"/>
+                              </w:rPr>
+                            </w:pPr>
+                            <w:r>
+                              <w:rPr>
+                                <w:rFonts w:cs="Arial"/>
+                                <w:sz w:val="15"/>
+                                <w:szCs w:val="15"/>
+                              </w:rPr>
+                              <w:t xml:space="preserve">Telefax: </w:t>
+                            </w:r>
+                          </w:p>
+                          <w:p>
+                            <w:pPr>
+                              <w:spacing w:line="259" w:lineRule="auto"/>
+                              <w:rPr>
+                                <w:rFonts w:cs="Arial"/>
+                                <w:sz w:val="15"/>
+                                <w:szCs w:val="15"/>
+                              </w:rPr>
+                            </w:pPr>
+                            <w:r>
+                              <w:rPr>
+                                <w:rFonts w:cs="Arial"/>
+                                <w:sz w:val="15"/>
+                                <w:szCs w:val="15"/>
+                              </w:rPr>
+                              <w:t>E-Mail:</w:t>
+                            </w:r>
+                          </w:p>
+                        </w:tc>
+                        <w:tc>
+                          <w:tcPr>
+                            <w:tcW w:w="3787" w:type="dxa"/>
+                            <w:shd w:val="clear" w:color="auto" w:fill="auto"/>
+                          </w:tcPr>
+                          <w:p>
+                            <w:pPr>
+                              <w:spacing w:line="259" w:lineRule="auto"/>
+                              <w:rPr>
+                                <w:rFonts w:cs="Arial"/>
+                                <w:sz w:val="15"/>
+                                <w:szCs w:val="15"/>
+                              </w:rPr>
+                            </w:pPr>
+                            <w:r>
+                              <w:rPr>
+                                <w:rFonts w:cs="Arial"/>
+                                <w:sz w:val="15"/>
+                                <w:szCs w:val="15"/>
+                              </w:rPr>
+                              <w:t>+49 (0)30 30008-672</w:t>
+                            </w:r>
+                            <w:r>
+                              <w:rPr>
+                                <w:rFonts w:cs="Arial"/>
+                                <w:sz w:val="15"/>
+                                <w:szCs w:val="15"/>
+                              </w:rPr>
+                              <w:br/>
+                            </w:r>
+                            <w:hyperlink r:id="rId8" w:history="1">
+                              <w:r>
+                                <w:rPr>
+                                  <w:rStyle w:val="Hyperlink"/>
+                                  <w:sz w:val="15"/>
+                                  <w:szCs w:val="15"/>
+                                  <w:lang w:val="en-GB" w:eastAsia="de-DE"/>
+                                </w:rPr>
+                                <w:t xml:space="preserve">jan.knierim@sana.de </w:t>
+                              </w:r>
+                            </w:hyperlink>
+                          </w:p>
+                          <w:p>
+                            <w:pPr>
+                              <w:spacing w:line="259" w:lineRule="auto"/>
+                              <w:rPr>
+                                <w:rFonts w:cs="Arial"/>
+                                <w:sz w:val="15"/>
+                                <w:szCs w:val="15"/>
+                              </w:rPr>
+                            </w:pPr>
+                          </w:p>
+                        </w:tc>
+                      </w:tr>
+                    </w:tbl>
+                    <w:p>
+                      <w:pPr>
+                        <w:rPr>
+                          <w:rFonts w:cs="Arial"/>
+                          <w:sz w:val="15"/>
+                          <w:szCs w:val="15"/>
+                        </w:rPr>
+                      </w:pPr>
+                      <w:r>
+                        <w:rPr>
+                          <w:rFonts w:cs="Arial"/>
+                          <w:sz w:val="15"/>
+                          <w:szCs w:val="15"/>
+                        </w:rPr>
+                        <w:t xml:space="preserve">Berlin,  </w:t>
+                      </w:r>
+                      <w:bookmarkStart w:id="1" w:name="AUTODATE"/>
+                      <w:proofErr w:type="spellStart"/>
+                      <w:r>
+                        <w:rPr>
+                          <w:rFonts w:cs="Arial"/>
+                          <w:sz w:val="15"/>
+                          <w:szCs w:val="15"/>
+                        </w:rPr>
+                        <w:t>dd.mm.yyyy</w:t>
+                      </w:r>
+                      <w:bookmarkEnd w:id="1"/>
+                      <w:proofErr w:type="spellEnd"/>
+                      <w:r>
+                        <w:rPr>
+                          <w:rFonts w:cs="Arial"/>
+                          <w:sz w:val="15"/>
+                          <w:szCs w:val="15"/>
+                        </w:rPr>
+                        <w:br/>
+                      </w:r>
+                    </w:p>
+                  </w:txbxContent>
+                </v:textbox>
+                <w10:wrap anchorx="page" anchory="page"/>
+              </v:shape>
+            </w:pict>
+          </mc:Fallback>
+        </mc:AlternateContent>
+      </w:r>
+    </w:p>
+    <w:p>
+      <w:pPr>
+        <w:pStyle w:val="Logo"/>
+        <w:sectPr>
+          <w:headerReference w:type="default" r:id="rId9"/>
+          <w:footerReference w:type="default" r:id="rId10"/>
+          <w:headerReference w:type="first" r:id="rId11"/>
+          <w:footerReference w:type="first" r:id="rId12"/>
+          <w:type w:val="continuous"/>
+          <w:pgSz w:w="11906" w:h="16838" w:code="9"/>
+          <w:pgMar w:top="2516" w:right="1418" w:bottom="1304" w:left="1418" w:header="709" w:footer="709" w:gutter="0"/>
+          <w:paperSrc w:first="1" w:other="2"/>
+          <w:cols w:space="709"/>
+          <w:titlePg/>
+          <w:docGrid w:linePitch="360"/>
+        </w:sectPr>
+      </w:pPr>
+      <w:r>
+        <w:t xml:space="preserve"> </w:t>
+      </w:r>
+    </w:p>
+    <w:p>
+      <w:pPr>
+        <w:pStyle w:val="Logo"/>
+      </w:pPr>
+      <w:r>
+        <w:t xml:space="preserve">   </w:t>
+      </w:r>
+    </w:p>
     <w:p>
       <w:pPr>
         <w:pStyle w:val="Logo"/>
@@ -1104,10 +751,22 @@
     <w:p>
       <w:pPr>
         <w:rPr>
-          <w:rFonts w:cs="Arial"/>
+          <w:rFonts w:ascii="Arial" w:hAnsi="Arial" w:cs="Arial"/>
+          <w:sz w:val="20"/>
         </w:rPr>
       </w:pPr>
       <w:r>
+        <w:rPr>
+          <w:rFonts w:ascii="Arial" w:hAnsi="Arial"/>
+          <w:sz w:val="20"/>
+        </w:rPr>
+        <w:t xml:space="preserve"> </w:t>
+      </w:r>
+      <w:r>
+        <w:rPr>
+          <w:rFonts w:ascii="Arial" w:hAnsi="Arial"/>
+          <w:sz w:val="20"/>
+        </w:rPr>
         <w:fldChar w:fldCharType="begin">
           <w:ffData>
             <w:name w:val="NAMEERST"/>
@@ -1118,42 +777,70 @@
         </w:fldChar>
       </w:r>
       <w:r>
+        <w:rPr>
+          <w:rFonts w:ascii="Arial" w:hAnsi="Arial"/>
+          <w:sz w:val="20"/>
+        </w:rPr>
         <w:instrText xml:space="preserve"> FORMTEXT </w:instrText>
       </w:r>
       <w:r>
+        <w:rPr>
+          <w:rFonts w:ascii="Arial" w:hAnsi="Arial"/>
+          <w:sz w:val="20"/>
+        </w:rPr>
+      </w:r>
+      <w:r>
+        <w:rPr>
+          <w:rFonts w:ascii="Arial" w:hAnsi="Arial"/>
+          <w:sz w:val="20"/>
+        </w:rPr>
         <w:fldChar w:fldCharType="separate"/>
       </w:r>
       <w:r>
         <w:rPr>
+          <w:rFonts w:ascii="Arial" w:hAnsi="Arial"/>
           <w:noProof/>
+          <w:sz w:val="20"/>
         </w:rPr>
         <w:t> </w:t>
       </w:r>
       <w:r>
         <w:rPr>
+          <w:rFonts w:ascii="Arial" w:hAnsi="Arial"/>
           <w:noProof/>
+          <w:sz w:val="20"/>
         </w:rPr>
         <w:t> </w:t>
       </w:r>
       <w:r>
         <w:rPr>
+          <w:rFonts w:ascii="Arial" w:hAnsi="Arial"/>
           <w:noProof/>
+          <w:sz w:val="20"/>
         </w:rPr>
         <w:t> </w:t>
       </w:r>
       <w:r>
         <w:rPr>
+          <w:rFonts w:ascii="Arial" w:hAnsi="Arial"/>
           <w:noProof/>
+          <w:sz w:val="20"/>
         </w:rPr>
         <w:t> </w:t>
       </w:r>
       <w:r>
         <w:rPr>
+          <w:rFonts w:ascii="Arial" w:hAnsi="Arial"/>
           <w:noProof/>
+          <w:sz w:val="20"/>
         </w:rPr>
         <w:t> </w:t>
       </w:r>
       <w:r>
+        <w:rPr>
+          <w:rFonts w:ascii="Arial" w:hAnsi="Arial"/>
+          <w:sz w:val="20"/>
+        </w:rPr>
         <w:fldChar w:fldCharType="end"/>
       </w:r>
     </w:p>
@@ -1165,6 +852,10 @@
         </w:rPr>
       </w:pPr>
       <w:r>
+        <w:rPr>
+          <w:rFonts w:ascii="Arial" w:hAnsi="Arial"/>
+          <w:sz w:val="20"/>
+        </w:rPr>
         <w:fldChar w:fldCharType="begin">
           <w:ffData>
             <w:name w:val="STRASSERST"/>
@@ -1174,62 +865,123 @@
           </w:ffData>
         </w:fldChar>
       </w:r>
-      <w:bookmarkStart w:id="4" w:name="STRASSERST"/>
-      <w:r>
+      <w:bookmarkStart w:id="3" w:name="STRASSERST"/>
+      <w:r>
+        <w:rPr>
+          <w:rFonts w:ascii="Arial" w:hAnsi="Arial"/>
+          <w:sz w:val="20"/>
+        </w:rPr>
         <w:instrText xml:space="preserve"> FORMTEXT </w:instrText>
       </w:r>
       <w:r>
+        <w:rPr>
+          <w:rFonts w:ascii="Arial" w:hAnsi="Arial"/>
+          <w:sz w:val="20"/>
+        </w:rPr>
+      </w:r>
+      <w:r>
+        <w:rPr>
+          <w:rFonts w:ascii="Arial" w:hAnsi="Arial"/>
+          <w:sz w:val="20"/>
+        </w:rPr>
         <w:fldChar w:fldCharType="separate"/>
       </w:r>
       <w:r>
         <w:rPr>
+          <w:rFonts w:ascii="Arial" w:hAnsi="Arial"/>
           <w:noProof/>
+          <w:sz w:val="20"/>
         </w:rPr>
         <w:t> </w:t>
       </w:r>
       <w:r>
         <w:rPr>
+          <w:rFonts w:ascii="Arial" w:hAnsi="Arial"/>
           <w:noProof/>
+          <w:sz w:val="20"/>
         </w:rPr>
         <w:t> </w:t>
       </w:r>
       <w:r>
         <w:rPr>
+          <w:rFonts w:ascii="Arial" w:hAnsi="Arial"/>
           <w:noProof/>
+          <w:sz w:val="20"/>
         </w:rPr>
         <w:t> </w:t>
       </w:r>
       <w:r>
         <w:rPr>
+          <w:rFonts w:ascii="Arial" w:hAnsi="Arial"/>
           <w:noProof/>
+          <w:sz w:val="20"/>
         </w:rPr>
         <w:t> </w:t>
       </w:r>
       <w:r>
         <w:rPr>
+          <w:rFonts w:ascii="Arial" w:hAnsi="Arial"/>
           <w:noProof/>
+          <w:sz w:val="20"/>
         </w:rPr>
         <w:t> </w:t>
       </w:r>
       <w:r>
+        <w:rPr>
+          <w:rFonts w:ascii="Arial" w:hAnsi="Arial"/>
+          <w:sz w:val="20"/>
+        </w:rPr>
         <w:fldChar w:fldCharType="end"/>
       </w:r>
-      <w:bookmarkEnd w:id="4"/>
-      <w:r>
+      <w:bookmarkEnd w:id="3"/>
+      <w:r>
+        <w:rPr>
+          <w:rFonts w:ascii="Arial" w:hAnsi="Arial"/>
+          <w:sz w:val="20"/>
+        </w:rPr>
         <w:tab/>
       </w:r>
       <w:r>
+        <w:rPr>
+          <w:rFonts w:ascii="Arial" w:hAnsi="Arial"/>
+          <w:sz w:val="20"/>
+        </w:rPr>
         <w:tab/>
       </w:r>
       <w:r>
+        <w:rPr>
+          <w:rFonts w:ascii="Arial" w:hAnsi="Arial"/>
+          <w:sz w:val="20"/>
+        </w:rPr>
         <w:tab/>
       </w:r>
       <w:r>
+        <w:rPr>
+          <w:rFonts w:ascii="Arial" w:hAnsi="Arial"/>
+          <w:sz w:val="20"/>
+        </w:rPr>
         <w:tab/>
       </w:r>
     </w:p>
     <w:p>
-      <w:r>
+      <w:pPr>
+        <w:rPr>
+          <w:rFonts w:ascii="Arial" w:hAnsi="Arial"/>
+          <w:sz w:val="20"/>
+        </w:rPr>
+      </w:pPr>
+      <w:r>
+        <w:rPr>
+          <w:rFonts w:ascii="Arial" w:hAnsi="Arial"/>
+          <w:sz w:val="20"/>
+        </w:rPr>
+        <w:t xml:space="preserve"> </w:t>
+      </w:r>
+      <w:r>
+        <w:rPr>
+          <w:rFonts w:ascii="Arial" w:hAnsi="Arial"/>
+          <w:sz w:val="20"/>
+        </w:rPr>
         <w:fldChar w:fldCharType="begin">
           <w:ffData>
             <w:name w:val="PLZERST"/>
@@ -1240,48 +992,84 @@
         </w:fldChar>
       </w:r>
       <w:r>
+        <w:rPr>
+          <w:rFonts w:ascii="Arial" w:hAnsi="Arial"/>
+          <w:sz w:val="20"/>
+        </w:rPr>
         <w:instrText xml:space="preserve"> FORMTEXT </w:instrText>
       </w:r>
       <w:r>
+        <w:rPr>
+          <w:rFonts w:ascii="Arial" w:hAnsi="Arial"/>
+          <w:sz w:val="20"/>
+        </w:rPr>
+      </w:r>
+      <w:r>
+        <w:rPr>
+          <w:rFonts w:ascii="Arial" w:hAnsi="Arial"/>
+          <w:sz w:val="20"/>
+        </w:rPr>
         <w:fldChar w:fldCharType="separate"/>
       </w:r>
       <w:r>
         <w:rPr>
+          <w:rFonts w:ascii="Arial" w:hAnsi="Arial"/>
           <w:noProof/>
+          <w:sz w:val="20"/>
         </w:rPr>
         <w:t> </w:t>
       </w:r>
       <w:r>
         <w:rPr>
+          <w:rFonts w:ascii="Arial" w:hAnsi="Arial"/>
           <w:noProof/>
+          <w:sz w:val="20"/>
         </w:rPr>
         <w:t> </w:t>
       </w:r>
       <w:r>
         <w:rPr>
+          <w:rFonts w:ascii="Arial" w:hAnsi="Arial"/>
           <w:noProof/>
+          <w:sz w:val="20"/>
         </w:rPr>
         <w:t> </w:t>
       </w:r>
       <w:r>
         <w:rPr>
+          <w:rFonts w:ascii="Arial" w:hAnsi="Arial"/>
           <w:noProof/>
+          <w:sz w:val="20"/>
         </w:rPr>
         <w:t> </w:t>
       </w:r>
       <w:r>
         <w:rPr>
+          <w:rFonts w:ascii="Arial" w:hAnsi="Arial"/>
           <w:noProof/>
+          <w:sz w:val="20"/>
         </w:rPr>
         <w:t> </w:t>
       </w:r>
       <w:r>
+        <w:rPr>
+          <w:rFonts w:ascii="Arial" w:hAnsi="Arial"/>
+          <w:sz w:val="20"/>
+        </w:rPr>
         <w:fldChar w:fldCharType="end"/>
       </w:r>
       <w:r>
+        <w:rPr>
+          <w:rFonts w:ascii="Arial" w:hAnsi="Arial"/>
+          <w:sz w:val="20"/>
+        </w:rPr>
         <w:t xml:space="preserve"> </w:t>
       </w:r>
       <w:r>
+        <w:rPr>
+          <w:rFonts w:ascii="Arial" w:hAnsi="Arial"/>
+          <w:sz w:val="20"/>
+        </w:rPr>
         <w:fldChar w:fldCharType="begin">
           <w:ffData>
             <w:name w:val="ORTERST"/>
@@ -1291,56 +1079,138 @@
           </w:ffData>
         </w:fldChar>
       </w:r>
-      <w:bookmarkStart w:id="5" w:name="ORTERST"/>
-      <w:r>
+      <w:bookmarkStart w:id="4" w:name="ORTERST"/>
+      <w:r>
+        <w:rPr>
+          <w:rFonts w:ascii="Arial" w:hAnsi="Arial"/>
+          <w:sz w:val="20"/>
+        </w:rPr>
         <w:instrText xml:space="preserve"> FORMTEXT </w:instrText>
       </w:r>
       <w:r>
+        <w:rPr>
+          <w:rFonts w:ascii="Arial" w:hAnsi="Arial"/>
+          <w:sz w:val="20"/>
+        </w:rPr>
+      </w:r>
+      <w:r>
+        <w:rPr>
+          <w:rFonts w:ascii="Arial" w:hAnsi="Arial"/>
+          <w:sz w:val="20"/>
+        </w:rPr>
         <w:fldChar w:fldCharType="separate"/>
       </w:r>
       <w:r>
         <w:rPr>
+          <w:rFonts w:ascii="Arial" w:hAnsi="Arial"/>
           <w:noProof/>
+          <w:sz w:val="20"/>
         </w:rPr>
         <w:t> </w:t>
       </w:r>
       <w:r>
         <w:rPr>
+          <w:rFonts w:ascii="Arial" w:hAnsi="Arial"/>
           <w:noProof/>
+          <w:sz w:val="20"/>
         </w:rPr>
         <w:t> </w:t>
       </w:r>
       <w:r>
         <w:rPr>
+          <w:rFonts w:ascii="Arial" w:hAnsi="Arial"/>
           <w:noProof/>
+          <w:sz w:val="20"/>
         </w:rPr>
         <w:t> </w:t>
       </w:r>
       <w:r>
         <w:rPr>
+          <w:rFonts w:ascii="Arial" w:hAnsi="Arial"/>
           <w:noProof/>
+          <w:sz w:val="20"/>
         </w:rPr>
         <w:t> </w:t>
       </w:r>
       <w:r>
         <w:rPr>
+          <w:rFonts w:ascii="Arial" w:hAnsi="Arial"/>
           <w:noProof/>
+          <w:sz w:val="20"/>
         </w:rPr>
         <w:t> </w:t>
       </w:r>
       <w:r>
+        <w:rPr>
+          <w:rFonts w:ascii="Arial" w:hAnsi="Arial"/>
+          <w:sz w:val="20"/>
+        </w:rPr>
         <w:fldChar w:fldCharType="end"/>
       </w:r>
+      <w:bookmarkStart w:id="5" w:name="_GoBack"/>
+      <w:bookmarkEnd w:id="4"/>
       <w:bookmarkEnd w:id="5"/>
     </w:p>
-    <w:p/>
-    <w:p/>
-    <w:p/>
-    <w:p/>
-    <w:p/>
-    <w:p/>
     <w:p>
-      <w:r>
+      <w:pPr>
+        <w:rPr>
+          <w:rFonts w:ascii="Arial" w:hAnsi="Arial"/>
+          <w:sz w:val="20"/>
+        </w:rPr>
+      </w:pPr>
+    </w:p>
+    <w:p>
+      <w:pPr>
+        <w:rPr>
+          <w:rFonts w:ascii="Arial" w:hAnsi="Arial"/>
+          <w:sz w:val="20"/>
+        </w:rPr>
+      </w:pPr>
+    </w:p>
+    <w:p>
+      <w:pPr>
+        <w:rPr>
+          <w:rFonts w:ascii="Arial" w:hAnsi="Arial"/>
+          <w:sz w:val="20"/>
+        </w:rPr>
+      </w:pPr>
+    </w:p>
+    <w:p>
+      <w:pPr>
+        <w:rPr>
+          <w:rFonts w:ascii="Arial" w:hAnsi="Arial"/>
+          <w:sz w:val="20"/>
+        </w:rPr>
+      </w:pPr>
+    </w:p>
+    <w:p>
+      <w:pPr>
+        <w:rPr>
+          <w:rFonts w:ascii="Arial" w:hAnsi="Arial"/>
+          <w:sz w:val="20"/>
+        </w:rPr>
+      </w:pPr>
+    </w:p>
+    <w:p>
+      <w:pPr>
+        <w:rPr>
+          <w:rFonts w:ascii="Arial" w:hAnsi="Arial"/>
+          <w:sz w:val="20"/>
+        </w:rPr>
+      </w:pPr>
+    </w:p>
+    <w:p>
+      <w:pPr>
+        <w:rPr>
+          <w:rFonts w:ascii="Arial" w:hAnsi="Arial"/>
+          <w:sz w:val="20"/>
+        </w:rPr>
+      </w:pPr>
+      <w:r>
+        <w:rPr>
+          <w:rFonts w:ascii="Arial" w:hAnsi="Arial"/>
+          <w:sz w:val="20"/>
+        </w:rPr>
         <w:fldChar w:fldCharType="begin">
           <w:ffData>
             <w:name w:val="NAMEINFO1"/>
@@ -1351,52 +1221,86 @@
         </w:fldChar>
       </w:r>
       <w:r>
+        <w:rPr>
+          <w:rFonts w:ascii="Arial" w:hAnsi="Arial"/>
+          <w:sz w:val="20"/>
+        </w:rPr>
         <w:instrText xml:space="preserve"> FORMTEXT </w:instrText>
       </w:r>
       <w:r>
+        <w:rPr>
+          <w:rFonts w:ascii="Arial" w:hAnsi="Arial"/>
+          <w:sz w:val="20"/>
+        </w:rPr>
+      </w:r>
+      <w:r>
+        <w:rPr>
+          <w:rFonts w:ascii="Arial" w:hAnsi="Arial"/>
+          <w:sz w:val="20"/>
+        </w:rPr>
         <w:fldChar w:fldCharType="separate"/>
       </w:r>
       <w:r>
         <w:rPr>
+          <w:rFonts w:ascii="Arial" w:hAnsi="Arial"/>
           <w:noProof/>
+          <w:sz w:val="20"/>
         </w:rPr>
         <w:t> </w:t>
       </w:r>
       <w:r>
         <w:rPr>
+          <w:rFonts w:ascii="Arial" w:hAnsi="Arial"/>
           <w:noProof/>
+          <w:sz w:val="20"/>
         </w:rPr>
         <w:t> </w:t>
       </w:r>
       <w:r>
         <w:rPr>
+          <w:rFonts w:ascii="Arial" w:hAnsi="Arial"/>
           <w:noProof/>
+          <w:sz w:val="20"/>
         </w:rPr>
         <w:t> </w:t>
       </w:r>
       <w:r>
         <w:rPr>
+          <w:rFonts w:ascii="Arial" w:hAnsi="Arial"/>
           <w:noProof/>
+          <w:sz w:val="20"/>
         </w:rPr>
         <w:t> </w:t>
       </w:r>
       <w:r>
         <w:rPr>
+          <w:rFonts w:ascii="Arial" w:hAnsi="Arial"/>
           <w:noProof/>
+          <w:sz w:val="20"/>
         </w:rPr>
         <w:t> </w:t>
       </w:r>
       <w:r>
+        <w:rPr>
+          <w:rFonts w:ascii="Arial" w:hAnsi="Arial"/>
+          <w:sz w:val="20"/>
+        </w:rPr>
         <w:fldChar w:fldCharType="end"/>
       </w:r>
     </w:p>
     <w:p>
       <w:pPr>
         <w:rPr>
+          <w:rFonts w:ascii="Arial" w:hAnsi="Arial"/>
+          <w:sz w:val="20"/>
           <w:szCs w:val="20"/>
         </w:rPr>
       </w:pPr>
       <w:r>
+        <w:rPr>
+          <w:rFonts w:ascii="Arial" w:hAnsi="Arial"/>
+          <w:sz w:val="20"/>
+        </w:rPr>
         <w:fldChar w:fldCharType="begin">
           <w:ffData>
             <w:name w:val="NAMEINFO2"/>
@@ -1407,47 +1311,85 @@
         </w:fldChar>
       </w:r>
       <w:r>
+        <w:rPr>
+          <w:rFonts w:ascii="Arial" w:hAnsi="Arial"/>
+          <w:sz w:val="20"/>
+        </w:rPr>
         <w:instrText xml:space="preserve"> FORMTEXT </w:instrText>
       </w:r>
       <w:r>
+        <w:rPr>
+          <w:rFonts w:ascii="Arial" w:hAnsi="Arial"/>
+          <w:sz w:val="20"/>
+        </w:rPr>
+      </w:r>
+      <w:r>
+        <w:rPr>
+          <w:rFonts w:ascii="Arial" w:hAnsi="Arial"/>
+          <w:sz w:val="20"/>
+        </w:rPr>
         <w:fldChar w:fldCharType="separate"/>
       </w:r>
       <w:r>
         <w:rPr>
+          <w:rFonts w:ascii="Arial" w:hAnsi="Arial"/>
           <w:noProof/>
+          <w:sz w:val="20"/>
         </w:rPr>
         <w:t> </w:t>
       </w:r>
       <w:r>
         <w:rPr>
+          <w:rFonts w:ascii="Arial" w:hAnsi="Arial"/>
           <w:noProof/>
+          <w:sz w:val="20"/>
         </w:rPr>
         <w:t> </w:t>
       </w:r>
       <w:r>
         <w:rPr>
+          <w:rFonts w:ascii="Arial" w:hAnsi="Arial"/>
           <w:noProof/>
+          <w:sz w:val="20"/>
         </w:rPr>
         <w:t> </w:t>
       </w:r>
       <w:r>
         <w:rPr>
+          <w:rFonts w:ascii="Arial" w:hAnsi="Arial"/>
           <w:noProof/>
+          <w:sz w:val="20"/>
         </w:rPr>
         <w:t> </w:t>
       </w:r>
       <w:r>
         <w:rPr>
+          <w:rFonts w:ascii="Arial" w:hAnsi="Arial"/>
           <w:noProof/>
+          <w:sz w:val="20"/>
         </w:rPr>
         <w:t> </w:t>
       </w:r>
       <w:r>
+        <w:rPr>
+          <w:rFonts w:ascii="Arial" w:hAnsi="Arial"/>
+          <w:sz w:val="20"/>
+        </w:rPr>
         <w:fldChar w:fldCharType="end"/>
       </w:r>
     </w:p>
     <w:p>
-      <w:r>
+      <w:pPr>
+        <w:rPr>
+          <w:rFonts w:ascii="Arial" w:hAnsi="Arial"/>
+          <w:sz w:val="20"/>
+        </w:rPr>
+      </w:pPr>
+      <w:r>
+        <w:rPr>
+          <w:rFonts w:ascii="Arial" w:hAnsi="Arial"/>
+          <w:sz w:val="20"/>
+        </w:rPr>
         <w:fldChar w:fldCharType="begin">
           <w:ffData>
             <w:name w:val="NAMEINFO3"/>
@@ -1459,48 +1401,86 @@
       </w:r>
       <w:bookmarkStart w:id="6" w:name="NAMEINFO3"/>
       <w:r>
+        <w:rPr>
+          <w:rFonts w:ascii="Arial" w:hAnsi="Arial"/>
+          <w:sz w:val="20"/>
+        </w:rPr>
         <w:instrText xml:space="preserve"> FORMTEXT </w:instrText>
       </w:r>
       <w:r>
+        <w:rPr>
+          <w:rFonts w:ascii="Arial" w:hAnsi="Arial"/>
+          <w:sz w:val="20"/>
+        </w:rPr>
+      </w:r>
+      <w:r>
+        <w:rPr>
+          <w:rFonts w:ascii="Arial" w:hAnsi="Arial"/>
+          <w:sz w:val="20"/>
+        </w:rPr>
         <w:fldChar w:fldCharType="separate"/>
       </w:r>
       <w:r>
         <w:rPr>
+          <w:rFonts w:ascii="Arial" w:hAnsi="Arial"/>
           <w:noProof/>
+          <w:sz w:val="20"/>
         </w:rPr>
         <w:t> </w:t>
       </w:r>
       <w:r>
         <w:rPr>
+          <w:rFonts w:ascii="Arial" w:hAnsi="Arial"/>
           <w:noProof/>
+          <w:sz w:val="20"/>
         </w:rPr>
         <w:t> </w:t>
       </w:r>
       <w:r>
         <w:rPr>
+          <w:rFonts w:ascii="Arial" w:hAnsi="Arial"/>
           <w:noProof/>
+          <w:sz w:val="20"/>
         </w:rPr>
         <w:t> </w:t>
       </w:r>
       <w:r>
         <w:rPr>
+          <w:rFonts w:ascii="Arial" w:hAnsi="Arial"/>
           <w:noProof/>
+          <w:sz w:val="20"/>
         </w:rPr>
         <w:t> </w:t>
       </w:r>
       <w:r>
         <w:rPr>
+          <w:rFonts w:ascii="Arial" w:hAnsi="Arial"/>
           <w:noProof/>
+          <w:sz w:val="20"/>
         </w:rPr>
         <w:t> </w:t>
       </w:r>
       <w:r>
+        <w:rPr>
+          <w:rFonts w:ascii="Arial" w:hAnsi="Arial"/>
+          <w:sz w:val="20"/>
+        </w:rPr>
         <w:fldChar w:fldCharType="end"/>
       </w:r>
       <w:bookmarkEnd w:id="6"/>
     </w:p>
     <w:p>
-      <w:r>
+      <w:pPr>
+        <w:rPr>
+          <w:rFonts w:ascii="Arial" w:hAnsi="Arial"/>
+          <w:sz w:val="20"/>
+        </w:rPr>
+      </w:pPr>
+      <w:r>
+        <w:rPr>
+          <w:rFonts w:ascii="Arial" w:hAnsi="Arial"/>
+          <w:sz w:val="20"/>
+        </w:rPr>
         <w:fldChar w:fldCharType="begin">
           <w:ffData>
             <w:name w:val="NAMEINFO4"/>
@@ -1512,48 +1492,86 @@
       </w:r>
       <w:bookmarkStart w:id="7" w:name="NAMEINFO4"/>
       <w:r>
+        <w:rPr>
+          <w:rFonts w:ascii="Arial" w:hAnsi="Arial"/>
+          <w:sz w:val="20"/>
+        </w:rPr>
         <w:instrText xml:space="preserve"> FORMTEXT </w:instrText>
       </w:r>
       <w:r>
+        <w:rPr>
+          <w:rFonts w:ascii="Arial" w:hAnsi="Arial"/>
+          <w:sz w:val="20"/>
+        </w:rPr>
+      </w:r>
+      <w:r>
+        <w:rPr>
+          <w:rFonts w:ascii="Arial" w:hAnsi="Arial"/>
+          <w:sz w:val="20"/>
+        </w:rPr>
         <w:fldChar w:fldCharType="separate"/>
       </w:r>
       <w:r>
         <w:rPr>
+          <w:rFonts w:ascii="Arial" w:hAnsi="Arial"/>
           <w:noProof/>
+          <w:sz w:val="20"/>
         </w:rPr>
         <w:t> </w:t>
       </w:r>
       <w:r>
         <w:rPr>
+          <w:rFonts w:ascii="Arial" w:hAnsi="Arial"/>
           <w:noProof/>
+          <w:sz w:val="20"/>
         </w:rPr>
         <w:t> </w:t>
       </w:r>
       <w:r>
         <w:rPr>
+          <w:rFonts w:ascii="Arial" w:hAnsi="Arial"/>
           <w:noProof/>
+          <w:sz w:val="20"/>
         </w:rPr>
         <w:t> </w:t>
       </w:r>
       <w:r>
         <w:rPr>
+          <w:rFonts w:ascii="Arial" w:hAnsi="Arial"/>
           <w:noProof/>
+          <w:sz w:val="20"/>
         </w:rPr>
         <w:t> </w:t>
       </w:r>
       <w:r>
         <w:rPr>
+          <w:rFonts w:ascii="Arial" w:hAnsi="Arial"/>
           <w:noProof/>
+          <w:sz w:val="20"/>
         </w:rPr>
         <w:t> </w:t>
       </w:r>
       <w:r>
+        <w:rPr>
+          <w:rFonts w:ascii="Arial" w:hAnsi="Arial"/>
+          <w:sz w:val="20"/>
+        </w:rPr>
         <w:fldChar w:fldCharType="end"/>
       </w:r>
       <w:bookmarkEnd w:id="7"/>
     </w:p>
     <w:p>
-      <w:r>
+      <w:pPr>
+        <w:rPr>
+          <w:rFonts w:ascii="Arial" w:hAnsi="Arial"/>
+          <w:sz w:val="20"/>
+        </w:rPr>
+      </w:pPr>
+      <w:r>
+        <w:rPr>
+          <w:rFonts w:ascii="Arial" w:hAnsi="Arial"/>
+          <w:sz w:val="20"/>
+        </w:rPr>
         <w:fldChar w:fldCharType="begin">
           <w:ffData>
             <w:name w:val="NAMEINFO5"/>
@@ -1565,51 +1583,102 @@
       </w:r>
       <w:bookmarkStart w:id="8" w:name="NAMEINFO5"/>
       <w:r>
+        <w:rPr>
+          <w:rFonts w:ascii="Arial" w:hAnsi="Arial"/>
+          <w:sz w:val="20"/>
+        </w:rPr>
         <w:instrText xml:space="preserve"> FORMTEXT </w:instrText>
       </w:r>
       <w:r>
+        <w:rPr>
+          <w:rFonts w:ascii="Arial" w:hAnsi="Arial"/>
+          <w:sz w:val="20"/>
+        </w:rPr>
+      </w:r>
+      <w:r>
+        <w:rPr>
+          <w:rFonts w:ascii="Arial" w:hAnsi="Arial"/>
+          <w:sz w:val="20"/>
+        </w:rPr>
         <w:fldChar w:fldCharType="separate"/>
       </w:r>
       <w:r>
         <w:rPr>
+          <w:rFonts w:ascii="Arial" w:hAnsi="Arial"/>
           <w:noProof/>
+          <w:sz w:val="20"/>
         </w:rPr>
         <w:t> </w:t>
       </w:r>
       <w:r>
         <w:rPr>
+          <w:rFonts w:ascii="Arial" w:hAnsi="Arial"/>
           <w:noProof/>
+          <w:sz w:val="20"/>
         </w:rPr>
         <w:t> </w:t>
       </w:r>
       <w:r>
         <w:rPr>
+          <w:rFonts w:ascii="Arial" w:hAnsi="Arial"/>
           <w:noProof/>
+          <w:sz w:val="20"/>
         </w:rPr>
         <w:t> </w:t>
       </w:r>
       <w:r>
         <w:rPr>
+          <w:rFonts w:ascii="Arial" w:hAnsi="Arial"/>
           <w:noProof/>
+          <w:sz w:val="20"/>
         </w:rPr>
         <w:t> </w:t>
       </w:r>
       <w:r>
         <w:rPr>
+          <w:rFonts w:ascii="Arial" w:hAnsi="Arial"/>
           <w:noProof/>
+          <w:sz w:val="20"/>
         </w:rPr>
         <w:t> </w:t>
       </w:r>
       <w:r>
+        <w:rPr>
+          <w:rFonts w:ascii="Arial" w:hAnsi="Arial"/>
+          <w:sz w:val="20"/>
+        </w:rPr>
         <w:fldChar w:fldCharType="end"/>
       </w:r>
       <w:bookmarkEnd w:id="8"/>
     </w:p>
-    <w:p/>
-    <w:p/>
-    <w:p/>
     <w:p>
-      <w:r>
+      <w:pPr>
+        <w:rPr>
+          <w:rFonts w:ascii="Arial" w:hAnsi="Arial"/>
+          <w:sz w:val="20"/>
+        </w:rPr>
+      </w:pPr>
+    </w:p>
+    <w:p>
+      <w:pPr>
+        <w:rPr>
+          <w:rFonts w:ascii="Arial" w:hAnsi="Arial"/>
+          <w:sz w:val="20"/>
+        </w:rPr>
+      </w:pPr>
+    </w:p>
+    <w:p>
+      <w:pPr>
+        <w:rPr>
+          <w:rFonts w:ascii="Arial" w:hAnsi="Arial"/>
+          <w:sz w:val="20"/>
+        </w:rPr>
+      </w:pPr>
+      <w:r>
+        <w:rPr>
+          <w:rFonts w:ascii="Arial" w:hAnsi="Arial"/>
+          <w:sz w:val="20"/>
+        </w:rPr>
         <w:fldChar w:fldCharType="begin">
           <w:ffData>
             <w:name w:val="ANSPRACHE"/>
@@ -1621,53 +1690,89 @@
       </w:r>
       <w:bookmarkStart w:id="9" w:name="ANSPRACHE"/>
       <w:r>
+        <w:rPr>
+          <w:rFonts w:ascii="Arial" w:hAnsi="Arial"/>
+          <w:sz w:val="20"/>
+        </w:rPr>
         <w:instrText xml:space="preserve"> FORMTEXT </w:instrText>
       </w:r>
       <w:r>
+        <w:rPr>
+          <w:rFonts w:ascii="Arial" w:hAnsi="Arial"/>
+          <w:sz w:val="20"/>
+        </w:rPr>
+      </w:r>
+      <w:r>
+        <w:rPr>
+          <w:rFonts w:ascii="Arial" w:hAnsi="Arial"/>
+          <w:sz w:val="20"/>
+        </w:rPr>
         <w:fldChar w:fldCharType="separate"/>
       </w:r>
       <w:r>
         <w:rPr>
+          <w:rFonts w:ascii="Arial" w:hAnsi="Arial"/>
           <w:noProof/>
+          <w:sz w:val="20"/>
         </w:rPr>
         <w:t> </w:t>
       </w:r>
       <w:r>
         <w:rPr>
+          <w:rFonts w:ascii="Arial" w:hAnsi="Arial"/>
           <w:noProof/>
+          <w:sz w:val="20"/>
         </w:rPr>
         <w:t> </w:t>
       </w:r>
       <w:r>
         <w:rPr>
+          <w:rFonts w:ascii="Arial" w:hAnsi="Arial"/>
           <w:noProof/>
+          <w:sz w:val="20"/>
         </w:rPr>
         <w:t> </w:t>
       </w:r>
       <w:r>
         <w:rPr>
+          <w:rFonts w:ascii="Arial" w:hAnsi="Arial"/>
           <w:noProof/>
+          <w:sz w:val="20"/>
         </w:rPr>
         <w:t> </w:t>
       </w:r>
       <w:r>
         <w:rPr>
+          <w:rFonts w:ascii="Arial" w:hAnsi="Arial"/>
           <w:noProof/>
+          <w:sz w:val="20"/>
         </w:rPr>
         <w:t> </w:t>
       </w:r>
       <w:r>
+        <w:rPr>
+          <w:rFonts w:ascii="Arial" w:hAnsi="Arial"/>
+          <w:sz w:val="20"/>
+        </w:rPr>
         <w:fldChar w:fldCharType="end"/>
       </w:r>
       <w:bookmarkEnd w:id="9"/>
       <w:r>
+        <w:rPr>
+          <w:rFonts w:ascii="Arial" w:hAnsi="Arial"/>
+          <w:sz w:val="20"/>
+        </w:rPr>
         <w:t>,</w:t>
       </w:r>
     </w:p>
     <w:p>
       <w:pPr>
+        <w:rPr>
+          <w:rFonts w:ascii="Arial" w:hAnsi="Arial"/>
+          <w:sz w:val="20"/>
+        </w:rPr>
         <w:sectPr>
-          <w:headerReference w:type="default" r:id="rId15"/>
+          <w:headerReference w:type="default" r:id="rId13"/>
           <w:type w:val="continuous"/>
           <w:pgSz w:w="11906" w:h="16838" w:code="9"/>
           <w:pgMar w:top="1134" w:right="1134" w:bottom="567" w:left="1418" w:header="709" w:footer="709" w:gutter="0"/>
@@ -1679,66 +1784,141 @@
         </w:sectPr>
       </w:pPr>
     </w:p>
-    <w:p/>
     <w:p>
       <w:pPr>
         <w:rPr>
-          <w:bCs/>
+          <w:rFonts w:ascii="Arial" w:hAnsi="Arial"/>
+          <w:sz w:val="20"/>
         </w:rPr>
       </w:pPr>
-      <w:r>
-        <w:t xml:space="preserve">wir berichten Ihnen abschließend über </w:t>
-      </w:r>
-      <w:r>
-        <w:rPr>
-          <w:bCs/>
-        </w:rPr>
-        <w:t>[NPAT-ANRED]</w:t>
-      </w:r>
     </w:p>
-    <w:p/>
     <w:p>
       <w:pPr>
-        <w:jc w:val="center"/>
+        <w:rPr>
+          <w:rFonts w:ascii="Arial" w:hAnsi="Arial"/>
+          <w:bCs/>
+          <w:sz w:val="20"/>
+        </w:rPr>
       </w:pPr>
       <w:r>
         <w:rPr>
-          <w:b/>
-        </w:rPr>
-        <w:t>[NPAT-TITEL] [NPAT-VNAME] [NPAT-NAMZU] [NPAT-NNAME]</w:t>
-      </w:r>
-      <w:r>
-        <w:rPr>
+          <w:rFonts w:ascii="Arial" w:hAnsi="Arial"/>
+          <w:sz w:val="20"/>
+        </w:rPr>
+        <w:t xml:space="preserve">wir berichten Ihnen abschließend über </w:t>
+      </w:r>
+      <w:r>
+        <w:rPr>
+          <w:rFonts w:ascii="Arial" w:hAnsi="Arial"/>
           <w:bCs/>
-        </w:rPr>
-        <w:t xml:space="preserve">, </w:t>
-      </w:r>
-      <w:r>
-        <w:t>geboren am: [NPAT-GBDAT]</w:t>
-      </w:r>
+          <w:sz w:val="20"/>
+        </w:rPr>
+        <w:t>[NPAT-ANRED]</w:t>
+      </w:r>
+    </w:p>
+    <w:p>
+      <w:pPr>
+        <w:rPr>
+          <w:rFonts w:ascii="Arial" w:hAnsi="Arial"/>
+          <w:sz w:val="20"/>
+        </w:rPr>
+      </w:pPr>
     </w:p>
     <w:p>
       <w:pPr>
         <w:jc w:val="center"/>
+        <w:rPr>
+          <w:rFonts w:ascii="Arial" w:hAnsi="Arial"/>
+          <w:sz w:val="20"/>
+        </w:rPr>
       </w:pPr>
       <w:r>
-        <w:t>wohnhaft in [NPAT-STRAS], [NPAT-PSTLZ] [NPAT-ORT] [NPAT-ORT2]</w:t>
+        <w:rPr>
+          <w:rFonts w:ascii="Arial" w:hAnsi="Arial"/>
+          <w:b/>
+          <w:sz w:val="20"/>
+        </w:rPr>
+        <w:t>[NPAT-TITEL] [NPAT-VNAME] [NPAT-NAMZU] [NPAT-NNAME]</w:t>
+      </w:r>
+      <w:r>
+        <w:rPr>
+          <w:rFonts w:ascii="Arial" w:hAnsi="Arial"/>
+          <w:bCs/>
+          <w:sz w:val="20"/>
+        </w:rPr>
+        <w:t xml:space="preserve">, </w:t>
+      </w:r>
+      <w:r>
+        <w:rPr>
+          <w:rFonts w:ascii="Arial" w:hAnsi="Arial"/>
+          <w:sz w:val="20"/>
+        </w:rPr>
+        <w:t>geboren am: [NPAT-GBDAT]</w:t>
       </w:r>
     </w:p>
-    <w:p/>
     <w:p>
       <w:pPr>
-        <w:rPr>
+        <w:jc w:val="center"/>
+        <w:rPr>
+          <w:rFonts w:ascii="Arial" w:hAnsi="Arial"/>
+          <w:sz w:val="20"/>
+        </w:rPr>
+      </w:pPr>
+      <w:r>
+        <w:rPr>
+          <w:rFonts w:ascii="Arial" w:hAnsi="Arial"/>
+          <w:sz w:val="20"/>
+        </w:rPr>
+        <w:t>wohnhaft in [NPAT-STRAS], [NPAT-PSTLZ] [NPAT-ORT] [NPAT-ORT2]</w:t>
+      </w:r>
+    </w:p>
+    <w:p>
+      <w:pPr>
+        <w:rPr>
+          <w:rFonts w:ascii="Arial" w:hAnsi="Arial"/>
+          <w:sz w:val="20"/>
+        </w:rPr>
+      </w:pPr>
+    </w:p>
+    <w:p>
+      <w:pPr>
+        <w:rPr>
+          <w:rFonts w:ascii="Arial" w:hAnsi="Arial"/>
           <w:bCs/>
+          <w:sz w:val="20"/>
         </w:rPr>
       </w:pPr>
       <w:r>
         <w:rPr>
+          <w:rFonts w:ascii="Arial" w:hAnsi="Arial"/>
           <w:bCs/>
-        </w:rPr>
-        <w:t xml:space="preserve">[U:ARTIKEL] sich vom </w:t>
-      </w:r>
-      <w:r>
+          <w:sz w:val="20"/>
+        </w:rPr>
+        <w:t>[</w:t>
+      </w:r>
+      <w:proofErr w:type="gramStart"/>
+      <w:r>
+        <w:rPr>
+          <w:rFonts w:ascii="Arial" w:hAnsi="Arial"/>
+          <w:bCs/>
+          <w:sz w:val="20"/>
+        </w:rPr>
+        <w:t>U:ARTIKEL</w:t>
+      </w:r>
+      <w:proofErr w:type="gramEnd"/>
+      <w:r>
+        <w:rPr>
+          <w:rFonts w:ascii="Arial" w:hAnsi="Arial"/>
+          <w:bCs/>
+          <w:sz w:val="20"/>
+        </w:rPr>
+        <w:t xml:space="preserve">] sich vom </w:t>
+      </w:r>
+      <w:r>
+        <w:rPr>
+          <w:rFonts w:ascii="Arial" w:hAnsi="Arial"/>
+          <w:sz w:val="20"/>
+        </w:rPr>
         <w:t>[NBEW-BWIDT] bis [U:ENTL-BWIDT]</w:t>
       </w:r>
       <w:r>
@@ -1748,13 +1928,21 @@
         <w:t xml:space="preserve"> </w:t>
       </w:r>
       <w:r>
-        <w:t>in unserer stationären Behandlung</w:t>
-      </w:r>
-      <w:r>
-        <w:t xml:space="preserve"> befand.</w:t>
+        <w:rPr>
+          <w:rFonts w:ascii="Arial" w:hAnsi="Arial"/>
+          <w:sz w:val="20"/>
+        </w:rPr>
+        <w:t xml:space="preserve"> in unserer stationären Behandlung befand.</w:t>
       </w:r>
     </w:p>
-    <w:p/>
+    <w:p>
+      <w:pPr>
+        <w:rPr>
+          <w:rFonts w:ascii="Arial" w:hAnsi="Arial"/>
+          <w:sz w:val="20"/>
+        </w:rPr>
+      </w:pPr>
+    </w:p>
     <w:p>
       <w:pPr>
         <w:pStyle w:val="berschrift1"/>
@@ -1773,7 +1961,15 @@
         <w:pStyle w:val="Diagnose"/>
       </w:pPr>
       <w:r>
-        <w:t>[USER:DIATAB-DIA_DKEY]</w:t>
+        <w:t>[</w:t>
+      </w:r>
+      <w:proofErr w:type="gramStart"/>
+      <w:r>
+        <w:t>USER:DIATAB</w:t>
+      </w:r>
+      <w:proofErr w:type="gramEnd"/>
+      <w:r>
+        <w:t>-DIA_DKEY]</w:t>
       </w:r>
       <w:r>
         <w:tab/>
@@ -1785,7 +1981,21 @@
         <w:t>[USER:DIATAB-DIA_LANGTEXT]</w:t>
       </w:r>
     </w:p>
-    <w:p/>
+    <w:p>
+      <w:pPr>
+        <w:rPr>
+          <w:rFonts w:ascii="Arial" w:hAnsi="Arial"/>
+          <w:sz w:val="20"/>
+        </w:rPr>
+      </w:pPr>
+      <w:r>
+        <w:rPr>
+          <w:rFonts w:ascii="Arial" w:hAnsi="Arial"/>
+          <w:sz w:val="20"/>
+        </w:rPr>
+        <w:t xml:space="preserve"> </w:t>
+      </w:r>
+    </w:p>
     <w:p>
       <w:pPr>
         <w:pStyle w:val="berschrift1"/>
@@ -1823,7 +2033,15 @@
         <w:pStyle w:val="Diagnose"/>
       </w:pPr>
       <w:r>
-        <w:t>[USER:PROCTAB-</w:t>
+        <w:t>[</w:t>
+      </w:r>
+      <w:proofErr w:type="gramStart"/>
+      <w:r>
+        <w:t>USER:PROCTAB</w:t>
+      </w:r>
+      <w:proofErr w:type="gramEnd"/>
+      <w:r>
+        <w:t>-</w:t>
       </w:r>
       <w:r>
         <w:t>PROC_</w:t>
@@ -1838,7 +2056,21 @@
         <w:t>[USER:PROCTAB-PROC_LANGTEXT]</w:t>
       </w:r>
     </w:p>
-    <w:p/>
+    <w:p>
+      <w:pPr>
+        <w:rPr>
+          <w:rFonts w:ascii="Arial" w:hAnsi="Arial"/>
+          <w:sz w:val="20"/>
+        </w:rPr>
+      </w:pPr>
+      <w:r>
+        <w:rPr>
+          <w:rFonts w:ascii="Arial" w:hAnsi="Arial"/>
+          <w:sz w:val="20"/>
+        </w:rPr>
+        <w:t xml:space="preserve"> </w:t>
+      </w:r>
+    </w:p>
     <w:p>
       <w:pPr>
         <w:pStyle w:val="berschrift1"/>
@@ -1853,32 +2085,62 @@
       </w:r>
     </w:p>
     <w:p>
-      <w:r>
-        <w:t xml:space="preserve"> </w:t>
+      <w:pPr>
+        <w:rPr>
+          <w:rFonts w:ascii="Arial" w:hAnsi="Arial"/>
+          <w:sz w:val="20"/>
+        </w:rPr>
+      </w:pPr>
+      <w:r>
+        <w:rPr>
+          <w:rFonts w:ascii="Arial" w:hAnsi="Arial"/>
+          <w:sz w:val="20"/>
+        </w:rPr>
+        <w:t xml:space="preserve">  </w:t>
       </w:r>
       <w:bookmarkStart w:id="10" w:name="Anamnese"/>
       <w:bookmarkEnd w:id="10"/>
       <w:r>
+        <w:rPr>
+          <w:rFonts w:ascii="Arial" w:hAnsi="Arial"/>
+          <w:sz w:val="20"/>
+        </w:rPr>
         <w:t xml:space="preserve"> </w:t>
       </w:r>
       <w:bookmarkStart w:id="11" w:name="Opbericht"/>
       <w:bookmarkEnd w:id="11"/>
       <w:r>
+        <w:rPr>
+          <w:rFonts w:ascii="Arial" w:hAnsi="Arial"/>
+          <w:sz w:val="20"/>
+        </w:rPr>
         <w:t xml:space="preserve"> </w:t>
       </w:r>
       <w:bookmarkStart w:id="12" w:name="koerper"/>
       <w:bookmarkEnd w:id="12"/>
       <w:r>
+        <w:rPr>
+          <w:rFonts w:ascii="Arial" w:hAnsi="Arial"/>
+          <w:sz w:val="20"/>
+        </w:rPr>
         <w:t xml:space="preserve"> </w:t>
       </w:r>
       <w:bookmarkStart w:id="13" w:name="ROE"/>
       <w:bookmarkEnd w:id="13"/>
       <w:r>
+        <w:rPr>
+          <w:rFonts w:ascii="Arial" w:hAnsi="Arial"/>
+          <w:sz w:val="20"/>
+        </w:rPr>
         <w:t xml:space="preserve"> </w:t>
       </w:r>
       <w:bookmarkStart w:id="14" w:name="EKG"/>
       <w:bookmarkEnd w:id="14"/>
       <w:r>
+        <w:rPr>
+          <w:rFonts w:ascii="Arial" w:hAnsi="Arial"/>
+          <w:sz w:val="20"/>
+        </w:rPr>
         <w:t xml:space="preserve"> </w:t>
       </w:r>
       <w:bookmarkStart w:id="15" w:name="Ekgbelast"/>
@@ -1886,36 +2148,64 @@
       <w:bookmarkEnd w:id="15"/>
       <w:bookmarkEnd w:id="16"/>
       <w:r>
+        <w:rPr>
+          <w:rFonts w:ascii="Arial" w:hAnsi="Arial"/>
+          <w:sz w:val="20"/>
+        </w:rPr>
         <w:t xml:space="preserve"> </w:t>
       </w:r>
       <w:bookmarkStart w:id="17" w:name="Ekglangzeit"/>
       <w:bookmarkEnd w:id="17"/>
       <w:r>
+        <w:rPr>
+          <w:rFonts w:ascii="Arial" w:hAnsi="Arial"/>
+          <w:sz w:val="20"/>
+        </w:rPr>
         <w:t xml:space="preserve"> </w:t>
       </w:r>
       <w:bookmarkStart w:id="18" w:name="Echokard"/>
       <w:bookmarkEnd w:id="18"/>
       <w:r>
+        <w:rPr>
+          <w:rFonts w:ascii="Arial" w:hAnsi="Arial"/>
+          <w:sz w:val="20"/>
+        </w:rPr>
         <w:t xml:space="preserve"> </w:t>
       </w:r>
       <w:bookmarkStart w:id="19" w:name="Sonobauch"/>
       <w:bookmarkEnd w:id="19"/>
       <w:r>
+        <w:rPr>
+          <w:rFonts w:ascii="Arial" w:hAnsi="Arial"/>
+          <w:sz w:val="20"/>
+        </w:rPr>
         <w:t xml:space="preserve"> </w:t>
       </w:r>
       <w:bookmarkStart w:id="20" w:name="Sonosd"/>
       <w:bookmarkEnd w:id="20"/>
       <w:r>
+        <w:rPr>
+          <w:rFonts w:ascii="Arial" w:hAnsi="Arial"/>
+          <w:sz w:val="20"/>
+        </w:rPr>
         <w:t xml:space="preserve"> </w:t>
       </w:r>
       <w:bookmarkStart w:id="21" w:name="Sonogef"/>
       <w:bookmarkEnd w:id="21"/>
       <w:r>
+        <w:rPr>
+          <w:rFonts w:ascii="Arial" w:hAnsi="Arial"/>
+          <w:sz w:val="20"/>
+        </w:rPr>
         <w:t xml:space="preserve"> </w:t>
       </w:r>
       <w:bookmarkStart w:id="22" w:name="Sonograf"/>
       <w:bookmarkEnd w:id="22"/>
       <w:r>
+        <w:rPr>
+          <w:rFonts w:ascii="Arial" w:hAnsi="Arial"/>
+          <w:sz w:val="20"/>
+        </w:rPr>
         <w:t xml:space="preserve"> </w:t>
       </w:r>
       <w:bookmarkStart w:id="23" w:name="Gynkonsil"/>
@@ -1923,41 +2213,73 @@
       <w:bookmarkEnd w:id="23"/>
       <w:bookmarkEnd w:id="24"/>
       <w:r>
+        <w:rPr>
+          <w:rFonts w:ascii="Arial" w:hAnsi="Arial"/>
+          <w:sz w:val="20"/>
+        </w:rPr>
         <w:t xml:space="preserve"> </w:t>
       </w:r>
       <w:bookmarkStart w:id="25" w:name="Chikonsil"/>
       <w:bookmarkEnd w:id="25"/>
       <w:r>
+        <w:rPr>
+          <w:rFonts w:ascii="Arial" w:hAnsi="Arial"/>
+          <w:sz w:val="20"/>
+        </w:rPr>
         <w:t xml:space="preserve"> </w:t>
       </w:r>
       <w:bookmarkStart w:id="26" w:name="Sonstkonsil"/>
       <w:bookmarkEnd w:id="26"/>
       <w:r>
+        <w:rPr>
+          <w:rFonts w:ascii="Arial" w:hAnsi="Arial"/>
+          <w:sz w:val="20"/>
+        </w:rPr>
         <w:t xml:space="preserve"> </w:t>
       </w:r>
       <w:bookmarkStart w:id="27" w:name="Hnokonsil"/>
       <w:bookmarkEnd w:id="27"/>
       <w:r>
+        <w:rPr>
+          <w:rFonts w:ascii="Arial" w:hAnsi="Arial"/>
+          <w:sz w:val="20"/>
+        </w:rPr>
         <w:t xml:space="preserve"> </w:t>
       </w:r>
       <w:bookmarkStart w:id="28" w:name="Neukonsil"/>
       <w:bookmarkEnd w:id="28"/>
       <w:r>
+        <w:rPr>
+          <w:rFonts w:ascii="Arial" w:hAnsi="Arial"/>
+          <w:sz w:val="20"/>
+        </w:rPr>
         <w:t xml:space="preserve"> </w:t>
       </w:r>
       <w:bookmarkStart w:id="29" w:name="Urokonsil"/>
       <w:bookmarkEnd w:id="29"/>
       <w:r>
+        <w:rPr>
+          <w:rFonts w:ascii="Arial" w:hAnsi="Arial"/>
+          <w:sz w:val="20"/>
+        </w:rPr>
         <w:t xml:space="preserve"> </w:t>
       </w:r>
       <w:bookmarkStart w:id="30" w:name="Derkonsil"/>
       <w:bookmarkEnd w:id="30"/>
       <w:r>
+        <w:rPr>
+          <w:rFonts w:ascii="Arial" w:hAnsi="Arial"/>
+          <w:sz w:val="20"/>
+        </w:rPr>
         <w:t xml:space="preserve"> </w:t>
       </w:r>
       <w:bookmarkStart w:id="31" w:name="Augkonsil"/>
       <w:bookmarkEnd w:id="31"/>
       <w:r>
+        <w:rPr>
+          <w:rFonts w:ascii="Arial" w:hAnsi="Arial"/>
+          <w:sz w:val="20"/>
+        </w:rPr>
         <w:t xml:space="preserve"> </w:t>
       </w:r>
       <w:bookmarkStart w:id="32" w:name="Zahkonsil"/>
@@ -1967,6 +2289,10 @@
       <w:bookmarkEnd w:id="33"/>
       <w:bookmarkEnd w:id="34"/>
       <w:r>
+        <w:rPr>
+          <w:rFonts w:ascii="Arial" w:hAnsi="Arial"/>
+          <w:sz w:val="20"/>
+        </w:rPr>
         <w:t xml:space="preserve"> </w:t>
       </w:r>
       <w:bookmarkStart w:id="35" w:name="Lufu"/>
@@ -1984,7 +2310,14 @@
       <w:bookmarkEnd w:id="40"/>
       <w:bookmarkEnd w:id="41"/>
     </w:p>
-    <w:p/>
+    <w:p>
+      <w:pPr>
+        <w:rPr>
+          <w:rFonts w:ascii="Arial" w:hAnsi="Arial"/>
+          <w:sz w:val="20"/>
+        </w:rPr>
+      </w:pPr>
+    </w:p>
     <w:p>
       <w:pPr>
         <w:pStyle w:val="berschrift1"/>
@@ -2004,36 +2337,54 @@
       </w:r>
     </w:p>
     <w:p>
+      <w:pPr>
+        <w:rPr>
+          <w:rFonts w:ascii="Arial" w:hAnsi="Arial"/>
+          <w:sz w:val="20"/>
+        </w:rPr>
+      </w:pPr>
       <w:bookmarkStart w:id="43" w:name="Labor"/>
       <w:bookmarkEnd w:id="43"/>
+      <w:r>
+        <w:rPr>
+          <w:rFonts w:ascii="Arial" w:hAnsi="Arial"/>
+          <w:sz w:val="20"/>
+        </w:rPr>
+        <w:t xml:space="preserve"> </w:t>
+      </w:r>
     </w:p>
-    <w:p/>
     <w:p>
       <w:pPr>
         <w:rPr>
-          <w:b/>
+          <w:rFonts w:ascii="Arial" w:hAnsi="Arial"/>
+          <w:sz w:val="20"/>
         </w:rPr>
       </w:pPr>
-      <w:r>
-        <w:rPr>
-          <w:b/>
-        </w:rPr>
-        <w:t xml:space="preserve">Weitere </w:t>
-      </w:r>
-      <w:r>
-        <w:rPr>
-          <w:b/>
-        </w:rPr>
-        <w:t>Befunde</w:t>
-      </w:r>
-      <w:r>
-        <w:rPr>
-          <w:b/>
-        </w:rPr>
-        <w:t xml:space="preserve"> können vorliegen. Diese können über das Sekretariat (Tel. 030/30008-125) angefordert werden.</w:t>
-      </w:r>
     </w:p>
     <w:p>
+      <w:pPr>
+        <w:rPr>
+          <w:rFonts w:ascii="Arial" w:hAnsi="Arial"/>
+          <w:b/>
+          <w:sz w:val="20"/>
+        </w:rPr>
+      </w:pPr>
+      <w:r>
+        <w:rPr>
+          <w:rFonts w:ascii="Arial" w:hAnsi="Arial"/>
+          <w:b/>
+          <w:sz w:val="20"/>
+        </w:rPr>
+        <w:t>Weitere Befunde können vorliegen. Diese können über das Sekretariat (Tel. 030/30008-125) angefordert werden.</w:t>
+      </w:r>
+    </w:p>
+    <w:p>
+      <w:pPr>
+        <w:rPr>
+          <w:rFonts w:ascii="Arial" w:hAnsi="Arial"/>
+          <w:sz w:val="20"/>
+        </w:rPr>
+      </w:pPr>
       <w:bookmarkStart w:id="44" w:name="OPBerichtPMD"/>
       <w:bookmarkEnd w:id="44"/>
     </w:p>
@@ -2059,18 +2410,38 @@
       </w:r>
     </w:p>
     <w:p>
+      <w:pPr>
+        <w:rPr>
+          <w:rFonts w:ascii="Arial" w:hAnsi="Arial"/>
+          <w:sz w:val="20"/>
+        </w:rPr>
+      </w:pPr>
       <w:bookmarkStart w:id="45" w:name="Blutprodukte"/>
       <w:bookmarkEnd w:id="45"/>
+      <w:r>
+        <w:rPr>
+          <w:rFonts w:ascii="Arial" w:hAnsi="Arial"/>
+          <w:sz w:val="20"/>
+        </w:rPr>
+        <w:t xml:space="preserve"> </w:t>
+      </w:r>
+      <w:bookmarkStart w:id="46" w:name="Antibiotika"/>
+      <w:bookmarkStart w:id="47" w:name="Blutkomp"/>
+      <w:bookmarkEnd w:id="46"/>
+      <w:bookmarkEnd w:id="47"/>
     </w:p>
-    <w:p/>
+    <w:p>
+      <w:pPr>
+        <w:rPr>
+          <w:rFonts w:ascii="Arial" w:hAnsi="Arial"/>
+          <w:sz w:val="20"/>
+        </w:rPr>
+      </w:pPr>
+    </w:p>
     <w:p>
       <w:pPr>
         <w:pStyle w:val="berschrift1"/>
       </w:pPr>
-      <w:bookmarkStart w:id="46" w:name="Antibiotika"/>
-      <w:bookmarkStart w:id="47" w:name="Blutkomp"/>
-      <w:bookmarkEnd w:id="46"/>
-      <w:bookmarkEnd w:id="47"/>
       <w:proofErr w:type="spellStart"/>
       <w:r>
         <w:t>Medikation</w:t>
@@ -2460,26 +2831,95 @@
       </w:tr>
     </w:tbl>
     <w:p>
+      <w:pPr>
+        <w:rPr>
+          <w:rFonts w:ascii="Arial" w:hAnsi="Arial"/>
+          <w:sz w:val="20"/>
+        </w:rPr>
+      </w:pPr>
       <w:bookmarkStart w:id="50" w:name="MEDIKA_TEXT"/>
       <w:bookmarkEnd w:id="50"/>
+      <w:r>
+        <w:rPr>
+          <w:rFonts w:ascii="Arial" w:hAnsi="Arial"/>
+          <w:sz w:val="20"/>
+        </w:rPr>
+        <w:lastRenderedPageBreak/>
+        <w:t xml:space="preserve"> </w:t>
+      </w:r>
     </w:p>
     <w:p>
+      <w:pPr>
+        <w:rPr>
+          <w:rFonts w:ascii="Arial" w:hAnsi="Arial"/>
+          <w:sz w:val="20"/>
+        </w:rPr>
+      </w:pPr>
       <w:bookmarkStart w:id="51" w:name="Epikrise"/>
       <w:bookmarkEnd w:id="51"/>
       <w:r>
+        <w:rPr>
+          <w:rFonts w:ascii="Arial" w:hAnsi="Arial"/>
+          <w:sz w:val="20"/>
+        </w:rPr>
         <w:t>Wir danken Ihnen für die Überweisung des Patienten und verbleiben</w:t>
       </w:r>
     </w:p>
-    <w:p/>
     <w:p>
-      <w:r>
+      <w:pPr>
+        <w:rPr>
+          <w:rFonts w:ascii="Arial" w:hAnsi="Arial"/>
+          <w:sz w:val="20"/>
+        </w:rPr>
+      </w:pPr>
+    </w:p>
+    <w:p>
+      <w:pPr>
+        <w:rPr>
+          <w:rFonts w:ascii="Arial" w:hAnsi="Arial"/>
+          <w:sz w:val="20"/>
+        </w:rPr>
+      </w:pPr>
+      <w:r>
+        <w:rPr>
+          <w:rFonts w:ascii="Arial" w:hAnsi="Arial"/>
+          <w:sz w:val="20"/>
+        </w:rPr>
         <w:t>mit freundlichen kollegialen Grüßen</w:t>
       </w:r>
     </w:p>
-    <w:p/>
-    <w:p/>
-    <w:p/>
-    <w:p/>
+    <w:p>
+      <w:pPr>
+        <w:rPr>
+          <w:rFonts w:ascii="Arial" w:hAnsi="Arial"/>
+          <w:sz w:val="20"/>
+        </w:rPr>
+      </w:pPr>
+    </w:p>
+    <w:p>
+      <w:pPr>
+        <w:rPr>
+          <w:rFonts w:ascii="Arial" w:hAnsi="Arial"/>
+          <w:sz w:val="20"/>
+        </w:rPr>
+      </w:pPr>
+    </w:p>
+    <w:p>
+      <w:pPr>
+        <w:rPr>
+          <w:rFonts w:ascii="Arial" w:hAnsi="Arial"/>
+          <w:sz w:val="20"/>
+        </w:rPr>
+      </w:pPr>
+    </w:p>
+    <w:p>
+      <w:pPr>
+        <w:rPr>
+          <w:rFonts w:ascii="Arial" w:hAnsi="Arial"/>
+          <w:sz w:val="20"/>
+        </w:rPr>
+      </w:pPr>
+    </w:p>
     <w:p>
       <w:pPr>
         <w:pStyle w:val="Unterschriften"/>
@@ -2501,6 +2941,7 @@
       <w:pPr>
         <w:pStyle w:val="Unterschriften"/>
         <w:sectPr>
+          <w:headerReference w:type="default" r:id="rId14"/>
           <w:type w:val="continuous"/>
           <w:pgSz w:w="11906" w:h="16838" w:code="9"/>
           <w:pgMar w:top="1134" w:right="1134" w:bottom="567" w:left="1418" w:header="709" w:footer="589" w:gutter="0"/>
@@ -5080,10 +5521,38 @@
       </w:tr>
     </w:tbl>
     <w:p>
+      <w:pPr>
+        <w:rPr>
+          <w:rFonts w:ascii="Arial" w:hAnsi="Arial"/>
+          <w:sz w:val="20"/>
+        </w:rPr>
+      </w:pPr>
       <w:bookmarkStart w:id="55" w:name="MibiErreger"/>
       <w:bookmarkEnd w:id="55"/>
+      <w:r>
+        <w:rPr>
+          <w:rFonts w:ascii="Arial" w:hAnsi="Arial"/>
+          <w:sz w:val="20"/>
+        </w:rPr>
+        <w:t xml:space="preserve"> </w:t>
+      </w:r>
     </w:p>
-    <w:p/>
+    <w:p>
+      <w:pPr>
+        <w:rPr>
+          <w:rFonts w:ascii="Arial" w:hAnsi="Arial"/>
+          <w:sz w:val="20"/>
+        </w:rPr>
+      </w:pPr>
+    </w:p>
+    <w:p>
+      <w:pPr>
+        <w:rPr>
+          <w:rFonts w:ascii="Arial" w:hAnsi="Arial"/>
+          <w:sz w:val="20"/>
+        </w:rPr>
+      </w:pPr>
+    </w:p>
     <w:p/>
     <w:sectPr>
       <w:pgSz w:w="16838" w:h="11906" w:orient="landscape" w:code="9"/>
@@ -5101,9 +5570,6 @@
 <w:endnotes xmlns:wpc="http://schemas.microsoft.com/office/word/2010/wordprocessingCanvas" xmlns:cx="http://schemas.microsoft.com/office/drawing/2014/chartex" xmlns:cx1="http://schemas.microsoft.com/office/drawing/2015/9/8/chartex" xmlns:mc="http://schemas.openxmlformats.org/markup-compatibility/2006" xmlns:o="urn:schemas-microsoft-com:office:office" xmlns:r="http://schemas.openxmlformats.org/officeDocument/2006/relationships" xmlns:m="http://schemas.openxmlformats.org/officeDocument/2006/math" xmlns:v="urn:schemas-microsoft-com:vml" xmlns:wp14="http://schemas.microsoft.com/office/word/2010/wordprocessingDrawing" xmlns:wp="http://schemas.openxmlformats.org/drawingml/2006/wordprocessingDrawing" xmlns:w10="urn:schemas-microsoft-com:office:word" xmlns:w="http://schemas.openxmlformats.org/wordprocessingml/2006/main" xmlns:w14="http://schemas.microsoft.com/office/word/2010/wordml" xmlns:w15="http://schemas.microsoft.com/office/word/2012/wordml" xmlns:w16se="http://schemas.microsoft.com/office/word/2015/wordml/symex" xmlns:wpg="http://schemas.microsoft.com/office/word/2010/wordprocessingGroup" xmlns:wpi="http://schemas.microsoft.com/office/word/2010/wordprocessingInk" xmlns:wne="http://schemas.microsoft.com/office/word/2006/wordml" xmlns:wps="http://schemas.microsoft.com/office/word/2010/wordprocessingShape" mc:Ignorable="w14 w15 w16se wp14">
   <w:endnote w:type="separator" w:id="-1">
     <w:p>
-      <w:pPr>
-        <w:spacing w:after="0" w:line="240" w:lineRule="auto"/>
-      </w:pPr>
       <w:r>
         <w:separator/>
       </w:r>
@@ -5111,9 +5577,6 @@
   </w:endnote>
   <w:endnote w:type="continuationSeparator" w:id="0">
     <w:p>
-      <w:pPr>
-        <w:spacing w:after="0" w:line="240" w:lineRule="auto"/>
-      </w:pPr>
       <w:r>
         <w:continuationSeparator/>
       </w:r>
@@ -5124,29 +5587,10 @@
 
 <file path=word/footer1.xml><?xml version="1.0" encoding="utf-8"?>
 <w:ftr xmlns:wpc="http://schemas.microsoft.com/office/word/2010/wordprocessingCanvas" xmlns:cx="http://schemas.microsoft.com/office/drawing/2014/chartex" xmlns:cx1="http://schemas.microsoft.com/office/drawing/2015/9/8/chartex" xmlns:mc="http://schemas.openxmlformats.org/markup-compatibility/2006" xmlns:o="urn:schemas-microsoft-com:office:office" xmlns:r="http://schemas.openxmlformats.org/officeDocument/2006/relationships" xmlns:m="http://schemas.openxmlformats.org/officeDocument/2006/math" xmlns:v="urn:schemas-microsoft-com:vml" xmlns:wp14="http://schemas.microsoft.com/office/word/2010/wordprocessingDrawing" xmlns:wp="http://schemas.openxmlformats.org/drawingml/2006/wordprocessingDrawing" xmlns:w10="urn:schemas-microsoft-com:office:word" xmlns:w="http://schemas.openxmlformats.org/wordprocessingml/2006/main" xmlns:w14="http://schemas.microsoft.com/office/word/2010/wordml" xmlns:w15="http://schemas.microsoft.com/office/word/2012/wordml" xmlns:w16se="http://schemas.microsoft.com/office/word/2015/wordml/symex" xmlns:wpg="http://schemas.microsoft.com/office/word/2010/wordprocessingGroup" xmlns:wpi="http://schemas.microsoft.com/office/word/2010/wordprocessingInk" xmlns:wne="http://schemas.microsoft.com/office/word/2006/wordml" xmlns:wps="http://schemas.microsoft.com/office/word/2010/wordprocessingShape" mc:Ignorable="w14 w15 w16se wp14">
-  <w:p>
-    <w:pPr>
-      <w:pStyle w:val="Fuzeile"/>
-    </w:pPr>
-  </w:p>
-</w:ftr>
-</file>
-
-<file path=word/footer2.xml><?xml version="1.0" encoding="utf-8"?>
-<w:ftr xmlns:wpc="http://schemas.microsoft.com/office/word/2010/wordprocessingCanvas" xmlns:cx="http://schemas.microsoft.com/office/drawing/2014/chartex" xmlns:cx1="http://schemas.microsoft.com/office/drawing/2015/9/8/chartex" xmlns:mc="http://schemas.openxmlformats.org/markup-compatibility/2006" xmlns:o="urn:schemas-microsoft-com:office:office" xmlns:r="http://schemas.openxmlformats.org/officeDocument/2006/relationships" xmlns:m="http://schemas.openxmlformats.org/officeDocument/2006/math" xmlns:v="urn:schemas-microsoft-com:vml" xmlns:wp14="http://schemas.microsoft.com/office/word/2010/wordprocessingDrawing" xmlns:wp="http://schemas.openxmlformats.org/drawingml/2006/wordprocessingDrawing" xmlns:w10="urn:schemas-microsoft-com:office:word" xmlns:w="http://schemas.openxmlformats.org/wordprocessingml/2006/main" xmlns:w14="http://schemas.microsoft.com/office/word/2010/wordml" xmlns:w15="http://schemas.microsoft.com/office/word/2012/wordml" xmlns:w16se="http://schemas.microsoft.com/office/word/2015/wordml/symex" xmlns:wpg="http://schemas.microsoft.com/office/word/2010/wordprocessingGroup" xmlns:wpi="http://schemas.microsoft.com/office/word/2010/wordprocessingInk" xmlns:wne="http://schemas.microsoft.com/office/word/2006/wordml" xmlns:wps="http://schemas.microsoft.com/office/word/2010/wordprocessingShape" mc:Ignorable="w14 w15 w16se wp14">
   <w:tbl>
     <w:tblPr>
-      <w:tblStyle w:val="Tabellenraster"/>
       <w:tblW w:w="9781" w:type="dxa"/>
       <w:tblInd w:w="-5" w:type="dxa"/>
-      <w:tblBorders>
-        <w:top w:val="none" w:sz="0" w:space="0" w:color="auto"/>
-        <w:left w:val="none" w:sz="0" w:space="0" w:color="auto"/>
-        <w:bottom w:val="none" w:sz="0" w:space="0" w:color="auto"/>
-        <w:right w:val="none" w:sz="0" w:space="0" w:color="auto"/>
-        <w:insideH w:val="none" w:sz="0" w:space="0" w:color="auto"/>
-        <w:insideV w:val="none" w:sz="0" w:space="0" w:color="auto"/>
-      </w:tblBorders>
       <w:tblLook w:val="04A0" w:firstRow="1" w:lastRow="0" w:firstColumn="1" w:lastColumn="0" w:noHBand="0" w:noVBand="1"/>
     </w:tblPr>
     <w:tblGrid>
@@ -5160,21 +5604,24 @@
       <w:tc>
         <w:tcPr>
           <w:tcW w:w="8648" w:type="dxa"/>
+          <w:shd w:val="clear" w:color="auto" w:fill="auto"/>
         </w:tcPr>
         <w:p>
           <w:pPr>
             <w:rPr>
               <w:b/>
               <w:bCs/>
-              <w:color w:val="5B9BD5" w:themeColor="accent1"/>
+              <w:color w:val="5B9BD5"/>
               <w:sz w:val="15"/>
               <w:szCs w:val="15"/>
+              <w:lang w:eastAsia="de-DE"/>
             </w:rPr>
           </w:pPr>
           <w:r>
             <w:rPr>
               <w:sz w:val="15"/>
               <w:szCs w:val="15"/>
+              <w:lang w:eastAsia="de-DE"/>
             </w:rPr>
             <w:fldChar w:fldCharType="begin"/>
           </w:r>
@@ -5182,6 +5629,7 @@
             <w:rPr>
               <w:sz w:val="15"/>
               <w:szCs w:val="15"/>
+              <w:lang w:eastAsia="de-DE"/>
             </w:rPr>
             <w:instrText xml:space="preserve"> DATE \@ "dd.MM.yyyy" </w:instrText>
           </w:r>
@@ -5189,6 +5637,7 @@
             <w:rPr>
               <w:sz w:val="15"/>
               <w:szCs w:val="15"/>
+              <w:lang w:eastAsia="de-DE"/>
             </w:rPr>
             <w:fldChar w:fldCharType="separate"/>
           </w:r>
@@ -5197,13 +5646,15 @@
               <w:noProof/>
               <w:sz w:val="15"/>
               <w:szCs w:val="15"/>
+              <w:lang w:eastAsia="de-DE"/>
             </w:rPr>
-            <w:t>12.08.2026</w:t>
+            <w:t>20.08.2026</w:t>
           </w:r>
           <w:r>
             <w:rPr>
               <w:sz w:val="15"/>
               <w:szCs w:val="15"/>
+              <w:lang w:eastAsia="de-DE"/>
             </w:rPr>
             <w:fldChar w:fldCharType="end"/>
           </w:r>
@@ -5212,18 +5663,21 @@
       <w:tc>
         <w:tcPr>
           <w:tcW w:w="1133" w:type="dxa"/>
+          <w:shd w:val="clear" w:color="auto" w:fill="auto"/>
         </w:tcPr>
         <w:p>
           <w:pPr>
             <w:rPr>
               <w:sz w:val="15"/>
               <w:szCs w:val="15"/>
+              <w:lang w:eastAsia="de-DE"/>
             </w:rPr>
           </w:pPr>
           <w:r>
             <w:rPr>
               <w:sz w:val="15"/>
               <w:szCs w:val="15"/>
+              <w:lang w:eastAsia="de-DE"/>
             </w:rPr>
             <w:t xml:space="preserve">Seite </w:t>
           </w:r>
@@ -5233,6 +5687,7 @@
               <w:rFonts w:cs="Arial"/>
               <w:sz w:val="15"/>
               <w:szCs w:val="15"/>
+              <w:lang w:eastAsia="de-DE"/>
             </w:rPr>
             <w:fldChar w:fldCharType="begin"/>
           </w:r>
@@ -5242,6 +5697,7 @@
               <w:rFonts w:cs="Arial"/>
               <w:sz w:val="15"/>
               <w:szCs w:val="15"/>
+              <w:lang w:eastAsia="de-DE"/>
             </w:rPr>
             <w:instrText xml:space="preserve"> PAGE </w:instrText>
           </w:r>
@@ -5251,6 +5707,7 @@
               <w:rFonts w:cs="Arial"/>
               <w:sz w:val="15"/>
               <w:szCs w:val="15"/>
+              <w:lang w:eastAsia="de-DE"/>
             </w:rPr>
             <w:fldChar w:fldCharType="separate"/>
           </w:r>
@@ -5261,6 +5718,7 @@
               <w:noProof/>
               <w:sz w:val="15"/>
               <w:szCs w:val="15"/>
+              <w:lang w:eastAsia="de-DE"/>
             </w:rPr>
             <w:t>3</w:t>
           </w:r>
@@ -5270,6 +5728,7 @@
               <w:rFonts w:cs="Arial"/>
               <w:sz w:val="15"/>
               <w:szCs w:val="15"/>
+              <w:lang w:eastAsia="de-DE"/>
             </w:rPr>
             <w:fldChar w:fldCharType="end"/>
           </w:r>
@@ -5279,6 +5738,7 @@
               <w:rFonts w:cs="Arial"/>
               <w:sz w:val="15"/>
               <w:szCs w:val="15"/>
+              <w:lang w:eastAsia="de-DE"/>
             </w:rPr>
             <w:t xml:space="preserve"> von </w:t>
           </w:r>
@@ -5288,6 +5748,7 @@
               <w:rFonts w:cs="Arial"/>
               <w:sz w:val="15"/>
               <w:szCs w:val="15"/>
+              <w:lang w:eastAsia="de-DE"/>
             </w:rPr>
             <w:fldChar w:fldCharType="begin"/>
           </w:r>
@@ -5297,6 +5758,7 @@
               <w:rFonts w:cs="Arial"/>
               <w:sz w:val="15"/>
               <w:szCs w:val="15"/>
+              <w:lang w:eastAsia="de-DE"/>
             </w:rPr>
             <w:instrText xml:space="preserve"> NUMPAGES </w:instrText>
           </w:r>
@@ -5306,6 +5768,7 @@
               <w:rFonts w:cs="Arial"/>
               <w:sz w:val="15"/>
               <w:szCs w:val="15"/>
+              <w:lang w:eastAsia="de-DE"/>
             </w:rPr>
             <w:fldChar w:fldCharType="separate"/>
           </w:r>
@@ -5316,6 +5779,7 @@
               <w:noProof/>
               <w:sz w:val="15"/>
               <w:szCs w:val="15"/>
+              <w:lang w:eastAsia="de-DE"/>
             </w:rPr>
             <w:t>3</w:t>
           </w:r>
@@ -5325,6 +5789,7 @@
               <w:rFonts w:cs="Arial"/>
               <w:sz w:val="15"/>
               <w:szCs w:val="15"/>
+              <w:lang w:eastAsia="de-DE"/>
             </w:rPr>
             <w:fldChar w:fldCharType="end"/>
           </w:r>
@@ -5366,16 +5831,7 @@
   </w:p>
   <w:tbl>
     <w:tblPr>
-      <w:tblStyle w:val="Tabellenraster"/>
       <w:tblW w:w="0" w:type="auto"/>
-      <w:tblBorders>
-        <w:top w:val="none" w:sz="0" w:space="0" w:color="auto"/>
-        <w:left w:val="none" w:sz="0" w:space="0" w:color="auto"/>
-        <w:bottom w:val="none" w:sz="0" w:space="0" w:color="auto"/>
-        <w:right w:val="none" w:sz="0" w:space="0" w:color="auto"/>
-        <w:insideH w:val="none" w:sz="0" w:space="0" w:color="auto"/>
-        <w:insideV w:val="none" w:sz="0" w:space="0" w:color="auto"/>
-      </w:tblBorders>
       <w:tblLook w:val="04A0" w:firstRow="1" w:lastRow="0" w:firstColumn="1" w:lastColumn="0" w:noHBand="0" w:noVBand="1"/>
     </w:tblPr>
     <w:tblGrid>
@@ -5386,15 +5842,17 @@
       <w:tc>
         <w:tcPr>
           <w:tcW w:w="7395" w:type="dxa"/>
+          <w:shd w:val="clear" w:color="auto" w:fill="auto"/>
         </w:tcPr>
         <w:p>
           <w:pPr>
             <w:rPr>
               <w:b/>
               <w:bCs/>
-              <w:color w:val="5B9BD5" w:themeColor="accent1"/>
+              <w:color w:val="5B9BD5"/>
               <w:sz w:val="16"/>
               <w:szCs w:val="16"/>
+              <w:lang w:eastAsia="de-DE"/>
             </w:rPr>
           </w:pPr>
         </w:p>
@@ -5402,6 +5860,7 @@
       <w:tc>
         <w:tcPr>
           <w:tcW w:w="827" w:type="dxa"/>
+          <w:shd w:val="clear" w:color="auto" w:fill="auto"/>
         </w:tcPr>
         <w:p>
           <w:pPr>
@@ -5409,9 +5868,10 @@
             <w:rPr>
               <w:b/>
               <w:bCs/>
-              <w:color w:val="5B9BD5" w:themeColor="accent1"/>
+              <w:color w:val="5B9BD5"/>
               <w:sz w:val="12"/>
               <w:szCs w:val="12"/>
+              <w:lang w:eastAsia="de-DE"/>
             </w:rPr>
           </w:pPr>
         </w:p>
@@ -5421,15 +5881,17 @@
       <w:tc>
         <w:tcPr>
           <w:tcW w:w="7395" w:type="dxa"/>
+          <w:shd w:val="clear" w:color="auto" w:fill="auto"/>
         </w:tcPr>
         <w:p>
           <w:pPr>
             <w:rPr>
               <w:b/>
               <w:bCs/>
-              <w:color w:val="5B9BD5" w:themeColor="accent1"/>
+              <w:color w:val="5B9BD5"/>
               <w:sz w:val="16"/>
               <w:szCs w:val="16"/>
+              <w:lang w:eastAsia="de-DE"/>
             </w:rPr>
           </w:pPr>
         </w:p>
@@ -5437,6 +5899,7 @@
       <w:tc>
         <w:tcPr>
           <w:tcW w:w="827" w:type="dxa"/>
+          <w:shd w:val="clear" w:color="auto" w:fill="auto"/>
         </w:tcPr>
         <w:p>
           <w:pPr>
@@ -5444,6 +5907,7 @@
             <w:rPr>
               <w:sz w:val="16"/>
               <w:szCs w:val="16"/>
+              <w:lang w:eastAsia="de-DE"/>
             </w:rPr>
           </w:pPr>
         </w:p>
@@ -5456,7 +5920,7 @@
       <w:rPr>
         <w:b/>
         <w:bCs/>
-        <w:color w:val="5B9BD5" w:themeColor="accent1"/>
+        <w:color w:val="5B9BD5"/>
         <w:sz w:val="16"/>
         <w:szCs w:val="16"/>
       </w:rPr>
@@ -5465,21 +5929,12 @@
 </w:ftr>
 </file>
 
-<file path=word/footer3.xml><?xml version="1.0" encoding="utf-8"?>
+<file path=word/footer2.xml><?xml version="1.0" encoding="utf-8"?>
 <w:ftr xmlns:wpc="http://schemas.microsoft.com/office/word/2010/wordprocessingCanvas" xmlns:cx="http://schemas.microsoft.com/office/drawing/2014/chartex" xmlns:cx1="http://schemas.microsoft.com/office/drawing/2015/9/8/chartex" xmlns:mc="http://schemas.openxmlformats.org/markup-compatibility/2006" xmlns:o="urn:schemas-microsoft-com:office:office" xmlns:r="http://schemas.openxmlformats.org/officeDocument/2006/relationships" xmlns:m="http://schemas.openxmlformats.org/officeDocument/2006/math" xmlns:v="urn:schemas-microsoft-com:vml" xmlns:wp14="http://schemas.microsoft.com/office/word/2010/wordprocessingDrawing" xmlns:wp="http://schemas.openxmlformats.org/drawingml/2006/wordprocessingDrawing" xmlns:w10="urn:schemas-microsoft-com:office:word" xmlns:w="http://schemas.openxmlformats.org/wordprocessingml/2006/main" xmlns:w14="http://schemas.microsoft.com/office/word/2010/wordml" xmlns:w15="http://schemas.microsoft.com/office/word/2012/wordml" xmlns:w16se="http://schemas.microsoft.com/office/word/2015/wordml/symex" xmlns:wpg="http://schemas.microsoft.com/office/word/2010/wordprocessingGroup" xmlns:wpi="http://schemas.microsoft.com/office/word/2010/wordprocessingInk" xmlns:wne="http://schemas.microsoft.com/office/word/2006/wordml" xmlns:wps="http://schemas.microsoft.com/office/word/2010/wordprocessingShape" mc:Ignorable="w14 w15 w16se wp14">
   <w:tbl>
     <w:tblPr>
-      <w:tblStyle w:val="Tabellenraster"/>
       <w:tblW w:w="9778" w:type="dxa"/>
       <w:tblInd w:w="-5" w:type="dxa"/>
-      <w:tblBorders>
-        <w:top w:val="none" w:sz="0" w:space="0" w:color="auto"/>
-        <w:left w:val="none" w:sz="0" w:space="0" w:color="auto"/>
-        <w:bottom w:val="none" w:sz="0" w:space="0" w:color="auto"/>
-        <w:right w:val="none" w:sz="0" w:space="0" w:color="auto"/>
-        <w:insideH w:val="none" w:sz="0" w:space="0" w:color="auto"/>
-        <w:insideV w:val="none" w:sz="0" w:space="0" w:color="auto"/>
-      </w:tblBorders>
       <w:tblLook w:val="04A0" w:firstRow="1" w:lastRow="0" w:firstColumn="1" w:lastColumn="0" w:noHBand="0" w:noVBand="1"/>
     </w:tblPr>
     <w:tblGrid>
@@ -5490,32 +5945,36 @@
       <w:tc>
         <w:tcPr>
           <w:tcW w:w="7938" w:type="dxa"/>
+          <w:shd w:val="clear" w:color="auto" w:fill="auto"/>
         </w:tcPr>
         <w:p>
           <w:pPr>
             <w:rPr>
               <w:bCs/>
-              <w:color w:val="5B9BD5" w:themeColor="accent1"/>
+              <w:color w:val="5B9BD5"/>
               <w:sz w:val="16"/>
               <w:szCs w:val="16"/>
+              <w:lang w:eastAsia="de-DE"/>
             </w:rPr>
           </w:pPr>
           <w:r>
             <w:rPr>
               <w:b/>
               <w:bCs/>
-              <w:color w:val="5B9BD5" w:themeColor="accent1"/>
+              <w:color w:val="5B9BD5"/>
               <w:sz w:val="16"/>
               <w:szCs w:val="16"/>
+              <w:lang w:eastAsia="de-DE"/>
             </w:rPr>
             <w:t xml:space="preserve">Sana Paulinenkrankenhaus gGmbH </w:t>
           </w:r>
           <w:r>
             <w:rPr>
               <w:bCs/>
-              <w:color w:val="5B9BD5" w:themeColor="accent1"/>
+              <w:color w:val="5B9BD5"/>
               <w:sz w:val="16"/>
               <w:szCs w:val="16"/>
+              <w:lang w:eastAsia="de-DE"/>
             </w:rPr>
             <w:t xml:space="preserve">| </w:t>
           </w:r>
@@ -5523,9 +5982,10 @@
           <w:r>
             <w:rPr>
               <w:bCs/>
-              <w:color w:val="5B9BD5" w:themeColor="accent1"/>
+              <w:color w:val="5B9BD5"/>
               <w:sz w:val="16"/>
               <w:szCs w:val="16"/>
+              <w:lang w:eastAsia="de-DE"/>
             </w:rPr>
             <w:t>Dickensweg</w:t>
           </w:r>
@@ -5533,9 +5993,10 @@
           <w:r>
             <w:rPr>
               <w:bCs/>
-              <w:color w:val="5B9BD5" w:themeColor="accent1"/>
+              <w:color w:val="5B9BD5"/>
               <w:sz w:val="16"/>
               <w:szCs w:val="16"/>
+              <w:lang w:eastAsia="de-DE"/>
             </w:rPr>
             <w:t xml:space="preserve"> 25 – 39 | 14055 Berlin</w:t>
           </w:r>
@@ -5544,17 +6005,19 @@
           <w:pPr>
             <w:rPr>
               <w:bCs/>
-              <w:color w:val="5B9BD5" w:themeColor="accent1"/>
+              <w:color w:val="5B9BD5"/>
               <w:sz w:val="16"/>
               <w:szCs w:val="16"/>
+              <w:lang w:eastAsia="de-DE"/>
             </w:rPr>
           </w:pPr>
           <w:r>
             <w:rPr>
               <w:bCs/>
-              <w:color w:val="5B9BD5" w:themeColor="accent1"/>
+              <w:color w:val="5B9BD5"/>
               <w:sz w:val="16"/>
               <w:szCs w:val="16"/>
+              <w:lang w:eastAsia="de-DE"/>
             </w:rPr>
             <w:t xml:space="preserve">Telefon: 030 30008 0 | Telefax: 030 30008 223 | E-Mail: </w:t>
           </w:r>
@@ -5564,9 +6027,10 @@
                 <w:rStyle w:val="Hyperlink"/>
                 <w:rFonts w:cs="Arial"/>
                 <w:bCs/>
-                <w:color w:val="5B9BD5" w:themeColor="accent1"/>
+                <w:color w:val="5B9BD5"/>
                 <w:sz w:val="16"/>
                 <w:szCs w:val="16"/>
+                <w:lang w:eastAsia="de-DE"/>
               </w:rPr>
               <w:t>info@paulinenkrankenhaus.de</w:t>
             </w:r>
@@ -5576,17 +6040,19 @@
           <w:pPr>
             <w:rPr>
               <w:bCs/>
-              <w:color w:val="5B9BD5" w:themeColor="accent1"/>
+              <w:color w:val="5B9BD5"/>
               <w:sz w:val="16"/>
               <w:szCs w:val="16"/>
+              <w:lang w:eastAsia="de-DE"/>
             </w:rPr>
           </w:pPr>
           <w:r>
             <w:rPr>
               <w:bCs/>
-              <w:color w:val="5B9BD5" w:themeColor="accent1"/>
+              <w:color w:val="5B9BD5"/>
               <w:sz w:val="16"/>
               <w:szCs w:val="16"/>
+              <w:lang w:eastAsia="de-DE"/>
             </w:rPr>
             <w:t xml:space="preserve">Internet: </w:t>
           </w:r>
@@ -5596,9 +6062,10 @@
                 <w:rStyle w:val="Hyperlink"/>
                 <w:rFonts w:cs="Arial"/>
                 <w:bCs/>
-                <w:color w:val="5B9BD5" w:themeColor="accent1"/>
+                <w:color w:val="5B9BD5"/>
                 <w:sz w:val="16"/>
                 <w:szCs w:val="16"/>
+                <w:lang w:eastAsia="de-DE"/>
               </w:rPr>
               <w:t>www.paulinenkrankenhaus.de</w:t>
             </w:r>
@@ -5609,18 +6076,20 @@
             <w:rPr>
               <w:b/>
               <w:bCs/>
-              <w:color w:val="5B9BD5" w:themeColor="accent1"/>
+              <w:color w:val="5B9BD5"/>
               <w:sz w:val="16"/>
               <w:szCs w:val="16"/>
+              <w:lang w:eastAsia="de-DE"/>
             </w:rPr>
           </w:pPr>
           <w:r>
             <w:rPr>
               <w:b/>
               <w:bCs/>
-              <w:color w:val="5B9BD5" w:themeColor="accent1"/>
+              <w:color w:val="5B9BD5"/>
               <w:sz w:val="16"/>
               <w:szCs w:val="16"/>
+              <w:lang w:eastAsia="de-DE"/>
             </w:rPr>
             <w:t xml:space="preserve">Geschäftsführung: </w:t>
           </w:r>
@@ -5628,9 +6097,10 @@
           <w:r>
             <w:rPr>
               <w:bCs/>
-              <w:color w:val="5B9BD5" w:themeColor="accent1"/>
+              <w:color w:val="5B9BD5"/>
               <w:sz w:val="16"/>
               <w:szCs w:val="16"/>
+              <w:lang w:eastAsia="de-DE"/>
             </w:rPr>
             <w:t>Hamudi</w:t>
           </w:r>
@@ -5638,9 +6108,10 @@
           <w:r>
             <w:rPr>
               <w:bCs/>
-              <w:color w:val="5B9BD5" w:themeColor="accent1"/>
+              <w:color w:val="5B9BD5"/>
               <w:sz w:val="16"/>
               <w:szCs w:val="16"/>
+              <w:lang w:eastAsia="de-DE"/>
             </w:rPr>
             <w:t xml:space="preserve"> Mansour, Jean Franke</w:t>
           </w:r>
@@ -5650,27 +6121,30 @@
             <w:rPr>
               <w:b/>
               <w:bCs/>
-              <w:color w:val="5B9BD5" w:themeColor="accent1"/>
+              <w:color w:val="5B9BD5"/>
               <w:sz w:val="16"/>
               <w:szCs w:val="16"/>
+              <w:lang w:eastAsia="de-DE"/>
             </w:rPr>
           </w:pPr>
           <w:r>
             <w:rPr>
               <w:b/>
               <w:bCs/>
-              <w:color w:val="5B9BD5" w:themeColor="accent1"/>
+              <w:color w:val="5B9BD5"/>
               <w:sz w:val="16"/>
               <w:szCs w:val="16"/>
+              <w:lang w:eastAsia="de-DE"/>
             </w:rPr>
             <w:t>Sitz der Gesellschaft</w:t>
           </w:r>
           <w:r>
             <w:rPr>
               <w:bCs/>
-              <w:color w:val="5B9BD5" w:themeColor="accent1"/>
+              <w:color w:val="5B9BD5"/>
               <w:sz w:val="16"/>
               <w:szCs w:val="16"/>
+              <w:lang w:eastAsia="de-DE"/>
             </w:rPr>
             <w:t xml:space="preserve">: Berlin | </w:t>
           </w:r>
@@ -5678,18 +6152,20 @@
             <w:rPr>
               <w:b/>
               <w:bCs/>
-              <w:color w:val="5B9BD5" w:themeColor="accent1"/>
+              <w:color w:val="5B9BD5"/>
               <w:sz w:val="16"/>
               <w:szCs w:val="16"/>
+              <w:lang w:eastAsia="de-DE"/>
             </w:rPr>
             <w:t>Amtsgericht:</w:t>
           </w:r>
           <w:r>
             <w:rPr>
               <w:bCs/>
-              <w:color w:val="5B9BD5" w:themeColor="accent1"/>
+              <w:color w:val="5B9BD5"/>
               <w:sz w:val="16"/>
               <w:szCs w:val="16"/>
+              <w:lang w:eastAsia="de-DE"/>
             </w:rPr>
             <w:t xml:space="preserve"> Berlin HRB 212848 B | </w:t>
           </w:r>
@@ -5698,9 +6174,10 @@
             <w:rPr>
               <w:b/>
               <w:bCs/>
-              <w:color w:val="5B9BD5" w:themeColor="accent1"/>
+              <w:color w:val="5B9BD5"/>
               <w:sz w:val="16"/>
               <w:szCs w:val="16"/>
+              <w:lang w:eastAsia="de-DE"/>
             </w:rPr>
             <w:t>USt-IdNr</w:t>
           </w:r>
@@ -5709,18 +6186,20 @@
             <w:rPr>
               <w:b/>
               <w:bCs/>
-              <w:color w:val="5B9BD5" w:themeColor="accent1"/>
+              <w:color w:val="5B9BD5"/>
               <w:sz w:val="16"/>
               <w:szCs w:val="16"/>
+              <w:lang w:eastAsia="de-DE"/>
             </w:rPr>
             <w:t>.:</w:t>
           </w:r>
           <w:r>
             <w:rPr>
               <w:bCs/>
-              <w:color w:val="5B9BD5" w:themeColor="accent1"/>
+              <w:color w:val="5B9BD5"/>
               <w:sz w:val="16"/>
               <w:szCs w:val="16"/>
+              <w:lang w:eastAsia="de-DE"/>
             </w:rPr>
             <w:t xml:space="preserve"> DE326873165</w:t>
           </w:r>
@@ -5729,6 +6208,7 @@
       <w:tc>
         <w:tcPr>
           <w:tcW w:w="1840" w:type="dxa"/>
+          <w:shd w:val="clear" w:color="auto" w:fill="auto"/>
         </w:tcPr>
         <w:p>
           <w:pPr>
@@ -5736,6 +6216,7 @@
             <w:rPr>
               <w:sz w:val="16"/>
               <w:szCs w:val="16"/>
+              <w:lang w:eastAsia="de-DE"/>
             </w:rPr>
           </w:pPr>
         </w:p>
@@ -5744,6 +6225,7 @@
             <w:rPr>
               <w:sz w:val="16"/>
               <w:szCs w:val="16"/>
+              <w:lang w:eastAsia="de-DE"/>
             </w:rPr>
           </w:pPr>
         </w:p>
@@ -5752,6 +6234,7 @@
             <w:rPr>
               <w:sz w:val="16"/>
               <w:szCs w:val="16"/>
+              <w:lang w:eastAsia="de-DE"/>
             </w:rPr>
           </w:pPr>
         </w:p>
@@ -5760,6 +6243,7 @@
             <w:rPr>
               <w:sz w:val="16"/>
               <w:szCs w:val="16"/>
+              <w:lang w:eastAsia="de-DE"/>
             </w:rPr>
           </w:pPr>
         </w:p>
@@ -5768,6 +6252,7 @@
             <w:rPr>
               <w:sz w:val="16"/>
               <w:szCs w:val="16"/>
+              <w:lang w:eastAsia="de-DE"/>
             </w:rPr>
           </w:pPr>
         </w:p>
@@ -5777,15 +6262,17 @@
       <w:tc>
         <w:tcPr>
           <w:tcW w:w="7938" w:type="dxa"/>
+          <w:shd w:val="clear" w:color="auto" w:fill="auto"/>
         </w:tcPr>
         <w:p>
           <w:pPr>
             <w:rPr>
               <w:b/>
               <w:bCs/>
-              <w:color w:val="5B9BD5" w:themeColor="accent1"/>
+              <w:color w:val="5B9BD5"/>
               <w:sz w:val="16"/>
               <w:szCs w:val="16"/>
+              <w:lang w:eastAsia="de-DE"/>
             </w:rPr>
           </w:pPr>
         </w:p>
@@ -5793,6 +6280,7 @@
       <w:tc>
         <w:tcPr>
           <w:tcW w:w="1840" w:type="dxa"/>
+          <w:shd w:val="clear" w:color="auto" w:fill="auto"/>
         </w:tcPr>
         <w:p>
           <w:pPr>
@@ -5800,6 +6288,7 @@
             <w:rPr>
               <w:sz w:val="16"/>
               <w:szCs w:val="16"/>
+              <w:lang w:eastAsia="de-DE"/>
             </w:rPr>
           </w:pPr>
         </w:p>
@@ -5809,18 +6298,21 @@
       <w:tc>
         <w:tcPr>
           <w:tcW w:w="7938" w:type="dxa"/>
+          <w:shd w:val="clear" w:color="auto" w:fill="auto"/>
         </w:tcPr>
         <w:p>
           <w:pPr>
             <w:rPr>
               <w:sz w:val="15"/>
               <w:szCs w:val="15"/>
+              <w:lang w:eastAsia="de-DE"/>
             </w:rPr>
           </w:pPr>
           <w:r>
             <w:rPr>
               <w:sz w:val="15"/>
               <w:szCs w:val="15"/>
+              <w:lang w:eastAsia="de-DE"/>
             </w:rPr>
             <w:fldChar w:fldCharType="begin"/>
           </w:r>
@@ -5828,6 +6320,7 @@
             <w:rPr>
               <w:sz w:val="15"/>
               <w:szCs w:val="15"/>
+              <w:lang w:eastAsia="de-DE"/>
             </w:rPr>
             <w:instrText xml:space="preserve"> DATE \@ "dd.MM.yyyy" </w:instrText>
           </w:r>
@@ -5835,6 +6328,7 @@
             <w:rPr>
               <w:sz w:val="15"/>
               <w:szCs w:val="15"/>
+              <w:lang w:eastAsia="de-DE"/>
             </w:rPr>
             <w:fldChar w:fldCharType="separate"/>
           </w:r>
@@ -5843,13 +6337,15 @@
               <w:noProof/>
               <w:sz w:val="15"/>
               <w:szCs w:val="15"/>
+              <w:lang w:eastAsia="de-DE"/>
             </w:rPr>
-            <w:t>12.08.2026</w:t>
+            <w:t>20.08.2026</w:t>
           </w:r>
           <w:r>
             <w:rPr>
               <w:sz w:val="15"/>
               <w:szCs w:val="15"/>
+              <w:lang w:eastAsia="de-DE"/>
             </w:rPr>
             <w:fldChar w:fldCharType="end"/>
           </w:r>
@@ -5858,6 +6354,7 @@
       <w:tc>
         <w:tcPr>
           <w:tcW w:w="1840" w:type="dxa"/>
+          <w:shd w:val="clear" w:color="auto" w:fill="auto"/>
         </w:tcPr>
         <w:p>
           <w:pPr>
@@ -5865,12 +6362,14 @@
             <w:rPr>
               <w:sz w:val="15"/>
               <w:szCs w:val="15"/>
+              <w:lang w:eastAsia="de-DE"/>
             </w:rPr>
           </w:pPr>
           <w:r>
             <w:rPr>
               <w:sz w:val="15"/>
               <w:szCs w:val="15"/>
+              <w:lang w:eastAsia="de-DE"/>
             </w:rPr>
             <w:t xml:space="preserve">Seite </w:t>
           </w:r>
@@ -5880,6 +6379,7 @@
               <w:rFonts w:cs="Arial"/>
               <w:sz w:val="15"/>
               <w:szCs w:val="15"/>
+              <w:lang w:eastAsia="de-DE"/>
             </w:rPr>
             <w:fldChar w:fldCharType="begin"/>
           </w:r>
@@ -5889,6 +6389,7 @@
               <w:rFonts w:cs="Arial"/>
               <w:sz w:val="15"/>
               <w:szCs w:val="15"/>
+              <w:lang w:eastAsia="de-DE"/>
             </w:rPr>
             <w:instrText xml:space="preserve"> PAGE </w:instrText>
           </w:r>
@@ -5898,6 +6399,7 @@
               <w:rFonts w:cs="Arial"/>
               <w:sz w:val="15"/>
               <w:szCs w:val="15"/>
+              <w:lang w:eastAsia="de-DE"/>
             </w:rPr>
             <w:fldChar w:fldCharType="separate"/>
           </w:r>
@@ -5908,6 +6410,7 @@
               <w:noProof/>
               <w:sz w:val="15"/>
               <w:szCs w:val="15"/>
+              <w:lang w:eastAsia="de-DE"/>
             </w:rPr>
             <w:t>1</w:t>
           </w:r>
@@ -5917,6 +6420,7 @@
               <w:rFonts w:cs="Arial"/>
               <w:sz w:val="15"/>
               <w:szCs w:val="15"/>
+              <w:lang w:eastAsia="de-DE"/>
             </w:rPr>
             <w:fldChar w:fldCharType="end"/>
           </w:r>
@@ -5926,6 +6430,7 @@
               <w:rFonts w:cs="Arial"/>
               <w:sz w:val="15"/>
               <w:szCs w:val="15"/>
+              <w:lang w:eastAsia="de-DE"/>
             </w:rPr>
             <w:t xml:space="preserve"> von </w:t>
           </w:r>
@@ -5935,6 +6440,7 @@
               <w:rFonts w:cs="Arial"/>
               <w:sz w:val="15"/>
               <w:szCs w:val="15"/>
+              <w:lang w:eastAsia="de-DE"/>
             </w:rPr>
             <w:fldChar w:fldCharType="begin"/>
           </w:r>
@@ -5944,6 +6450,7 @@
               <w:rFonts w:cs="Arial"/>
               <w:sz w:val="15"/>
               <w:szCs w:val="15"/>
+              <w:lang w:eastAsia="de-DE"/>
             </w:rPr>
             <w:instrText xml:space="preserve"> NUMPAGES </w:instrText>
           </w:r>
@@ -5953,6 +6460,7 @@
               <w:rFonts w:cs="Arial"/>
               <w:sz w:val="15"/>
               <w:szCs w:val="15"/>
+              <w:lang w:eastAsia="de-DE"/>
             </w:rPr>
             <w:fldChar w:fldCharType="separate"/>
           </w:r>
@@ -5963,6 +6471,7 @@
               <w:noProof/>
               <w:sz w:val="15"/>
               <w:szCs w:val="15"/>
+              <w:lang w:eastAsia="de-DE"/>
             </w:rPr>
             <w:t>3</w:t>
           </w:r>
@@ -5972,6 +6481,7 @@
               <w:rFonts w:cs="Arial"/>
               <w:sz w:val="15"/>
               <w:szCs w:val="15"/>
+              <w:lang w:eastAsia="de-DE"/>
             </w:rPr>
             <w:fldChar w:fldCharType="end"/>
           </w:r>
@@ -5994,9 +6504,6 @@
 <w:footnotes xmlns:wpc="http://schemas.microsoft.com/office/word/2010/wordprocessingCanvas" xmlns:cx="http://schemas.microsoft.com/office/drawing/2014/chartex" xmlns:cx1="http://schemas.microsoft.com/office/drawing/2015/9/8/chartex" xmlns:mc="http://schemas.openxmlformats.org/markup-compatibility/2006" xmlns:o="urn:schemas-microsoft-com:office:office" xmlns:r="http://schemas.openxmlformats.org/officeDocument/2006/relationships" xmlns:m="http://schemas.openxmlformats.org/officeDocument/2006/math" xmlns:v="urn:schemas-microsoft-com:vml" xmlns:wp14="http://schemas.microsoft.com/office/word/2010/wordprocessingDrawing" xmlns:wp="http://schemas.openxmlformats.org/drawingml/2006/wordprocessingDrawing" xmlns:w10="urn:schemas-microsoft-com:office:word" xmlns:w="http://schemas.openxmlformats.org/wordprocessingml/2006/main" xmlns:w14="http://schemas.microsoft.com/office/word/2010/wordml" xmlns:w15="http://schemas.microsoft.com/office/word/2012/wordml" xmlns:w16se="http://schemas.microsoft.com/office/word/2015/wordml/symex" xmlns:wpg="http://schemas.microsoft.com/office/word/2010/wordprocessingGroup" xmlns:wpi="http://schemas.microsoft.com/office/word/2010/wordprocessingInk" xmlns:wne="http://schemas.microsoft.com/office/word/2006/wordml" xmlns:wps="http://schemas.microsoft.com/office/word/2010/wordprocessingShape" mc:Ignorable="w14 w15 w16se wp14">
   <w:footnote w:type="separator" w:id="-1">
     <w:p>
-      <w:pPr>
-        <w:spacing w:after="0" w:line="240" w:lineRule="auto"/>
-      </w:pPr>
       <w:r>
         <w:separator/>
       </w:r>
@@ -6004,9 +6511,6 @@
   </w:footnote>
   <w:footnote w:type="continuationSeparator" w:id="0">
     <w:p>
-      <w:pPr>
-        <w:spacing w:after="0" w:line="240" w:lineRule="auto"/>
-      </w:pPr>
       <w:r>
         <w:continuationSeparator/>
       </w:r>
@@ -6021,18 +6525,13 @@
     <w:pPr>
       <w:pStyle w:val="Kopfzeile"/>
     </w:pPr>
-  </w:p>
-</w:hdr>
-</file>
-
-<file path=word/header2.xml><?xml version="1.0" encoding="utf-8"?>
-<w:hdr xmlns:wpc="http://schemas.microsoft.com/office/word/2010/wordprocessingCanvas" xmlns:cx="http://schemas.microsoft.com/office/drawing/2014/chartex" xmlns:cx1="http://schemas.microsoft.com/office/drawing/2015/9/8/chartex" xmlns:mc="http://schemas.openxmlformats.org/markup-compatibility/2006" xmlns:o="urn:schemas-microsoft-com:office:office" xmlns:r="http://schemas.openxmlformats.org/officeDocument/2006/relationships" xmlns:m="http://schemas.openxmlformats.org/officeDocument/2006/math" xmlns:v="urn:schemas-microsoft-com:vml" xmlns:wp14="http://schemas.microsoft.com/office/word/2010/wordprocessingDrawing" xmlns:wp="http://schemas.openxmlformats.org/drawingml/2006/wordprocessingDrawing" xmlns:w10="urn:schemas-microsoft-com:office:word" xmlns:w="http://schemas.openxmlformats.org/wordprocessingml/2006/main" xmlns:w14="http://schemas.microsoft.com/office/word/2010/wordml" xmlns:w15="http://schemas.microsoft.com/office/word/2012/wordml" xmlns:w16se="http://schemas.microsoft.com/office/word/2015/wordml/symex" xmlns:wpg="http://schemas.microsoft.com/office/word/2010/wordprocessingGroup" xmlns:wpi="http://schemas.microsoft.com/office/word/2010/wordprocessingInk" xmlns:wne="http://schemas.microsoft.com/office/word/2006/wordml" xmlns:wps="http://schemas.microsoft.com/office/word/2010/wordprocessingShape" mc:Ignorable="w14 w15 w16se wp14">
-  <w:p>
-    <w:pPr>
-      <w:pStyle w:val="Kopfzeile"/>
-    </w:pPr>
+    <w:proofErr w:type="gramStart"/>
     <w:r>
-      <w:t>Patient : [NPAT-VNAME] [NPAT-NAMZU] [NPAT-NNAME] geb. [NPAT-GBDAT]</w:t>
+      <w:t>Patient :</w:t>
+    </w:r>
+    <w:proofErr w:type="gramEnd"/>
+    <w:r>
+      <w:t xml:space="preserve"> [NPAT-VNAME] [NPAT-NAMZU] [NPAT-NNAME] geb. [NPAT-GBDAT]</w:t>
     </w:r>
     <w:r>
       <w:tab/>
@@ -6046,14 +6545,14 @@
 </w:hdr>
 </file>
 
-<file path=word/header3.xml><?xml version="1.0" encoding="utf-8"?>
+<file path=word/header2.xml><?xml version="1.0" encoding="utf-8"?>
 <w:hdr xmlns:wpc="http://schemas.microsoft.com/office/word/2010/wordprocessingCanvas" xmlns:cx="http://schemas.microsoft.com/office/drawing/2014/chartex" xmlns:cx1="http://schemas.microsoft.com/office/drawing/2015/9/8/chartex" xmlns:mc="http://schemas.openxmlformats.org/markup-compatibility/2006" xmlns:o="urn:schemas-microsoft-com:office:office" xmlns:r="http://schemas.openxmlformats.org/officeDocument/2006/relationships" xmlns:m="http://schemas.openxmlformats.org/officeDocument/2006/math" xmlns:v="urn:schemas-microsoft-com:vml" xmlns:wp14="http://schemas.microsoft.com/office/word/2010/wordprocessingDrawing" xmlns:wp="http://schemas.openxmlformats.org/drawingml/2006/wordprocessingDrawing" xmlns:w10="urn:schemas-microsoft-com:office:word" xmlns:w="http://schemas.openxmlformats.org/wordprocessingml/2006/main" xmlns:w14="http://schemas.microsoft.com/office/word/2010/wordml" xmlns:w15="http://schemas.microsoft.com/office/word/2012/wordml" xmlns:w16se="http://schemas.microsoft.com/office/word/2015/wordml/symex" xmlns:wpg="http://schemas.microsoft.com/office/word/2010/wordprocessingGroup" xmlns:wpi="http://schemas.microsoft.com/office/word/2010/wordprocessingInk" xmlns:wne="http://schemas.microsoft.com/office/word/2006/wordml" xmlns:wps="http://schemas.microsoft.com/office/word/2010/wordprocessingShape" mc:Ignorable="w14 w15 w16se wp14">
   <w:p>
     <w:pPr>
       <w:pStyle w:val="SanaKliniken"/>
       <w:framePr w:w="3549" w:wrap="around" w:hAnchor="page" w:x="1436"/>
     </w:pPr>
-    <w:bookmarkStart w:id="3" w:name="_Hlk108784881"/>
+    <w:bookmarkStart w:id="2" w:name="_Hlk108784881"/>
     <w:r>
       <w:rPr>
         <w:noProof/>
@@ -6075,21 +6574,105 @@
       <w:rPr>
         <w:noProof/>
       </w:rPr>
+      <w:drawing>
+        <wp:anchor distT="0" distB="0" distL="114300" distR="114300" simplePos="0" relativeHeight="251657216" behindDoc="0" locked="0" layoutInCell="1" allowOverlap="1">
+          <wp:simplePos x="0" y="0"/>
+          <wp:positionH relativeFrom="page">
+            <wp:posOffset>6282690</wp:posOffset>
+          </wp:positionH>
+          <wp:positionV relativeFrom="page">
+            <wp:posOffset>482600</wp:posOffset>
+          </wp:positionV>
+          <wp:extent cx="504000" cy="885600"/>
+          <wp:effectExtent l="0" t="0" r="0" b="0"/>
+          <wp:wrapThrough wrapText="bothSides">
+            <wp:wrapPolygon edited="0">
+              <wp:start x="7354" y="0"/>
+              <wp:lineTo x="0" y="5113"/>
+              <wp:lineTo x="0" y="14410"/>
+              <wp:lineTo x="817" y="15340"/>
+              <wp:lineTo x="8172" y="15340"/>
+              <wp:lineTo x="0" y="18129"/>
+              <wp:lineTo x="0" y="20918"/>
+              <wp:lineTo x="20429" y="20918"/>
+              <wp:lineTo x="20429" y="17664"/>
+              <wp:lineTo x="12257" y="15340"/>
+              <wp:lineTo x="20429" y="14875"/>
+              <wp:lineTo x="20429" y="2789"/>
+              <wp:lineTo x="13074" y="0"/>
+              <wp:lineTo x="7354" y="0"/>
+            </wp:wrapPolygon>
+          </wp:wrapThrough>
+          <wp:docPr id="1" name="Grafik 2"/>
+          <wp:cNvGraphicFramePr>
+            <a:graphicFrameLocks xmlns:a="http://schemas.openxmlformats.org/drawingml/2006/main" noChangeAspect="1"/>
+          </wp:cNvGraphicFramePr>
+          <a:graphic xmlns:a="http://schemas.openxmlformats.org/drawingml/2006/main">
+            <a:graphicData uri="http://schemas.openxmlformats.org/drawingml/2006/picture">
+              <pic:pic xmlns:pic="http://schemas.openxmlformats.org/drawingml/2006/picture">
+                <pic:nvPicPr>
+                  <pic:cNvPr id="0" name="Grafik 2"/>
+                  <pic:cNvPicPr>
+                    <a:picLocks noChangeAspect="1" noChangeArrowheads="1"/>
+                  </pic:cNvPicPr>
+                </pic:nvPicPr>
+                <pic:blipFill>
+                  <a:blip r:embed="rId1">
+                    <a:extLst>
+                      <a:ext uri="{28A0092B-C50C-407E-A947-70E740481C1C}">
+                        <a14:useLocalDpi xmlns:a14="http://schemas.microsoft.com/office/drawing/2010/main" val="0"/>
+                      </a:ext>
+                    </a:extLst>
+                  </a:blip>
+                  <a:srcRect/>
+                  <a:stretch>
+                    <a:fillRect/>
+                  </a:stretch>
+                </pic:blipFill>
+                <pic:spPr bwMode="auto">
+                  <a:xfrm>
+                    <a:off x="0" y="0"/>
+                    <a:ext cx="504000" cy="885600"/>
+                  </a:xfrm>
+                  <a:prstGeom prst="rect">
+                    <a:avLst/>
+                  </a:prstGeom>
+                  <a:noFill/>
+                  <a:ln>
+                    <a:noFill/>
+                  </a:ln>
+                </pic:spPr>
+              </pic:pic>
+            </a:graphicData>
+          </a:graphic>
+          <wp14:sizeRelH relativeFrom="page">
+            <wp14:pctWidth>0</wp14:pctWidth>
+          </wp14:sizeRelH>
+          <wp14:sizeRelV relativeFrom="page">
+            <wp14:pctHeight>0</wp14:pctHeight>
+          </wp14:sizeRelV>
+        </wp:anchor>
+      </w:drawing>
+    </w:r>
+    <w:r>
+      <w:rPr>
+        <w:noProof/>
+      </w:rPr>
       <mc:AlternateContent>
         <mc:Choice Requires="wps">
           <w:drawing>
-            <wp:anchor distT="0" distB="45720" distL="0" distR="114300" simplePos="0" relativeHeight="251660288" behindDoc="0" locked="0" layoutInCell="1" allowOverlap="1" wp14:anchorId="7D52E606" wp14:editId="704F7D5F">
+            <wp:anchor distT="0" distB="45720" distL="0" distR="114300" simplePos="0" relativeHeight="251658240" behindDoc="0" locked="0" layoutInCell="1" allowOverlap="1">
               <wp:simplePos x="0" y="0"/>
               <wp:positionH relativeFrom="page">
-                <wp:posOffset>902970</wp:posOffset>
+                <wp:posOffset>796290</wp:posOffset>
               </wp:positionH>
               <wp:positionV relativeFrom="page">
                 <wp:posOffset>1597660</wp:posOffset>
               </wp:positionV>
-              <wp:extent cx="3150000" cy="201600"/>
-              <wp:effectExtent l="0" t="0" r="0" b="8255"/>
+              <wp:extent cx="3150235" cy="201295"/>
+              <wp:effectExtent l="0" t="0" r="0" b="0"/>
               <wp:wrapSquare wrapText="bothSides"/>
-              <wp:docPr id="1" name="Textfeld 2"/>
+              <wp:docPr id="2" name="Textfeld 2"/>
               <wp:cNvGraphicFramePr>
                 <a:graphicFrameLocks xmlns:a="http://schemas.openxmlformats.org/drawingml/2006/main"/>
               </wp:cNvGraphicFramePr>
@@ -6102,7 +6685,7 @@
                     <wps:spPr bwMode="auto">
                       <a:xfrm>
                         <a:off x="0" y="0"/>
-                        <a:ext cx="3150000" cy="201600"/>
+                        <a:ext cx="3150235" cy="201295"/>
                       </a:xfrm>
                       <a:prstGeom prst="rect">
                         <a:avLst/>
@@ -6159,11 +6742,11 @@
         </mc:Choice>
         <mc:Fallback>
           <w:pict>
-            <v:shapetype w14:anchorId="7D52E606" id="_x0000_t202" coordsize="21600,21600" o:spt="202" path="m,l,21600r21600,l21600,xe">
+            <v:shapetype id="_x0000_t202" coordsize="21600,21600" o:spt="202" path="m,l,21600r21600,l21600,xe">
               <v:stroke joinstyle="miter"/>
               <v:path gradientshapeok="t" o:connecttype="rect"/>
             </v:shapetype>
-            <v:shape id="_x0000_s1027" type="#_x0000_t202" style="position:absolute;left:0;text-align:left;margin-left:71.1pt;margin-top:125.8pt;width:248.05pt;height:15.85pt;z-index:251660288;visibility:visible;mso-wrap-style:square;mso-width-percent:0;mso-height-percent:0;mso-wrap-distance-left:0;mso-wrap-distance-top:0;mso-wrap-distance-right:9pt;mso-wrap-distance-bottom:3.6pt;mso-position-horizontal:absolute;mso-position-horizontal-relative:page;mso-position-vertical:absolute;mso-position-vertical-relative:page;mso-width-percent:0;mso-height-percent:0;mso-width-relative:margin;mso-height-relative:margin;v-text-anchor:top" o:gfxdata="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" stroked="f">
+            <v:shape id="_x0000_s1027" type="#_x0000_t202" style="position:absolute;left:0;text-align:left;margin-left:62.7pt;margin-top:125.8pt;width:248.05pt;height:15.85pt;z-index:251658240;visibility:visible;mso-wrap-style:square;mso-width-percent:0;mso-height-percent:0;mso-wrap-distance-left:0;mso-wrap-distance-top:0;mso-wrap-distance-right:9pt;mso-wrap-distance-bottom:3.6pt;mso-position-horizontal:absolute;mso-position-horizontal-relative:page;mso-position-vertical:absolute;mso-position-vertical-relative:page;mso-width-percent:0;mso-height-percent:0;mso-width-relative:margin;mso-height-relative:margin;v-text-anchor:top" o:gfxdata="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" stroked="f">
               <v:textbox>
                 <w:txbxContent>
                   <w:p>
@@ -6195,84 +6778,31 @@
         </mc:Fallback>
       </mc:AlternateContent>
     </w:r>
+    <w:bookmarkEnd w:id="2"/>
+  </w:p>
+</w:hdr>
+</file>
+
+<file path=word/header3.xml><?xml version="1.0" encoding="utf-8"?>
+<w:hdr xmlns:wpc="http://schemas.microsoft.com/office/word/2010/wordprocessingCanvas" xmlns:cx="http://schemas.microsoft.com/office/drawing/2014/chartex" xmlns:cx1="http://schemas.microsoft.com/office/drawing/2015/9/8/chartex" xmlns:mc="http://schemas.openxmlformats.org/markup-compatibility/2006" xmlns:o="urn:schemas-microsoft-com:office:office" xmlns:r="http://schemas.openxmlformats.org/officeDocument/2006/relationships" xmlns:m="http://schemas.openxmlformats.org/officeDocument/2006/math" xmlns:v="urn:schemas-microsoft-com:vml" xmlns:wp14="http://schemas.microsoft.com/office/word/2010/wordprocessingDrawing" xmlns:wp="http://schemas.openxmlformats.org/drawingml/2006/wordprocessingDrawing" xmlns:w10="urn:schemas-microsoft-com:office:word" xmlns:w="http://schemas.openxmlformats.org/wordprocessingml/2006/main" xmlns:w14="http://schemas.microsoft.com/office/word/2010/wordml" xmlns:w15="http://schemas.microsoft.com/office/word/2012/wordml" xmlns:w16se="http://schemas.microsoft.com/office/word/2015/wordml/symex" xmlns:wpg="http://schemas.microsoft.com/office/word/2010/wordprocessingGroup" xmlns:wpi="http://schemas.microsoft.com/office/word/2010/wordprocessingInk" xmlns:wne="http://schemas.microsoft.com/office/word/2006/wordml" xmlns:wps="http://schemas.microsoft.com/office/word/2010/wordprocessingShape" mc:Ignorable="w14 w15 w16se wp14">
+  <w:p>
+    <w:pPr>
+      <w:pStyle w:val="Kopfzeile"/>
+      <w:pBdr>
+        <w:bottom w:val="single" w:sz="4" w:space="1" w:color="auto"/>
+      </w:pBdr>
+    </w:pPr>
+    <w:proofErr w:type="gramStart"/>
     <w:r>
-      <w:rPr>
-        <w:noProof/>
-        <w:sz w:val="14"/>
-        <w:szCs w:val="14"/>
-      </w:rPr>
-      <w:drawing>
-        <wp:anchor distT="0" distB="0" distL="114300" distR="114300" simplePos="0" relativeHeight="251659264" behindDoc="0" locked="0" layoutInCell="1" allowOverlap="1" wp14:anchorId="348995D5" wp14:editId="1D45CAA6">
-          <wp:simplePos x="0" y="0"/>
-          <wp:positionH relativeFrom="page">
-            <wp:posOffset>6282690</wp:posOffset>
-          </wp:positionH>
-          <wp:positionV relativeFrom="page">
-            <wp:posOffset>482600</wp:posOffset>
-          </wp:positionV>
-          <wp:extent cx="504000" cy="885600"/>
-          <wp:effectExtent l="0" t="0" r="0" b="0"/>
-          <wp:wrapThrough wrapText="bothSides">
-            <wp:wrapPolygon edited="0">
-              <wp:start x="7354" y="0"/>
-              <wp:lineTo x="0" y="5113"/>
-              <wp:lineTo x="0" y="14410"/>
-              <wp:lineTo x="817" y="15340"/>
-              <wp:lineTo x="8172" y="15340"/>
-              <wp:lineTo x="0" y="18129"/>
-              <wp:lineTo x="0" y="20918"/>
-              <wp:lineTo x="20429" y="20918"/>
-              <wp:lineTo x="20429" y="17664"/>
-              <wp:lineTo x="12257" y="15340"/>
-              <wp:lineTo x="20429" y="14875"/>
-              <wp:lineTo x="20429" y="2789"/>
-              <wp:lineTo x="13074" y="0"/>
-              <wp:lineTo x="7354" y="0"/>
-            </wp:wrapPolygon>
-          </wp:wrapThrough>
-          <wp:docPr id="2" name="Grafik 2"/>
-          <wp:cNvGraphicFramePr/>
-          <a:graphic xmlns:a="http://schemas.openxmlformats.org/drawingml/2006/main">
-            <a:graphicData uri="http://schemas.openxmlformats.org/drawingml/2006/picture">
-              <pic:pic xmlns:pic="http://schemas.openxmlformats.org/drawingml/2006/picture">
-                <pic:nvPicPr>
-                  <pic:cNvPr id="19" name="Grafik 19"/>
-                  <pic:cNvPicPr/>
-                </pic:nvPicPr>
-                <pic:blipFill>
-                  <a:blip r:embed="rId1">
-                    <a:extLst>
-                      <a:ext uri="{28A0092B-C50C-407E-A947-70E740481C1C}">
-                        <a14:useLocalDpi xmlns:a14="http://schemas.microsoft.com/office/drawing/2010/main" val="0"/>
-                      </a:ext>
-                    </a:extLst>
-                  </a:blip>
-                  <a:stretch>
-                    <a:fillRect/>
-                  </a:stretch>
-                </pic:blipFill>
-                <pic:spPr>
-                  <a:xfrm>
-                    <a:off x="0" y="0"/>
-                    <a:ext cx="504000" cy="885600"/>
-                  </a:xfrm>
-                  <a:prstGeom prst="rect">
-                    <a:avLst/>
-                  </a:prstGeom>
-                </pic:spPr>
-              </pic:pic>
-            </a:graphicData>
-          </a:graphic>
-          <wp14:sizeRelH relativeFrom="page">
-            <wp14:pctWidth>0</wp14:pctWidth>
-          </wp14:sizeRelH>
-          <wp14:sizeRelV relativeFrom="page">
-            <wp14:pctHeight>0</wp14:pctHeight>
-          </wp14:sizeRelV>
-        </wp:anchor>
-      </w:drawing>
+      <w:t>Patient :</w:t>
     </w:r>
-    <w:bookmarkEnd w:id="3"/>
+    <w:proofErr w:type="gramEnd"/>
+    <w:r>
+      <w:t xml:space="preserve"> [NPAT-VNAME] [NPAT-NAMZU] [NPAT-NNAME] geb. [NPAT-GBDAT]</w:t>
+    </w:r>
+    <w:r>
+      <w:tab/>
+    </w:r>
   </w:p>
 </w:hdr>
 </file>
@@ -6286,8 +6816,13 @@
         <w:bottom w:val="single" w:sz="4" w:space="1" w:color="auto"/>
       </w:pBdr>
     </w:pPr>
+    <w:proofErr w:type="gramStart"/>
     <w:r>
-      <w:t>Patient : [NPAT-VNAME] [NPAT-NAMZU] [NPAT-NNAME] geb. [NPAT-GBDAT]</w:t>
+      <w:t>Patient :</w:t>
+    </w:r>
+    <w:proofErr w:type="gramEnd"/>
+    <w:r>
+      <w:t xml:space="preserve"> [NPAT-VNAME] [NPAT-NAMZU] [NPAT-NNAME] geb. [NPAT-GBDAT]</w:t>
     </w:r>
     <w:r>
       <w:tab/>
@@ -6395,17 +6930,11 @@
   <w:docDefaults>
     <w:rPrDefault>
       <w:rPr>
-        <w:rFonts w:asciiTheme="minorHAnsi" w:eastAsiaTheme="minorHAnsi" w:hAnsiTheme="minorHAnsi" w:cstheme="minorBidi"/>
-        <w:sz w:val="22"/>
-        <w:szCs w:val="22"/>
-        <w:lang w:val="de-DE" w:eastAsia="en-US" w:bidi="ar-SA"/>
+        <w:rFonts w:ascii="Calibri" w:eastAsia="Calibri" w:hAnsi="Calibri" w:cs="Times New Roman"/>
+        <w:lang w:val="de-DE" w:eastAsia="de-DE" w:bidi="ar-SA"/>
       </w:rPr>
     </w:rPrDefault>
-    <w:pPrDefault>
-      <w:pPr>
-        <w:spacing w:after="160" w:line="259" w:lineRule="auto"/>
-      </w:pPr>
-    </w:pPrDefault>
+    <w:pPrDefault/>
   </w:docDefaults>
   <w:latentStyles w:defLockedState="0" w:defUIPriority="99" w:defSemiHidden="0" w:defUnhideWhenUsed="0" w:defQFormat="0" w:count="371">
     <w:lsdException w:name="Normal" w:uiPriority="0" w:qFormat="1"/>
@@ -6783,9 +7312,11 @@
   <w:style w:type="paragraph" w:default="1" w:styleId="Standard">
     <w:name w:val="Normal"/>
     <w:qFormat/>
-    <w:rsid w:val="008406B9"/>
+    <w:rsid w:val="00A95BC0"/>
     <w:rPr>
-      <w:rFonts w:ascii="Calibri" w:eastAsia="Calibri" w:hAnsi="Calibri" w:cs="Times New Roman"/>
+      <w:sz w:val="22"/>
+      <w:szCs w:val="22"/>
+      <w:lang w:eastAsia="en-US"/>
     </w:rPr>
   </w:style>
   <w:style w:type="paragraph" w:styleId="berschrift1">
@@ -6794,14 +7325,13 @@
     <w:next w:val="Standard"/>
     <w:link w:val="berschrift1Zchn"/>
     <w:qFormat/>
-    <w:rsid w:val="00957F52"/>
+    <w:rsid w:val="00440410"/>
     <w:pPr>
       <w:keepNext/>
       <w:tabs>
         <w:tab w:val="left" w:pos="1418"/>
         <w:tab w:val="left" w:pos="2835"/>
       </w:tabs>
-      <w:spacing w:after="0" w:line="240" w:lineRule="auto"/>
       <w:jc w:val="both"/>
       <w:outlineLvl w:val="0"/>
     </w:pPr>
@@ -6819,7 +7349,7 @@
     <w:uiPriority w:val="1"/>
     <w:semiHidden/>
     <w:unhideWhenUsed/>
-    <w:rsid w:val="008406B9"/>
+    <w:rsid w:val="00A95BC0"/>
   </w:style>
   <w:style w:type="table" w:default="1" w:styleId="NormaleTabelle">
     <w:name w:val="Normal Table"/>
@@ -6841,13 +7371,12 @@
     <w:uiPriority w:val="99"/>
     <w:semiHidden/>
     <w:unhideWhenUsed/>
-    <w:rsid w:val="008406B9"/>
+    <w:rsid w:val="00A95BC0"/>
   </w:style>
   <w:style w:type="character" w:customStyle="1" w:styleId="berschrift1Zchn">
     <w:name w:val="Überschrift 1 Zchn"/>
-    <w:basedOn w:val="Absatz-Standardschriftart"/>
     <w:link w:val="berschrift1"/>
-    <w:rsid w:val="00957F52"/>
+    <w:rsid w:val="00440410"/>
     <w:rPr>
       <w:rFonts w:ascii="Arial" w:eastAsia="Times New Roman" w:hAnsi="Arial" w:cs="Arial"/>
       <w:bCs/>
@@ -6860,12 +7389,11 @@
   <w:style w:type="paragraph" w:customStyle="1" w:styleId="Logo">
     <w:name w:val="Logo"/>
     <w:basedOn w:val="Standard"/>
-    <w:rsid w:val="00957F52"/>
+    <w:rsid w:val="00440410"/>
     <w:pPr>
       <w:tabs>
         <w:tab w:val="left" w:pos="1418"/>
       </w:tabs>
-      <w:spacing w:after="0" w:line="240" w:lineRule="auto"/>
       <w:jc w:val="both"/>
     </w:pPr>
     <w:rPr>
@@ -6879,14 +7407,13 @@
     <w:name w:val="header"/>
     <w:basedOn w:val="Standard"/>
     <w:link w:val="KopfzeileZchn"/>
-    <w:rsid w:val="00957F52"/>
+    <w:rsid w:val="00440410"/>
     <w:pPr>
       <w:tabs>
         <w:tab w:val="left" w:pos="1418"/>
         <w:tab w:val="center" w:pos="4536"/>
         <w:tab w:val="right" w:pos="9072"/>
       </w:tabs>
-      <w:spacing w:after="0" w:line="240" w:lineRule="auto"/>
       <w:jc w:val="both"/>
     </w:pPr>
     <w:rPr>
@@ -6898,9 +7425,8 @@
   </w:style>
   <w:style w:type="character" w:customStyle="1" w:styleId="KopfzeileZchn">
     <w:name w:val="Kopfzeile Zchn"/>
-    <w:basedOn w:val="Absatz-Standardschriftart"/>
     <w:link w:val="Kopfzeile"/>
-    <w:rsid w:val="00957F52"/>
+    <w:rsid w:val="00440410"/>
     <w:rPr>
       <w:rFonts w:ascii="Arial" w:eastAsia="Times New Roman" w:hAnsi="Arial" w:cs="Times New Roman"/>
       <w:sz w:val="20"/>
@@ -6913,14 +7439,13 @@
     <w:basedOn w:val="Standard"/>
     <w:link w:val="FuzeileZchn"/>
     <w:semiHidden/>
-    <w:rsid w:val="00957F52"/>
+    <w:rsid w:val="00440410"/>
     <w:pPr>
       <w:tabs>
         <w:tab w:val="left" w:pos="1418"/>
         <w:tab w:val="center" w:pos="4536"/>
         <w:tab w:val="right" w:pos="9072"/>
       </w:tabs>
-      <w:spacing w:after="0" w:line="240" w:lineRule="auto"/>
       <w:jc w:val="both"/>
     </w:pPr>
     <w:rPr>
@@ -6932,10 +7457,9 @@
   </w:style>
   <w:style w:type="character" w:customStyle="1" w:styleId="FuzeileZchn">
     <w:name w:val="Fußzeile Zchn"/>
-    <w:basedOn w:val="Absatz-Standardschriftart"/>
     <w:link w:val="Fuzeile"/>
     <w:semiHidden/>
-    <w:rsid w:val="00957F52"/>
+    <w:rsid w:val="00440410"/>
     <w:rPr>
       <w:rFonts w:ascii="Arial" w:eastAsia="Times New Roman" w:hAnsi="Arial" w:cs="Times New Roman"/>
       <w:sz w:val="20"/>
@@ -6946,7 +7470,7 @@
   <w:style w:type="character" w:styleId="Hyperlink">
     <w:name w:val="Hyperlink"/>
     <w:semiHidden/>
-    <w:rsid w:val="00957F52"/>
+    <w:rsid w:val="00440410"/>
     <w:rPr>
       <w:color w:val="0000FF"/>
       <w:u w:val="single"/>
@@ -6954,22 +7478,15 @@
   </w:style>
   <w:style w:type="character" w:styleId="Seitenzahl">
     <w:name w:val="page number"/>
-    <w:basedOn w:val="Absatz-Standardschriftart"/>
     <w:semiHidden/>
-    <w:rsid w:val="00957F52"/>
+    <w:rsid w:val="00440410"/>
   </w:style>
   <w:style w:type="table" w:styleId="Tabellenraster">
     <w:name w:val="Table Grid"/>
     <w:basedOn w:val="NormaleTabelle"/>
-    <w:rsid w:val="00957F52"/>
-    <w:pPr>
-      <w:spacing w:after="0" w:line="240" w:lineRule="auto"/>
-    </w:pPr>
+    <w:rsid w:val="00440410"/>
     <w:rPr>
-      <w:rFonts w:ascii="Times New Roman" w:eastAsia="Times New Roman" w:hAnsi="Times New Roman" w:cs="Times New Roman"/>
-      <w:sz w:val="20"/>
-      <w:szCs w:val="20"/>
-      <w:lang w:eastAsia="de-DE"/>
+      <w:rFonts w:ascii="Times New Roman" w:eastAsia="Times New Roman" w:hAnsi="Times New Roman"/>
     </w:rPr>
     <w:tblPr>
       <w:tblBorders>
@@ -6986,12 +7503,11 @@
     <w:name w:val="Diagnose"/>
     <w:basedOn w:val="Standard"/>
     <w:qFormat/>
-    <w:rsid w:val="00957F52"/>
+    <w:rsid w:val="00440410"/>
     <w:pPr>
       <w:tabs>
         <w:tab w:val="left" w:pos="1418"/>
       </w:tabs>
-      <w:spacing w:after="0" w:line="240" w:lineRule="auto"/>
       <w:ind w:left="851" w:hanging="851"/>
       <w:jc w:val="both"/>
     </w:pPr>
@@ -7007,14 +7523,13 @@
     <w:basedOn w:val="Standard"/>
     <w:next w:val="Standard"/>
     <w:qFormat/>
-    <w:rsid w:val="00957F52"/>
+    <w:rsid w:val="00440410"/>
     <w:pPr>
       <w:tabs>
         <w:tab w:val="left" w:pos="142"/>
         <w:tab w:val="left" w:pos="3544"/>
         <w:tab w:val="left" w:pos="6237"/>
       </w:tabs>
-      <w:spacing w:after="0" w:line="240" w:lineRule="auto"/>
     </w:pPr>
     <w:rPr>
       <w:rFonts w:ascii="Arial" w:eastAsia="Times New Roman" w:hAnsi="Arial"/>
@@ -7028,7 +7543,7 @@
     <w:basedOn w:val="Standard"/>
     <w:uiPriority w:val="1"/>
     <w:qFormat/>
-    <w:rsid w:val="00957F52"/>
+    <w:rsid w:val="00440410"/>
     <w:pPr>
       <w:framePr w:w="2767" w:h="1021" w:hRule="exact" w:wrap="around" w:vAnchor="page" w:hAnchor="margin" w:y="880" w:anchorLock="1"/>
       <w:tabs>
@@ -7036,7 +7551,7 @@
         <w:tab w:val="left" w:pos="567"/>
       </w:tabs>
       <w:suppressAutoHyphens/>
-      <w:spacing w:after="0" w:line="320" w:lineRule="exact"/>
+      <w:spacing w:line="320" w:lineRule="exact"/>
     </w:pPr>
     <w:rPr>
       <w:rFonts w:ascii="Arial" w:eastAsia="Times New Roman" w:hAnsi="Arial"/>
@@ -7048,567 +7563,6 @@
     </w:rPr>
   </w:style>
 </w:styles>
-</file>
-
-<file path=word/glossary/document.xml><?xml version="1.0" encoding="utf-8"?>
-<w:glossaryDocument xmlns:wpc="http://schemas.microsoft.com/office/word/2010/wordprocessingCanvas" xmlns:cx="http://schemas.microsoft.com/office/drawing/2014/chartex" xmlns:cx1="http://schemas.microsoft.com/office/drawing/2015/9/8/chartex" xmlns:mc="http://schemas.openxmlformats.org/markup-compatibility/2006" xmlns:o="urn:schemas-microsoft-com:office:office" xmlns:r="http://schemas.openxmlformats.org/officeDocument/2006/relationships" xmlns:m="http://schemas.openxmlformats.org/officeDocument/2006/math" xmlns:v="urn:schemas-microsoft-com:vml" xmlns:wp14="http://schemas.microsoft.com/office/word/2010/wordprocessingDrawing" xmlns:wp="http://schemas.openxmlformats.org/drawingml/2006/wordprocessingDrawing" xmlns:w10="urn:schemas-microsoft-com:office:word" xmlns:w="http://schemas.openxmlformats.org/wordprocessingml/2006/main" xmlns:w14="http://schemas.microsoft.com/office/word/2010/wordml" xmlns:w15="http://schemas.microsoft.com/office/word/2012/wordml" xmlns:w16se="http://schemas.microsoft.com/office/word/2015/wordml/symex" xmlns:wpg="http://schemas.microsoft.com/office/word/2010/wordprocessingGroup" xmlns:wpi="http://schemas.microsoft.com/office/word/2010/wordprocessingInk" xmlns:wne="http://schemas.microsoft.com/office/word/2006/wordml" xmlns:wps="http://schemas.microsoft.com/office/word/2010/wordprocessingShape" mc:Ignorable="w14 w15 w16se wp14">
-  <w:docParts>
-    <w:docPart>
-      <w:docPartPr>
-        <w:name w:val="E903399ECE6C444CBEDE14D50CCA203A"/>
-        <w:category>
-          <w:name w:val="Allgemein"/>
-          <w:gallery w:val="placeholder"/>
-        </w:category>
-        <w:types>
-          <w:type w:val="bbPlcHdr"/>
-        </w:types>
-        <w:behaviors>
-          <w:behavior w:val="content"/>
-        </w:behaviors>
-        <w:guid w:val="{C36D0F3F-B613-4862-ADD7-463C6A581F27}"/>
-      </w:docPartPr>
-      <w:docPartBody>
-        <w:p>
-          <w:pPr>
-            <w:pStyle w:val="E903399ECE6C444CBEDE14D50CCA203A"/>
-          </w:pPr>
-          <w:r>
-            <w:rPr>
-              <w:rStyle w:val="Platzhaltertext"/>
-            </w:rPr>
-            <w:t>Klicken Sie hier, um Text einzugeben.</w:t>
-          </w:r>
-        </w:p>
-      </w:docPartBody>
-    </w:docPart>
-  </w:docParts>
-</w:glossaryDocument>
-</file>
-
-<file path=word/glossary/fontTable.xml><?xml version="1.0" encoding="utf-8"?>
-<w:fonts xmlns:mc="http://schemas.openxmlformats.org/markup-compatibility/2006" xmlns:r="http://schemas.openxmlformats.org/officeDocument/2006/relationships" xmlns:w="http://schemas.openxmlformats.org/wordprocessingml/2006/main" xmlns:w14="http://schemas.microsoft.com/office/word/2010/wordml" xmlns:w15="http://schemas.microsoft.com/office/word/2012/wordml" xmlns:w16se="http://schemas.microsoft.com/office/word/2015/wordml/symex" mc:Ignorable="w14 w15 w16se">
-  <w:font w:name="Times New Roman">
-    <w:panose1 w:val="02020603050405020304"/>
-    <w:charset w:val="00"/>
-    <w:family w:val="roman"/>
-    <w:pitch w:val="variable"/>
-    <w:sig w:usb0="E0002EFF" w:usb1="C000785B" w:usb2="00000009" w:usb3="00000000" w:csb0="000001FF" w:csb1="00000000"/>
-  </w:font>
-  <w:font w:name="Calibri">
-    <w:panose1 w:val="020F0502020204030204"/>
-    <w:charset w:val="00"/>
-    <w:family w:val="swiss"/>
-    <w:pitch w:val="variable"/>
-    <w:sig w:usb0="E0002EFF" w:usb1="C000247B" w:usb2="00000009" w:usb3="00000000" w:csb0="000001FF" w:csb1="00000000"/>
-  </w:font>
-  <w:font w:name="Arial">
-    <w:panose1 w:val="020B0604020202020204"/>
-    <w:charset w:val="00"/>
-    <w:family w:val="swiss"/>
-    <w:pitch w:val="variable"/>
-    <w:sig w:usb0="E0002EFF" w:usb1="C000785B" w:usb2="00000009" w:usb3="00000000" w:csb0="000001FF" w:csb1="00000000"/>
-  </w:font>
-  <w:font w:name="Book Antiqua">
-    <w:panose1 w:val="02040602050305030304"/>
-    <w:charset w:val="00"/>
-    <w:family w:val="roman"/>
-    <w:pitch w:val="variable"/>
-    <w:sig w:usb0="00000287" w:usb1="00000000" w:usb2="00000000" w:usb3="00000000" w:csb0="0000009F" w:csb1="00000000"/>
-  </w:font>
-  <w:font w:name="Calibri Light">
-    <w:panose1 w:val="020F0302020204030204"/>
-    <w:charset w:val="00"/>
-    <w:family w:val="swiss"/>
-    <w:pitch w:val="variable"/>
-    <w:sig w:usb0="E0002AFF" w:usb1="C000247B" w:usb2="00000009" w:usb3="00000000" w:csb0="000001FF" w:csb1="00000000"/>
-  </w:font>
-</w:fonts>
-</file>
-
-<file path=word/glossary/settings.xml><?xml version="1.0" encoding="utf-8"?>
-<w:settings xmlns:mc="http://schemas.openxmlformats.org/markup-compatibility/2006" xmlns:o="urn:schemas-microsoft-com:office:office" xmlns:r="http://schemas.openxmlformats.org/officeDocument/2006/relationships" xmlns:m="http://schemas.openxmlformats.org/officeDocument/2006/math" xmlns:v="urn:schemas-microsoft-com:vml" xmlns:w10="urn:schemas-microsoft-com:office:word" xmlns:w="http://schemas.openxmlformats.org/wordprocessingml/2006/main" xmlns:w14="http://schemas.microsoft.com/office/word/2010/wordml" xmlns:w15="http://schemas.microsoft.com/office/word/2012/wordml" xmlns:w16se="http://schemas.microsoft.com/office/word/2015/wordml/symex" xmlns:sl="http://schemas.openxmlformats.org/schemaLibrary/2006/main" mc:Ignorable="w14 w15 w16se">
-  <w:view w:val="normal"/>
-  <w:defaultTabStop w:val="708"/>
-  <w:hyphenationZone w:val="425"/>
-  <w:characterSpacingControl w:val="doNotCompress"/>
-  <w:compat>
-    <w:useFELayout/>
-    <w:compatSetting w:name="compatibilityMode" w:uri="http://schemas.microsoft.com/office/word" w:val="15"/>
-    <w:compatSetting w:name="overrideTableStyleFontSizeAndJustification" w:uri="http://schemas.microsoft.com/office/word" w:val="1"/>
-    <w:compatSetting w:name="enableOpenTypeFeatures" w:uri="http://schemas.microsoft.com/office/word" w:val="1"/>
-    <w:compatSetting w:name="doNotFlipMirrorIndents" w:uri="http://schemas.microsoft.com/office/word" w:val="1"/>
-    <w:compatSetting w:name="differentiateMultirowTableHeaders" w:uri="http://schemas.microsoft.com/office/word" w:val="1"/>
-  </w:compat>
-  <w:rsids>
-    <w:rsidRoot w:val="005F1902"/>
-    <w:rsid w:val="005F1902"/>
-    <w:rsid w:val="00626B68"/>
-  </w:rsids>
-  <m:mathPr>
-    <m:mathFont m:val="Cambria Math"/>
-    <m:brkBin m:val="before"/>
-    <m:brkBinSub m:val="--"/>
-    <m:smallFrac m:val="0"/>
-    <m:dispDef/>
-    <m:lMargin m:val="0"/>
-    <m:rMargin m:val="0"/>
-    <m:defJc m:val="centerGroup"/>
-    <m:wrapIndent m:val="1440"/>
-    <m:intLim m:val="subSup"/>
-    <m:naryLim m:val="undOvr"/>
-  </m:mathPr>
-  <w:themeFontLang w:val="de-DE"/>
-  <w:clrSchemeMapping w:bg1="light1" w:t1="dark1" w:bg2="light2" w:t2="dark2" w:accent1="accent1" w:accent2="accent2" w:accent3="accent3" w:accent4="accent4" w:accent5="accent5" w:accent6="accent6" w:hyperlink="hyperlink" w:followedHyperlink="followedHyperlink"/>
-  <w:decimalSymbol w:val=","/>
-  <w:listSeparator w:val=";"/>
-  <w15:chartTrackingRefBased/>
-</w:settings>
-</file>
-
-<file path=word/glossary/styles.xml><?xml version="1.0" encoding="utf-8"?>
-<w:styles xmlns:mc="http://schemas.openxmlformats.org/markup-compatibility/2006" xmlns:r="http://schemas.openxmlformats.org/officeDocument/2006/relationships" xmlns:w="http://schemas.openxmlformats.org/wordprocessingml/2006/main" xmlns:w14="http://schemas.microsoft.com/office/word/2010/wordml" xmlns:w15="http://schemas.microsoft.com/office/word/2012/wordml" xmlns:w16se="http://schemas.microsoft.com/office/word/2015/wordml/symex" mc:Ignorable="w14 w15 w16se">
-  <w:docDefaults>
-    <w:rPrDefault>
-      <w:rPr>
-        <w:rFonts w:asciiTheme="minorHAnsi" w:eastAsiaTheme="minorEastAsia" w:hAnsiTheme="minorHAnsi" w:cstheme="minorBidi"/>
-        <w:sz w:val="22"/>
-        <w:szCs w:val="22"/>
-        <w:lang w:val="de-DE" w:eastAsia="de-DE" w:bidi="ar-SA"/>
-      </w:rPr>
-    </w:rPrDefault>
-    <w:pPrDefault>
-      <w:pPr>
-        <w:spacing w:after="160" w:line="259" w:lineRule="auto"/>
-      </w:pPr>
-    </w:pPrDefault>
-  </w:docDefaults>
-  <w:latentStyles w:defLockedState="0" w:defUIPriority="99" w:defSemiHidden="0" w:defUnhideWhenUsed="0" w:defQFormat="0" w:count="371">
-    <w:lsdException w:name="Normal" w:uiPriority="0" w:qFormat="1"/>
-    <w:lsdException w:name="heading 1" w:uiPriority="9" w:qFormat="1"/>
-    <w:lsdException w:name="heading 2" w:semiHidden="1" w:uiPriority="9" w:unhideWhenUsed="1" w:qFormat="1"/>
-    <w:lsdException w:name="heading 3" w:semiHidden="1" w:uiPriority="9" w:unhideWhenUsed="1" w:qFormat="1"/>
-    <w:lsdException w:name="heading 4" w:semiHidden="1" w:uiPriority="9" w:unhideWhenUsed="1" w:qFormat="1"/>
-    <w:lsdException w:name="heading 5" w:semiHidden="1" w:uiPriority="9" w:unhideWhenUsed="1" w:qFormat="1"/>
-    <w:lsdException w:name="heading 6" w:semiHidden="1" w:uiPriority="9" w:unhideWhenUsed="1" w:qFormat="1"/>
-    <w:lsdException w:name="heading 7" w:semiHidden="1" w:uiPriority="9" w:unhideWhenUsed="1" w:qFormat="1"/>
-    <w:lsdException w:name="heading 8" w:semiHidden="1" w:uiPriority="9" w:unhideWhenUsed="1" w:qFormat="1"/>
-    <w:lsdException w:name="heading 9" w:semiHidden="1" w:uiPriority="9" w:unhideWhenUsed="1" w:qFormat="1"/>
-    <w:lsdException w:name="index 1" w:semiHidden="1" w:unhideWhenUsed="1"/>
-    <w:lsdException w:name="index 2" w:semiHidden="1" w:unhideWhenUsed="1"/>
-    <w:lsdException w:name="index 3" w:semiHidden="1" w:unhideWhenUsed="1"/>
-    <w:lsdException w:name="index 4" w:semiHidden="1" w:unhideWhenUsed="1"/>
-    <w:lsdException w:name="index 5" w:semiHidden="1" w:unhideWhenUsed="1"/>
-    <w:lsdException w:name="index 6" w:semiHidden="1" w:unhideWhenUsed="1"/>
-    <w:lsdException w:name="index 7" w:semiHidden="1" w:unhideWhenUsed="1"/>
-    <w:lsdException w:name="index 8" w:semiHidden="1" w:unhideWhenUsed="1"/>
-    <w:lsdException w:name="index 9" w:semiHidden="1" w:unhideWhenUsed="1"/>
-    <w:lsdException w:name="toc 1" w:semiHidden="1" w:uiPriority="39" w:unhideWhenUsed="1"/>
-    <w:lsdException w:name="toc 2" w:semiHidden="1" w:uiPriority="39" w:unhideWhenUsed="1"/>
-    <w:lsdException w:name="toc 3" w:semiHidden="1" w:uiPriority="39" w:unhideWhenUsed="1"/>
-    <w:lsdException w:name="toc 4" w:semiHidden="1" w:uiPriority="39" w:unhideWhenUsed="1"/>
-    <w:lsdException w:name="toc 5" w:semiHidden="1" w:uiPriority="39" w:unhideWhenUsed="1"/>
-    <w:lsdException w:name="toc 6" w:semiHidden="1" w:uiPriority="39" w:unhideWhenUsed="1"/>
-    <w:lsdException w:name="toc 7" w:semiHidden="1" w:uiPriority="39" w:unhideWhenUsed="1"/>
-    <w:lsdException w:name="toc 8" w:semiHidden="1" w:uiPriority="39" w:unhideWhenUsed="1"/>
-    <w:lsdException w:name="toc 9" w:semiHidden="1" w:uiPriority="39" w:unhideWhenUsed="1"/>
-    <w:lsdException w:name="Normal Indent" w:semiHidden="1" w:unhideWhenUsed="1"/>
-    <w:lsdException w:name="footnote text" w:semiHidden="1" w:unhideWhenUsed="1"/>
-    <w:lsdException w:name="annotation text" w:semiHidden="1" w:unhideWhenUsed="1"/>
-    <w:lsdException w:name="header" w:semiHidden="1" w:unhideWhenUsed="1"/>
-    <w:lsdException w:name="footer" w:semiHidden="1" w:unhideWhenUsed="1"/>
-    <w:lsdException w:name="index heading" w:semiHidden="1" w:unhideWhenUsed="1"/>
-    <w:lsdException w:name="caption" w:semiHidden="1" w:uiPriority="35" w:unhideWhenUsed="1" w:qFormat="1"/>
-    <w:lsdException w:name="table of figures" w:semiHidden="1" w:unhideWhenUsed="1"/>
-    <w:lsdException w:name="envelope address" w:semiHidden="1" w:unhideWhenUsed="1"/>
-    <w:lsdException w:name="envelope return" w:semiHidden="1" w:unhideWhenUsed="1"/>
-    <w:lsdException w:name="footnote reference" w:semiHidden="1" w:unhideWhenUsed="1"/>
-    <w:lsdException w:name="annotation reference" w:semiHidden="1" w:unhideWhenUsed="1"/>
-    <w:lsdException w:name="line number" w:semiHidden="1" w:unhideWhenUsed="1"/>
-    <w:lsdException w:name="page number" w:semiHidden="1" w:unhideWhenUsed="1"/>
-    <w:lsdException w:name="endnote reference" w:semiHidden="1" w:unhideWhenUsed="1"/>
-    <w:lsdException w:name="endnote text" w:semiHidden="1" w:unhideWhenUsed="1"/>
-    <w:lsdException w:name="table of authorities" w:semiHidden="1" w:unhideWhenUsed="1"/>
-    <w:lsdException w:name="macro" w:semiHidden="1" w:unhideWhenUsed="1"/>
-    <w:lsdException w:name="toa heading" w:semiHidden="1" w:unhideWhenUsed="1"/>
-    <w:lsdException w:name="List" w:semiHidden="1" w:unhideWhenUsed="1"/>
-    <w:lsdException w:name="List Bullet" w:semiHidden="1" w:unhideWhenUsed="1"/>
-    <w:lsdException w:name="List Number" w:semiHidden="1" w:unhideWhenUsed="1"/>
-    <w:lsdException w:name="List 2" w:semiHidden="1" w:unhideWhenUsed="1"/>
-    <w:lsdException w:name="List 3" w:semiHidden="1" w:unhideWhenUsed="1"/>
-    <w:lsdException w:name="List 4" w:semiHidden="1" w:unhideWhenUsed="1"/>
-    <w:lsdException w:name="List 5" w:semiHidden="1" w:unhideWhenUsed="1"/>
-    <w:lsdException w:name="List Bullet 2" w:semiHidden="1" w:unhideWhenUsed="1"/>
-    <w:lsdException w:name="List Bullet 3" w:semiHidden="1" w:unhideWhenUsed="1"/>
-    <w:lsdException w:name="List Bullet 4" w:semiHidden="1" w:unhideWhenUsed="1"/>
-    <w:lsdException w:name="List Bullet 5" w:semiHidden="1" w:unhideWhenUsed="1"/>
-    <w:lsdException w:name="List Number 2" w:semiHidden="1" w:unhideWhenUsed="1"/>
-    <w:lsdException w:name="List Number 3" w:semiHidden="1" w:unhideWhenUsed="1"/>
-    <w:lsdException w:name="List Number 4" w:semiHidden="1" w:unhideWhenUsed="1"/>
-    <w:lsdException w:name="List Number 5" w:semiHidden="1" w:unhideWhenUsed="1"/>
-    <w:lsdException w:name="Title" w:uiPriority="10" w:qFormat="1"/>
-    <w:lsdException w:name="Closing" w:semiHidden="1" w:unhideWhenUsed="1"/>
-    <w:lsdException w:name="Signature" w:semiHidden="1" w:unhideWhenUsed="1"/>
-    <w:lsdException w:name="Default Paragraph Font" w:semiHidden="1" w:uiPriority="1" w:unhideWhenUsed="1"/>
-    <w:lsdException w:name="Body Text" w:semiHidden="1" w:unhideWhenUsed="1"/>
-    <w:lsdException w:name="Body Text Indent" w:semiHidden="1" w:unhideWhenUsed="1"/>
-    <w:lsdException w:name="List Continue" w:semiHidden="1" w:unhideWhenUsed="1"/>
-    <w:lsdException w:name="List Continue 2" w:semiHidden="1" w:unhideWhenUsed="1"/>
-    <w:lsdException w:name="List Continue 3" w:semiHidden="1" w:unhideWhenUsed="1"/>
-    <w:lsdException w:name="List Continue 4" w:semiHidden="1" w:unhideWhenUsed="1"/>
-    <w:lsdException w:name="List Continue 5" w:semiHidden="1" w:unhideWhenUsed="1"/>
-    <w:lsdException w:name="Message Header" w:semiHidden="1" w:unhideWhenUsed="1"/>
-    <w:lsdException w:name="Subtitle" w:uiPriority="11" w:qFormat="1"/>
-    <w:lsdException w:name="Salutation" w:semiHidden="1" w:unhideWhenUsed="1"/>
-    <w:lsdException w:name="Date" w:semiHidden="1" w:unhideWhenUsed="1"/>
-    <w:lsdException w:name="Body Text First Indent" w:semiHidden="1" w:unhideWhenUsed="1"/>
-    <w:lsdException w:name="Body Text First Indent 2" w:semiHidden="1" w:unhideWhenUsed="1"/>
-    <w:lsdException w:name="Note Heading" w:semiHidden="1" w:unhideWhenUsed="1"/>
-    <w:lsdException w:name="Body Text 2" w:semiHidden="1" w:unhideWhenUsed="1"/>
-    <w:lsdException w:name="Body Text 3" w:semiHidden="1" w:unhideWhenUsed="1"/>
-    <w:lsdException w:name="Body Text Indent 2" w:semiHidden="1" w:unhideWhenUsed="1"/>
-    <w:lsdException w:name="Body Text Indent 3" w:semiHidden="1" w:unhideWhenUsed="1"/>
-    <w:lsdException w:name="Block Text" w:semiHidden="1" w:unhideWhenUsed="1"/>
-    <w:lsdException w:name="Hyperlink" w:semiHidden="1" w:unhideWhenUsed="1"/>
-    <w:lsdException w:name="FollowedHyperlink" w:semiHidden="1" w:unhideWhenUsed="1"/>
-    <w:lsdException w:name="Strong" w:uiPriority="22" w:qFormat="1"/>
-    <w:lsdException w:name="Emphasis" w:uiPriority="20" w:qFormat="1"/>
-    <w:lsdException w:name="Document Map" w:semiHidden="1" w:unhideWhenUsed="1"/>
-    <w:lsdException w:name="Plain Text" w:semiHidden="1" w:unhideWhenUsed="1"/>
-    <w:lsdException w:name="E-mail Signature" w:semiHidden="1" w:unhideWhenUsed="1"/>
-    <w:lsdException w:name="HTML Top of Form" w:semiHidden="1" w:unhideWhenUsed="1"/>
-    <w:lsdException w:name="HTML Bottom of Form" w:semiHidden="1" w:unhideWhenUsed="1"/>
-    <w:lsdException w:name="Normal (Web)" w:semiHidden="1" w:unhideWhenUsed="1"/>
-    <w:lsdException w:name="HTML Acronym" w:semiHidden="1" w:unhideWhenUsed="1"/>
-    <w:lsdException w:name="HTML Address" w:semiHidden="1" w:unhideWhenUsed="1"/>
-    <w:lsdException w:name="HTML Cite" w:semiHidden="1" w:unhideWhenUsed="1"/>
-    <w:lsdException w:name="HTML Code" w:semiHidden="1" w:unhideWhenUsed="1"/>
-    <w:lsdException w:name="HTML Definition" w:semiHidden="1" w:unhideWhenUsed="1"/>
-    <w:lsdException w:name="HTML Keyboard" w:semiHidden="1" w:unhideWhenUsed="1"/>
-    <w:lsdException w:name="HTML Preformatted" w:semiHidden="1" w:unhideWhenUsed="1"/>
-    <w:lsdException w:name="HTML Sample" w:semiHidden="1" w:unhideWhenUsed="1"/>
-    <w:lsdException w:name="HTML Typewriter" w:semiHidden="1" w:unhideWhenUsed="1"/>
-    <w:lsdException w:name="HTML Variable" w:semiHidden="1" w:unhideWhenUsed="1"/>
-    <w:lsdException w:name="Normal Table" w:semiHidden="1" w:unhideWhenUsed="1"/>
-    <w:lsdException w:name="annotation subject" w:semiHidden="1" w:unhideWhenUsed="1"/>
-    <w:lsdException w:name="No List" w:semiHidden="1" w:unhideWhenUsed="1"/>
-    <w:lsdException w:name="Outline List 1" w:semiHidden="1" w:unhideWhenUsed="1"/>
-    <w:lsdException w:name="Outline List 2" w:semiHidden="1" w:unhideWhenUsed="1"/>
-    <w:lsdException w:name="Outline List 3" w:semiHidden="1" w:unhideWhenUsed="1"/>
-    <w:lsdException w:name="Table Simple 1" w:semiHidden="1" w:unhideWhenUsed="1"/>
-    <w:lsdException w:name="Table Simple 2" w:semiHidden="1" w:unhideWhenUsed="1"/>
-    <w:lsdException w:name="Table Simple 3" w:semiHidden="1" w:unhideWhenUsed="1"/>
-    <w:lsdException w:name="Table Classic 1" w:semiHidden="1" w:unhideWhenUsed="1"/>
-    <w:lsdException w:name="Table Classic 2" w:semiHidden="1" w:unhideWhenUsed="1"/>
-    <w:lsdException w:name="Table Classic 3" w:semiHidden="1" w:unhideWhenUsed="1"/>
-    <w:lsdException w:name="Table Classic 4" w:semiHidden="1" w:unhideWhenUsed="1"/>
-    <w:lsdException w:name="Table Colorful 1" w:semiHidden="1" w:unhideWhenUsed="1"/>
-    <w:lsdException w:name="Table Colorful 2" w:semiHidden="1" w:unhideWhenUsed="1"/>
-    <w:lsdException w:name="Table Colorful 3" w:semiHidden="1" w:unhideWhenUsed="1"/>
-    <w:lsdException w:name="Table Columns 1" w:semiHidden="1" w:unhideWhenUsed="1"/>
-    <w:lsdException w:name="Table Columns 2" w:semiHidden="1" w:unhideWhenUsed="1"/>
-    <w:lsdException w:name="Table Columns 3" w:semiHidden="1" w:unhideWhenUsed="1"/>
-    <w:lsdException w:name="Table Columns 4" w:semiHidden="1" w:unhideWhenUsed="1"/>
-    <w:lsdException w:name="Table Columns 5" w:semiHidden="1" w:unhideWhenUsed="1"/>
-    <w:lsdException w:name="Table Grid 1" w:semiHidden="1" w:unhideWhenUsed="1"/>
-    <w:lsdException w:name="Table Grid 2" w:semiHidden="1" w:unhideWhenUsed="1"/>
-    <w:lsdException w:name="Table Grid 3" w:semiHidden="1" w:unhideWhenUsed="1"/>
-    <w:lsdException w:name="Table Grid 4" w:semiHidden="1" w:unhideWhenUsed="1"/>
-    <w:lsdException w:name="Table Grid 5" w:semiHidden="1" w:unhideWhenUsed="1"/>
-    <w:lsdException w:name="Table Grid 6" w:semiHidden="1" w:unhideWhenUsed="1"/>
-    <w:lsdException w:name="Table Grid 7" w:semiHidden="1" w:unhideWhenUsed="1"/>
-    <w:lsdException w:name="Table Grid 8" w:semiHidden="1" w:unhideWhenUsed="1"/>
-    <w:lsdException w:name="Table List 1" w:semiHidden="1" w:unhideWhenUsed="1"/>
-    <w:lsdException w:name="Table List 2" w:semiHidden="1" w:unhideWhenUsed="1"/>
-    <w:lsdException w:name="Table List 3" w:semiHidden="1" w:unhideWhenUsed="1"/>
-    <w:lsdException w:name="Table List 4" w:semiHidden="1" w:unhideWhenUsed="1"/>
-    <w:lsdException w:name="Table List 5" w:semiHidden="1" w:unhideWhenUsed="1"/>
-    <w:lsdException w:name="Table List 6" w:semiHidden="1" w:unhideWhenUsed="1"/>
-    <w:lsdException w:name="Table List 7" w:semiHidden="1" w:unhideWhenUsed="1"/>
-    <w:lsdException w:name="Table List 8" w:semiHidden="1" w:unhideWhenUsed="1"/>
-    <w:lsdException w:name="Table 3D effects 1" w:semiHidden="1" w:unhideWhenUsed="1"/>
-    <w:lsdException w:name="Table 3D effects 2" w:semiHidden="1" w:unhideWhenUsed="1"/>
-    <w:lsdException w:name="Table 3D effects 3" w:semiHidden="1" w:unhideWhenUsed="1"/>
-    <w:lsdException w:name="Table Contemporary" w:semiHidden="1" w:unhideWhenUsed="1"/>
-    <w:lsdException w:name="Table Elegant" w:semiHidden="1" w:unhideWhenUsed="1"/>
-    <w:lsdException w:name="Table Professional" w:semiHidden="1" w:unhideWhenUsed="1"/>
-    <w:lsdException w:name="Table Subtle 1" w:semiHidden="1" w:unhideWhenUsed="1"/>
-    <w:lsdException w:name="Table Subtle 2" w:semiHidden="1" w:unhideWhenUsed="1"/>
-    <w:lsdException w:name="Table Web 1" w:semiHidden="1" w:unhideWhenUsed="1"/>
-    <w:lsdException w:name="Table Web 2" w:semiHidden="1" w:unhideWhenUsed="1"/>
-    <w:lsdException w:name="Table Web 3" w:semiHidden="1" w:unhideWhenUsed="1"/>
-    <w:lsdException w:name="Balloon Text" w:semiHidden="1" w:unhideWhenUsed="1"/>
-    <w:lsdException w:name="Table Grid" w:uiPriority="39"/>
-    <w:lsdException w:name="Table Theme" w:semiHidden="1" w:unhideWhenUsed="1"/>
-    <w:lsdException w:name="Placeholder Text" w:semiHidden="1"/>
-    <w:lsdException w:name="No Spacing" w:uiPriority="1" w:qFormat="1"/>
-    <w:lsdException w:name="Light Shading" w:uiPriority="60"/>
-    <w:lsdException w:name="Light List" w:uiPriority="61"/>
-    <w:lsdException w:name="Light Grid" w:uiPriority="62"/>
-    <w:lsdException w:name="Medium Shading 1" w:uiPriority="63"/>
-    <w:lsdException w:name="Medium Shading 2" w:uiPriority="64"/>
-    <w:lsdException w:name="Medium List 1" w:uiPriority="65"/>
-    <w:lsdException w:name="Medium List 2" w:uiPriority="66"/>
-    <w:lsdException w:name="Medium Grid 1" w:uiPriority="67"/>
-    <w:lsdException w:name="Medium Grid 2" w:uiPriority="68"/>
-    <w:lsdException w:name="Medium Grid 3" w:uiPriority="69"/>
-    <w:lsdException w:name="Dark List" w:uiPriority="70"/>
-    <w:lsdException w:name="Colorful Shading" w:uiPriority="71"/>
-    <w:lsdException w:name="Colorful List" w:uiPriority="72"/>
-    <w:lsdException w:name="Colorful Grid" w:uiPriority="73"/>
-    <w:lsdException w:name="Light Shading Accent 1" w:uiPriority="60"/>
-    <w:lsdException w:name="Light List Accent 1" w:uiPriority="61"/>
-    <w:lsdException w:name="Light Grid Accent 1" w:uiPriority="62"/>
-    <w:lsdException w:name="Medium Shading 1 Accent 1" w:uiPriority="63"/>
-    <w:lsdException w:name="Medium Shading 2 Accent 1" w:uiPriority="64"/>
-    <w:lsdException w:name="Medium List 1 Accent 1" w:uiPriority="65"/>
-    <w:lsdException w:name="Revision" w:semiHidden="1"/>
-    <w:lsdException w:name="List Paragraph" w:uiPriority="34" w:qFormat="1"/>
-    <w:lsdException w:name="Quote" w:uiPriority="29" w:qFormat="1"/>
-    <w:lsdException w:name="Intense Quote" w:uiPriority="30" w:qFormat="1"/>
-    <w:lsdException w:name="Medium List 2 Accent 1" w:uiPriority="66"/>
-    <w:lsdException w:name="Medium Grid 1 Accent 1" w:uiPriority="67"/>
-    <w:lsdException w:name="Medium Grid 2 Accent 1" w:uiPriority="68"/>
-    <w:lsdException w:name="Medium Grid 3 Accent 1" w:uiPriority="69"/>
-    <w:lsdException w:name="Dark List Accent 1" w:uiPriority="70"/>
-    <w:lsdException w:name="Colorful Shading Accent 1" w:uiPriority="71"/>
-    <w:lsdException w:name="Colorful List Accent 1" w:uiPriority="72"/>
-    <w:lsdException w:name="Colorful Grid Accent 1" w:uiPriority="73"/>
-    <w:lsdException w:name="Light Shading Accent 2" w:uiPriority="60"/>
-    <w:lsdException w:name="Light List Accent 2" w:uiPriority="61"/>
-    <w:lsdException w:name="Light Grid Accent 2" w:uiPriority="62"/>
-    <w:lsdException w:name="Medium Shading 1 Accent 2" w:uiPriority="63"/>
-    <w:lsdException w:name="Medium Shading 2 Accent 2" w:uiPriority="64"/>
-    <w:lsdException w:name="Medium List 1 Accent 2" w:uiPriority="65"/>
-    <w:lsdException w:name="Medium List 2 Accent 2" w:uiPriority="66"/>
-    <w:lsdException w:name="Medium Grid 1 Accent 2" w:uiPriority="67"/>
-    <w:lsdException w:name="Medium Grid 2 Accent 2" w:uiPriority="68"/>
-    <w:lsdException w:name="Medium Grid 3 Accent 2" w:uiPriority="69"/>
-    <w:lsdException w:name="Dark List Accent 2" w:uiPriority="70"/>
-    <w:lsdException w:name="Colorful Shading Accent 2" w:uiPriority="71"/>
-    <w:lsdException w:name="Colorful List Accent 2" w:uiPriority="72"/>
-    <w:lsdException w:name="Colorful Grid Accent 2" w:uiPriority="73"/>
-    <w:lsdException w:name="Light Shading Accent 3" w:uiPriority="60"/>
-    <w:lsdException w:name="Light List Accent 3" w:uiPriority="61"/>
-    <w:lsdException w:name="Light Grid Accent 3" w:uiPriority="62"/>
-    <w:lsdException w:name="Medium Shading 1 Accent 3" w:uiPriority="63"/>
-    <w:lsdException w:name="Medium Shading 2 Accent 3" w:uiPriority="64"/>
-    <w:lsdException w:name="Medium List 1 Accent 3" w:uiPriority="65"/>
-    <w:lsdException w:name="Medium List 2 Accent 3" w:uiPriority="66"/>
-    <w:lsdException w:name="Medium Grid 1 Accent 3" w:uiPriority="67"/>
-    <w:lsdException w:name="Medium Grid 2 Accent 3" w:uiPriority="68"/>
-    <w:lsdException w:name="Medium Grid 3 Accent 3" w:uiPriority="69"/>
-    <w:lsdException w:name="Dark List Accent 3" w:uiPriority="70"/>
-    <w:lsdException w:name="Colorful Shading Accent 3" w:uiPriority="71"/>
-    <w:lsdException w:name="Colorful List Accent 3" w:uiPriority="72"/>
-    <w:lsdException w:name="Colorful Grid Accent 3" w:uiPriority="73"/>
-    <w:lsdException w:name="Light Shading Accent 4" w:uiPriority="60"/>
-    <w:lsdException w:name="Light List Accent 4" w:uiPriority="61"/>
-    <w:lsdException w:name="Light Grid Accent 4" w:uiPriority="62"/>
-    <w:lsdException w:name="Medium Shading 1 Accent 4" w:uiPriority="63"/>
-    <w:lsdException w:name="Medium Shading 2 Accent 4" w:uiPriority="64"/>
-    <w:lsdException w:name="Medium List 1 Accent 4" w:uiPriority="65"/>
-    <w:lsdException w:name="Medium List 2 Accent 4" w:uiPriority="66"/>
-    <w:lsdException w:name="Medium Grid 1 Accent 4" w:uiPriority="67"/>
-    <w:lsdException w:name="Medium Grid 2 Accent 4" w:uiPriority="68"/>
-    <w:lsdException w:name="Medium Grid 3 Accent 4" w:uiPriority="69"/>
-    <w:lsdException w:name="Dark List Accent 4" w:uiPriority="70"/>
-    <w:lsdException w:name="Colorful Shading Accent 4" w:uiPriority="71"/>
-    <w:lsdException w:name="Colorful List Accent 4" w:uiPriority="72"/>
-    <w:lsdException w:name="Colorful Grid Accent 4" w:uiPriority="73"/>
-    <w:lsdException w:name="Light Shading Accent 5" w:uiPriority="60"/>
-    <w:lsdException w:name="Light List Accent 5" w:uiPriority="61"/>
-    <w:lsdException w:name="Light Grid Accent 5" w:uiPriority="62"/>
-    <w:lsdException w:name="Medium Shading 1 Accent 5" w:uiPriority="63"/>
-    <w:lsdException w:name="Medium Shading 2 Accent 5" w:uiPriority="64"/>
-    <w:lsdException w:name="Medium List 1 Accent 5" w:uiPriority="65"/>
-    <w:lsdException w:name="Medium List 2 Accent 5" w:uiPriority="66"/>
-    <w:lsdException w:name="Medium Grid 1 Accent 5" w:uiPriority="67"/>
-    <w:lsdException w:name="Medium Grid 2 Accent 5" w:uiPriority="68"/>
-    <w:lsdException w:name="Medium Grid 3 Accent 5" w:uiPriority="69"/>
-    <w:lsdException w:name="Dark List Accent 5" w:uiPriority="70"/>
-    <w:lsdException w:name="Colorful Shading Accent 5" w:uiPriority="71"/>
-    <w:lsdException w:name="Colorful List Accent 5" w:uiPriority="72"/>
-    <w:lsdException w:name="Colorful Grid Accent 5" w:uiPriority="73"/>
-    <w:lsdException w:name="Light Shading Accent 6" w:uiPriority="60"/>
-    <w:lsdException w:name="Light List Accent 6" w:uiPriority="61"/>
-    <w:lsdException w:name="Light Grid Accent 6" w:uiPriority="62"/>
-    <w:lsdException w:name="Medium Shading 1 Accent 6" w:uiPriority="63"/>
-    <w:lsdException w:name="Medium Shading 2 Accent 6" w:uiPriority="64"/>
-    <w:lsdException w:name="Medium List 1 Accent 6" w:uiPriority="65"/>
-    <w:lsdException w:name="Medium List 2 Accent 6" w:uiPriority="66"/>
-    <w:lsdException w:name="Medium Grid 1 Accent 6" w:uiPriority="67"/>
-    <w:lsdException w:name="Medium Grid 2 Accent 6" w:uiPriority="68"/>
-    <w:lsdException w:name="Medium Grid 3 Accent 6" w:uiPriority="69"/>
-    <w:lsdException w:name="Dark List Accent 6" w:uiPriority="70"/>
-    <w:lsdException w:name="Colorful Shading Accent 6" w:uiPriority="71"/>
-    <w:lsdException w:name="Colorful List Accent 6" w:uiPriority="72"/>
-    <w:lsdException w:name="Colorful Grid Accent 6" w:uiPriority="73"/>
-    <w:lsdException w:name="Subtle Emphasis" w:uiPriority="19" w:qFormat="1"/>
-    <w:lsdException w:name="Intense Emphasis" w:uiPriority="21" w:qFormat="1"/>
-    <w:lsdException w:name="Subtle Reference" w:uiPriority="31" w:qFormat="1"/>
-    <w:lsdException w:name="Intense Reference" w:uiPriority="32" w:qFormat="1"/>
-    <w:lsdException w:name="Book Title" w:uiPriority="33" w:qFormat="1"/>
-    <w:lsdException w:name="Bibliography" w:semiHidden="1" w:uiPriority="37" w:unhideWhenUsed="1"/>
-    <w:lsdException w:name="TOC Heading" w:semiHidden="1" w:uiPriority="39" w:unhideWhenUsed="1" w:qFormat="1"/>
-    <w:lsdException w:name="Plain Table 1" w:uiPriority="41"/>
-    <w:lsdException w:name="Plain Table 2" w:uiPriority="42"/>
-    <w:lsdException w:name="Plain Table 3" w:uiPriority="43"/>
-    <w:lsdException w:name="Plain Table 4" w:uiPriority="44"/>
-    <w:lsdException w:name="Plain Table 5" w:uiPriority="45"/>
-    <w:lsdException w:name="Grid Table Light" w:uiPriority="40"/>
-    <w:lsdException w:name="Grid Table 1 Light" w:uiPriority="46"/>
-    <w:lsdException w:name="Grid Table 2" w:uiPriority="47"/>
-    <w:lsdException w:name="Grid Table 3" w:uiPriority="48"/>
-    <w:lsdException w:name="Grid Table 4" w:uiPriority="49"/>
-    <w:lsdException w:name="Grid Table 5 Dark" w:uiPriority="50"/>
-    <w:lsdException w:name="Grid Table 6 Colorful" w:uiPriority="51"/>
-    <w:lsdException w:name="Grid Table 7 Colorful" w:uiPriority="52"/>
-    <w:lsdException w:name="Grid Table 1 Light Accent 1" w:uiPriority="46"/>
-    <w:lsdException w:name="Grid Table 2 Accent 1" w:uiPriority="47"/>
-    <w:lsdException w:name="Grid Table 3 Accent 1" w:uiPriority="48"/>
-    <w:lsdException w:name="Grid Table 4 Accent 1" w:uiPriority="49"/>
-    <w:lsdException w:name="Grid Table 5 Dark Accent 1" w:uiPriority="50"/>
-    <w:lsdException w:name="Grid Table 6 Colorful Accent 1" w:uiPriority="51"/>
-    <w:lsdException w:name="Grid Table 7 Colorful Accent 1" w:uiPriority="52"/>
-    <w:lsdException w:name="Grid Table 1 Light Accent 2" w:uiPriority="46"/>
-    <w:lsdException w:name="Grid Table 2 Accent 2" w:uiPriority="47"/>
-    <w:lsdException w:name="Grid Table 3 Accent 2" w:uiPriority="48"/>
-    <w:lsdException w:name="Grid Table 4 Accent 2" w:uiPriority="49"/>
-    <w:lsdException w:name="Grid Table 5 Dark Accent 2" w:uiPriority="50"/>
-    <w:lsdException w:name="Grid Table 6 Colorful Accent 2" w:uiPriority="51"/>
-    <w:lsdException w:name="Grid Table 7 Colorful Accent 2" w:uiPriority="52"/>
-    <w:lsdException w:name="Grid Table 1 Light Accent 3" w:uiPriority="46"/>
-    <w:lsdException w:name="Grid Table 2 Accent 3" w:uiPriority="47"/>
-    <w:lsdException w:name="Grid Table 3 Accent 3" w:uiPriority="48"/>
-    <w:lsdException w:name="Grid Table 4 Accent 3" w:uiPriority="49"/>
-    <w:lsdException w:name="Grid Table 5 Dark Accent 3" w:uiPriority="50"/>
-    <w:lsdException w:name="Grid Table 6 Colorful Accent 3" w:uiPriority="51"/>
-    <w:lsdException w:name="Grid Table 7 Colorful Accent 3" w:uiPriority="52"/>
-    <w:lsdException w:name="Grid Table 1 Light Accent 4" w:uiPriority="46"/>
-    <w:lsdException w:name="Grid Table 2 Accent 4" w:uiPriority="47"/>
-    <w:lsdException w:name="Grid Table 3 Accent 4" w:uiPriority="48"/>
-    <w:lsdException w:name="Grid Table 4 Accent 4" w:uiPriority="49"/>
-    <w:lsdException w:name="Grid Table 5 Dark Accent 4" w:uiPriority="50"/>
-    <w:lsdException w:name="Grid Table 6 Colorful Accent 4" w:uiPriority="51"/>
-    <w:lsdException w:name="Grid Table 7 Colorful Accent 4" w:uiPriority="52"/>
-    <w:lsdException w:name="Grid Table 1 Light Accent 5" w:uiPriority="46"/>
-    <w:lsdException w:name="Grid Table 2 Accent 5" w:uiPriority="47"/>
-    <w:lsdException w:name="Grid Table 3 Accent 5" w:uiPriority="48"/>
-    <w:lsdException w:name="Grid Table 4 Accent 5" w:uiPriority="49"/>
-    <w:lsdException w:name="Grid Table 5 Dark Accent 5" w:uiPriority="50"/>
-    <w:lsdException w:name="Grid Table 6 Colorful Accent 5" w:uiPriority="51"/>
-    <w:lsdException w:name="Grid Table 7 Colorful Accent 5" w:uiPriority="52"/>
-    <w:lsdException w:name="Grid Table 1 Light Accent 6" w:uiPriority="46"/>
-    <w:lsdException w:name="Grid Table 2 Accent 6" w:uiPriority="47"/>
-    <w:lsdException w:name="Grid Table 3 Accent 6" w:uiPriority="48"/>
-    <w:lsdException w:name="Grid Table 4 Accent 6" w:uiPriority="49"/>
-    <w:lsdException w:name="Grid Table 5 Dark Accent 6" w:uiPriority="50"/>
-    <w:lsdException w:name="Grid Table 6 Colorful Accent 6" w:uiPriority="51"/>
-    <w:lsdException w:name="Grid Table 7 Colorful Accent 6" w:uiPriority="52"/>
-    <w:lsdException w:name="List Table 1 Light" w:uiPriority="46"/>
-    <w:lsdException w:name="List Table 2" w:uiPriority="47"/>
-    <w:lsdException w:name="List Table 3" w:uiPriority="48"/>
-    <w:lsdException w:name="List Table 4" w:uiPriority="49"/>
-    <w:lsdException w:name="List Table 5 Dark" w:uiPriority="50"/>
-    <w:lsdException w:name="List Table 6 Colorful" w:uiPriority="51"/>
-    <w:lsdException w:name="List Table 7 Colorful" w:uiPriority="52"/>
-    <w:lsdException w:name="List Table 1 Light Accent 1" w:uiPriority="46"/>
-    <w:lsdException w:name="List Table 2 Accent 1" w:uiPriority="47"/>
-    <w:lsdException w:name="List Table 3 Accent 1" w:uiPriority="48"/>
-    <w:lsdException w:name="List Table 4 Accent 1" w:uiPriority="49"/>
-    <w:lsdException w:name="List Table 5 Dark Accent 1" w:uiPriority="50"/>
-    <w:lsdException w:name="List Table 6 Colorful Accent 1" w:uiPriority="51"/>
-    <w:lsdException w:name="List Table 7 Colorful Accent 1" w:uiPriority="52"/>
-    <w:lsdException w:name="List Table 1 Light Accent 2" w:uiPriority="46"/>
-    <w:lsdException w:name="List Table 2 Accent 2" w:uiPriority="47"/>
-    <w:lsdException w:name="List Table 3 Accent 2" w:uiPriority="48"/>
-    <w:lsdException w:name="List Table 4 Accent 2" w:uiPriority="49"/>
-    <w:lsdException w:name="List Table 5 Dark Accent 2" w:uiPriority="50"/>
-    <w:lsdException w:name="List Table 6 Colorful Accent 2" w:uiPriority="51"/>
-    <w:lsdException w:name="List Table 7 Colorful Accent 2" w:uiPriority="52"/>
-    <w:lsdException w:name="List Table 1 Light Accent 3" w:uiPriority="46"/>
-    <w:lsdException w:name="List Table 2 Accent 3" w:uiPriority="47"/>
-    <w:lsdException w:name="List Table 3 Accent 3" w:uiPriority="48"/>
-    <w:lsdException w:name="List Table 4 Accent 3" w:uiPriority="49"/>
-    <w:lsdException w:name="List Table 5 Dark Accent 3" w:uiPriority="50"/>
-    <w:lsdException w:name="List Table 6 Colorful Accent 3" w:uiPriority="51"/>
-    <w:lsdException w:name="List Table 7 Colorful Accent 3" w:uiPriority="52"/>
-    <w:lsdException w:name="List Table 1 Light Accent 4" w:uiPriority="46"/>
-    <w:lsdException w:name="List Table 2 Accent 4" w:uiPriority="47"/>
-    <w:lsdException w:name="List Table 3 Accent 4" w:uiPriority="48"/>
-    <w:lsdException w:name="List Table 4 Accent 4" w:uiPriority="49"/>
-    <w:lsdException w:name="List Table 5 Dark Accent 4" w:uiPriority="50"/>
-    <w:lsdException w:name="List Table 6 Colorful Accent 4" w:uiPriority="51"/>
-    <w:lsdException w:name="List Table 7 Colorful Accent 4" w:uiPriority="52"/>
-    <w:lsdException w:name="List Table 1 Light Accent 5" w:uiPriority="46"/>
-    <w:lsdException w:name="List Table 2 Accent 5" w:uiPriority="47"/>
-    <w:lsdException w:name="List Table 3 Accent 5" w:uiPriority="48"/>
-    <w:lsdException w:name="List Table 4 Accent 5" w:uiPriority="49"/>
-    <w:lsdException w:name="List Table 5 Dark Accent 5" w:uiPriority="50"/>
-    <w:lsdException w:name="List Table 6 Colorful Accent 5" w:uiPriority="51"/>
-    <w:lsdException w:name="List Table 7 Colorful Accent 5" w:uiPriority="52"/>
-    <w:lsdException w:name="List Table 1 Light Accent 6" w:uiPriority="46"/>
-    <w:lsdException w:name="List Table 2 Accent 6" w:uiPriority="47"/>
-    <w:lsdException w:name="List Table 3 Accent 6" w:uiPriority="48"/>
-    <w:lsdException w:name="List Table 4 Accent 6" w:uiPriority="49"/>
-    <w:lsdException w:name="List Table 5 Dark Accent 6" w:uiPriority="50"/>
-    <w:lsdException w:name="List Table 6 Colorful Accent 6" w:uiPriority="51"/>
-    <w:lsdException w:name="List Table 7 Colorful Accent 6" w:uiPriority="52"/>
-  </w:latentStyles>
-  <w:style w:type="paragraph" w:default="1" w:styleId="Standard">
-    <w:name w:val="Normal"/>
-    <w:qFormat/>
-  </w:style>
-  <w:style w:type="character" w:default="1" w:styleId="Absatz-Standardschriftart">
-    <w:name w:val="Default Paragraph Font"/>
-    <w:uiPriority w:val="1"/>
-    <w:semiHidden/>
-    <w:unhideWhenUsed/>
-  </w:style>
-  <w:style w:type="table" w:default="1" w:styleId="NormaleTabelle">
-    <w:name w:val="Normal Table"/>
-    <w:uiPriority w:val="99"/>
-    <w:semiHidden/>
-    <w:unhideWhenUsed/>
-    <w:tblPr>
-      <w:tblInd w:w="0" w:type="dxa"/>
-      <w:tblCellMar>
-        <w:top w:w="0" w:type="dxa"/>
-        <w:left w:w="108" w:type="dxa"/>
-        <w:bottom w:w="0" w:type="dxa"/>
-        <w:right w:w="108" w:type="dxa"/>
-      </w:tblCellMar>
-    </w:tblPr>
-  </w:style>
-  <w:style w:type="numbering" w:default="1" w:styleId="KeineListe">
-    <w:name w:val="No List"/>
-    <w:uiPriority w:val="99"/>
-    <w:semiHidden/>
-    <w:unhideWhenUsed/>
-  </w:style>
-  <w:style w:type="character" w:styleId="Platzhaltertext">
-    <w:name w:val="Placeholder Text"/>
-    <w:basedOn w:val="Absatz-Standardschriftart"/>
-    <w:uiPriority w:val="99"/>
-    <w:semiHidden/>
-    <w:rsid w:val="005F1902"/>
-    <w:rPr>
-      <w:color w:val="808080"/>
-    </w:rPr>
-  </w:style>
-  <w:style w:type="paragraph" w:customStyle="1" w:styleId="E903399ECE6C444CBEDE14D50CCA203A">
-    <w:name w:val="E903399ECE6C444CBEDE14D50CCA203A"/>
-    <w:rsid w:val="005F1902"/>
-  </w:style>
-</w:styles>
-</file>
-
-<file path=word/glossary/webSettings.xml><?xml version="1.0" encoding="utf-8"?>
-<w:webSettings xmlns:mc="http://schemas.openxmlformats.org/markup-compatibility/2006" xmlns:r="http://schemas.openxmlformats.org/officeDocument/2006/relationships" xmlns:w="http://schemas.openxmlformats.org/wordprocessingml/2006/main" xmlns:w14="http://schemas.microsoft.com/office/word/2010/wordml" xmlns:w15="http://schemas.microsoft.com/office/word/2012/wordml" xmlns:w16se="http://schemas.microsoft.com/office/word/2015/wordml/symex" mc:Ignorable="w14 w15 w16se">
-  <w:optimizeForBrowser/>
-  <w:allowPNG/>
-</w:webSettings>
 </file>
 
 <file path=word/theme/theme1.xml><?xml version="1.0" encoding="utf-8"?>

--- a/PaArztBrief_Version72.docx
+++ b/PaArztBrief_Version72.docx
@@ -9,6 +9,8 @@
           <w:b/>
         </w:rPr>
       </w:pPr>
+      <w:bookmarkStart w:id="0" w:name="_GoBack"/>
+      <w:bookmarkEnd w:id="0"/>
       <w:r>
         <w:rPr>
           <w:b/>
@@ -76,7 +78,6 @@
                                 </w:tcPr>
                                 <w:p>
                                   <w:pPr>
-                                    <w:spacing w:line="259" w:lineRule="auto"/>
                                     <w:rPr>
                                       <w:rFonts w:cs="Arial"/>
                                       <w:sz w:val="15"/>
@@ -129,7 +130,6 @@
                                 </w:tcPr>
                                 <w:p>
                                   <w:pPr>
-                                    <w:spacing w:line="259" w:lineRule="auto"/>
                                     <w:rPr>
                                       <w:rFonts w:cs="Arial"/>
                                       <w:sz w:val="15"/>
@@ -167,7 +167,6 @@
                                 </w:tcPr>
                                 <w:p>
                                   <w:pPr>
-                                    <w:spacing w:line="259" w:lineRule="auto"/>
                                     <w:rPr>
                                       <w:rFonts w:cs="Arial"/>
                                       <w:sz w:val="15"/>
@@ -191,7 +190,6 @@
                                 </w:tcPr>
                                 <w:p>
                                   <w:pPr>
-                                    <w:spacing w:line="259" w:lineRule="auto"/>
                                     <w:rPr>
                                       <w:rFonts w:cs="Arial"/>
                                       <w:sz w:val="15"/>
@@ -217,7 +215,6 @@
                                 </w:tcPr>
                                 <w:p>
                                   <w:pPr>
-                                    <w:spacing w:line="259" w:lineRule="auto"/>
                                     <w:rPr>
                                       <w:rFonts w:cs="Arial"/>
                                       <w:sz w:val="15"/>
@@ -235,7 +232,6 @@
                                 </w:p>
                                 <w:p>
                                   <w:pPr>
-                                    <w:spacing w:line="259" w:lineRule="auto"/>
                                     <w:rPr>
                                       <w:rFonts w:cs="Arial"/>
                                       <w:sz w:val="15"/>
@@ -259,7 +255,6 @@
                                 </w:tcPr>
                                 <w:p>
                                   <w:pPr>
-                                    <w:spacing w:line="259" w:lineRule="auto"/>
                                     <w:rPr>
                                       <w:rFonts w:cs="Arial"/>
                                       <w:sz w:val="15"/>
@@ -296,7 +291,6 @@
                                 </w:p>
                                 <w:p>
                                   <w:pPr>
-                                    <w:spacing w:line="259" w:lineRule="auto"/>
                                     <w:rPr>
                                       <w:rFonts w:cs="Arial"/>
                                       <w:sz w:val="15"/>
@@ -321,9 +315,9 @@
                                 <w:sz w:val="15"/>
                                 <w:szCs w:val="15"/>
                               </w:rPr>
-                              <w:t xml:space="preserve">Berlin,  </w:t>
+                              <w:t xml:space="preserve">Berlin, </w:t>
                             </w:r>
-                            <w:bookmarkStart w:id="0" w:name="AUTODATE"/>
+                            <w:bookmarkStart w:id="1" w:name="AUTODATE"/>
                             <w:proofErr w:type="spellStart"/>
                             <w:r>
                               <w:rPr>
@@ -333,7 +327,7 @@
                               </w:rPr>
                               <w:t>dd.mm.yyyy</w:t>
                             </w:r>
-                            <w:bookmarkEnd w:id="0"/>
+                            <w:bookmarkEnd w:id="1"/>
                             <w:proofErr w:type="spellEnd"/>
                             <w:r>
                               <w:rPr>
@@ -388,7 +382,6 @@
                           </w:tcPr>
                           <w:p>
                             <w:pPr>
-                              <w:spacing w:line="259" w:lineRule="auto"/>
                               <w:rPr>
                                 <w:rFonts w:cs="Arial"/>
                                 <w:sz w:val="15"/>
@@ -441,7 +434,6 @@
                           </w:tcPr>
                           <w:p>
                             <w:pPr>
-                              <w:spacing w:line="259" w:lineRule="auto"/>
                               <w:rPr>
                                 <w:rFonts w:cs="Arial"/>
                                 <w:sz w:val="15"/>
@@ -479,7 +471,6 @@
                           </w:tcPr>
                           <w:p>
                             <w:pPr>
-                              <w:spacing w:line="259" w:lineRule="auto"/>
                               <w:rPr>
                                 <w:rFonts w:cs="Arial"/>
                                 <w:sz w:val="15"/>
@@ -503,7 +494,6 @@
                           </w:tcPr>
                           <w:p>
                             <w:pPr>
-                              <w:spacing w:line="259" w:lineRule="auto"/>
                               <w:rPr>
                                 <w:rFonts w:cs="Arial"/>
                                 <w:sz w:val="15"/>
@@ -529,7 +519,6 @@
                           </w:tcPr>
                           <w:p>
                             <w:pPr>
-                              <w:spacing w:line="259" w:lineRule="auto"/>
                               <w:rPr>
                                 <w:rFonts w:cs="Arial"/>
                                 <w:sz w:val="15"/>
@@ -547,7 +536,6 @@
                           </w:p>
                           <w:p>
                             <w:pPr>
-                              <w:spacing w:line="259" w:lineRule="auto"/>
                               <w:rPr>
                                 <w:rFonts w:cs="Arial"/>
                                 <w:sz w:val="15"/>
@@ -571,7 +559,6 @@
                           </w:tcPr>
                           <w:p>
                             <w:pPr>
-                              <w:spacing w:line="259" w:lineRule="auto"/>
                               <w:rPr>
                                 <w:rFonts w:cs="Arial"/>
                                 <w:sz w:val="15"/>
@@ -608,7 +595,6 @@
                           </w:p>
                           <w:p>
                             <w:pPr>
-                              <w:spacing w:line="259" w:lineRule="auto"/>
                               <w:rPr>
                                 <w:rFonts w:cs="Arial"/>
                                 <w:sz w:val="15"/>
@@ -633,9 +619,9 @@
                           <w:sz w:val="15"/>
                           <w:szCs w:val="15"/>
                         </w:rPr>
-                        <w:t xml:space="preserve">Berlin,  </w:t>
+                        <w:t xml:space="preserve">Berlin, </w:t>
                       </w:r>
-                      <w:bookmarkStart w:id="1" w:name="AUTODATE"/>
+                      <w:bookmarkStart w:id="2" w:name="AUTODATE"/>
                       <w:proofErr w:type="spellStart"/>
                       <w:r>
                         <w:rPr>
@@ -645,7 +631,7 @@
                         </w:rPr>
                         <w:t>dd.mm.yyyy</w:t>
                       </w:r>
-                      <w:bookmarkEnd w:id="1"/>
+                      <w:bookmarkEnd w:id="2"/>
                       <w:proofErr w:type="spellEnd"/>
                       <w:r>
                         <w:rPr>
@@ -760,13 +746,6 @@
           <w:rFonts w:ascii="Arial" w:hAnsi="Arial"/>
           <w:sz w:val="20"/>
         </w:rPr>
-        <w:t xml:space="preserve"> </w:t>
-      </w:r>
-      <w:r>
-        <w:rPr>
-          <w:rFonts w:ascii="Arial" w:hAnsi="Arial"/>
-          <w:sz w:val="20"/>
-        </w:rPr>
         <w:fldChar w:fldCharType="begin">
           <w:ffData>
             <w:name w:val="NAMEERST"/>
@@ -865,7 +844,7 @@
           </w:ffData>
         </w:fldChar>
       </w:r>
-      <w:bookmarkStart w:id="3" w:name="STRASSERST"/>
+      <w:bookmarkStart w:id="4" w:name="STRASSERST"/>
       <w:r>
         <w:rPr>
           <w:rFonts w:ascii="Arial" w:hAnsi="Arial"/>
@@ -933,7 +912,7 @@
         </w:rPr>
         <w:fldChar w:fldCharType="end"/>
       </w:r>
-      <w:bookmarkEnd w:id="3"/>
+      <w:bookmarkEnd w:id="4"/>
       <w:r>
         <w:rPr>
           <w:rFonts w:ascii="Arial" w:hAnsi="Arial"/>
@@ -970,13 +949,6 @@
           <w:sz w:val="20"/>
         </w:rPr>
       </w:pPr>
-      <w:r>
-        <w:rPr>
-          <w:rFonts w:ascii="Arial" w:hAnsi="Arial"/>
-          <w:sz w:val="20"/>
-        </w:rPr>
-        <w:t xml:space="preserve"> </w:t>
-      </w:r>
       <w:r>
         <w:rPr>
           <w:rFonts w:ascii="Arial" w:hAnsi="Arial"/>
@@ -1079,7 +1051,7 @@
           </w:ffData>
         </w:fldChar>
       </w:r>
-      <w:bookmarkStart w:id="4" w:name="ORTERST"/>
+      <w:bookmarkStart w:id="5" w:name="ORTERST"/>
       <w:r>
         <w:rPr>
           <w:rFonts w:ascii="Arial" w:hAnsi="Arial"/>
@@ -1147,8 +1119,6 @@
         </w:rPr>
         <w:fldChar w:fldCharType="end"/>
       </w:r>
-      <w:bookmarkStart w:id="5" w:name="_GoBack"/>
-      <w:bookmarkEnd w:id="4"/>
       <w:bookmarkEnd w:id="5"/>
     </w:p>
     <w:p>
@@ -1894,25 +1864,7 @@
           <w:bCs/>
           <w:sz w:val="20"/>
         </w:rPr>
-        <w:t>[</w:t>
-      </w:r>
-      <w:proofErr w:type="gramStart"/>
-      <w:r>
-        <w:rPr>
-          <w:rFonts w:ascii="Arial" w:hAnsi="Arial"/>
-          <w:bCs/>
-          <w:sz w:val="20"/>
-        </w:rPr>
-        <w:t>U:ARTIKEL</w:t>
-      </w:r>
-      <w:proofErr w:type="gramEnd"/>
-      <w:r>
-        <w:rPr>
-          <w:rFonts w:ascii="Arial" w:hAnsi="Arial"/>
-          <w:bCs/>
-          <w:sz w:val="20"/>
-        </w:rPr>
-        <w:t xml:space="preserve">] sich vom </w:t>
+        <w:t xml:space="preserve">[U:ARTIKEL] sich vom </w:t>
       </w:r>
       <w:r>
         <w:rPr>
@@ -1961,15 +1913,7 @@
         <w:pStyle w:val="Diagnose"/>
       </w:pPr>
       <w:r>
-        <w:t>[</w:t>
-      </w:r>
-      <w:proofErr w:type="gramStart"/>
-      <w:r>
-        <w:t>USER:DIATAB</w:t>
-      </w:r>
-      <w:proofErr w:type="gramEnd"/>
-      <w:r>
-        <w:t>-DIA_DKEY]</w:t>
+        <w:t>[USER:DIATAB-DIA_DKEY]</w:t>
       </w:r>
       <w:r>
         <w:tab/>
@@ -2033,15 +1977,7 @@
         <w:pStyle w:val="Diagnose"/>
       </w:pPr>
       <w:r>
-        <w:t>[</w:t>
-      </w:r>
-      <w:proofErr w:type="gramStart"/>
-      <w:r>
-        <w:t>USER:PROCTAB</w:t>
-      </w:r>
-      <w:proofErr w:type="gramEnd"/>
-      <w:r>
-        <w:t>-</w:t>
+        <w:t>[USER:PROCTAB-</w:t>
       </w:r>
       <w:r>
         <w:t>PROC_</w:t>
@@ -2844,7 +2780,6 @@
           <w:rFonts w:ascii="Arial" w:hAnsi="Arial"/>
           <w:sz w:val="20"/>
         </w:rPr>
-        <w:lastRenderedPageBreak/>
         <w:t xml:space="preserve"> </w:t>
       </w:r>
     </w:p>
@@ -2925,6 +2860,7 @@
         <w:pStyle w:val="Unterschriften"/>
       </w:pPr>
       <w:r>
+        <w:lastRenderedPageBreak/>
         <w:tab/>
         <w:t>____________________________</w:t>
       </w:r>
@@ -5648,7 +5584,7 @@
               <w:szCs w:val="15"/>
               <w:lang w:eastAsia="de-DE"/>
             </w:rPr>
-            <w:t>20.08.2026</w:t>
+            <w:t>31.08.2026</w:t>
           </w:r>
           <w:r>
             <w:rPr>
@@ -5720,7 +5656,7 @@
               <w:szCs w:val="15"/>
               <w:lang w:eastAsia="de-DE"/>
             </w:rPr>
-            <w:t>3</w:t>
+            <w:t>4</w:t>
           </w:r>
           <w:r>
             <w:rPr>
@@ -5781,7 +5717,7 @@
               <w:szCs w:val="15"/>
               <w:lang w:eastAsia="de-DE"/>
             </w:rPr>
-            <w:t>3</w:t>
+            <w:t>4</w:t>
           </w:r>
           <w:r>
             <w:rPr>
@@ -6339,7 +6275,7 @@
               <w:szCs w:val="15"/>
               <w:lang w:eastAsia="de-DE"/>
             </w:rPr>
-            <w:t>20.08.2026</w:t>
+            <w:t>31.08.2026</w:t>
           </w:r>
           <w:r>
             <w:rPr>
@@ -6473,7 +6409,7 @@
               <w:szCs w:val="15"/>
               <w:lang w:eastAsia="de-DE"/>
             </w:rPr>
-            <w:t>3</w:t>
+            <w:t>4</w:t>
           </w:r>
           <w:r>
             <w:rPr>
@@ -6525,13 +6461,8 @@
     <w:pPr>
       <w:pStyle w:val="Kopfzeile"/>
     </w:pPr>
-    <w:proofErr w:type="gramStart"/>
     <w:r>
-      <w:t>Patient :</w:t>
-    </w:r>
-    <w:proofErr w:type="gramEnd"/>
-    <w:r>
-      <w:t xml:space="preserve"> [NPAT-VNAME] [NPAT-NAMZU] [NPAT-NNAME] geb. [NPAT-GBDAT]</w:t>
+      <w:t>Patient : [NPAT-VNAME] [NPAT-NAMZU] [NPAT-NNAME] geb. [NPAT-GBDAT]</w:t>
     </w:r>
     <w:r>
       <w:tab/>
@@ -6552,7 +6483,7 @@
       <w:pStyle w:val="SanaKliniken"/>
       <w:framePr w:w="3549" w:wrap="around" w:hAnchor="page" w:x="1436"/>
     </w:pPr>
-    <w:bookmarkStart w:id="2" w:name="_Hlk108784881"/>
+    <w:bookmarkStart w:id="3" w:name="_Hlk108784881"/>
     <w:r>
       <w:rPr>
         <w:noProof/>
@@ -6778,7 +6709,7 @@
         </mc:Fallback>
       </mc:AlternateContent>
     </w:r>
-    <w:bookmarkEnd w:id="2"/>
+    <w:bookmarkEnd w:id="3"/>
   </w:p>
 </w:hdr>
 </file>
@@ -6792,13 +6723,8 @@
         <w:bottom w:val="single" w:sz="4" w:space="1" w:color="auto"/>
       </w:pBdr>
     </w:pPr>
-    <w:proofErr w:type="gramStart"/>
     <w:r>
-      <w:t>Patient :</w:t>
-    </w:r>
-    <w:proofErr w:type="gramEnd"/>
-    <w:r>
-      <w:t xml:space="preserve"> [NPAT-VNAME] [NPAT-NAMZU] [NPAT-NNAME] geb. [NPAT-GBDAT]</w:t>
+      <w:t>Patient : [NPAT-VNAME] [NPAT-NAMZU] [NPAT-NNAME] geb. [NPAT-GBDAT]</w:t>
     </w:r>
     <w:r>
       <w:tab/>
@@ -6816,13 +6742,8 @@
         <w:bottom w:val="single" w:sz="4" w:space="1" w:color="auto"/>
       </w:pBdr>
     </w:pPr>
-    <w:proofErr w:type="gramStart"/>
     <w:r>
-      <w:t>Patient :</w:t>
-    </w:r>
-    <w:proofErr w:type="gramEnd"/>
-    <w:r>
-      <w:t xml:space="preserve"> [NPAT-VNAME] [NPAT-NAMZU] [NPAT-NNAME] geb. [NPAT-GBDAT]</w:t>
+      <w:t>Patient : [NPAT-VNAME] [NPAT-NAMZU] [NPAT-NNAME] geb. [NPAT-GBDAT]</w:t>
     </w:r>
     <w:r>
       <w:tab/>
@@ -7312,7 +7233,10 @@
   <w:style w:type="paragraph" w:default="1" w:styleId="Standard">
     <w:name w:val="Normal"/>
     <w:qFormat/>
-    <w:rsid w:val="00A95BC0"/>
+    <w:rsid w:val="00CD5BF8"/>
+    <w:pPr>
+      <w:spacing w:after="160" w:line="259" w:lineRule="auto"/>
+    </w:pPr>
     <w:rPr>
       <w:sz w:val="22"/>
       <w:szCs w:val="22"/>
@@ -7349,7 +7273,7 @@
     <w:uiPriority w:val="1"/>
     <w:semiHidden/>
     <w:unhideWhenUsed/>
-    <w:rsid w:val="00A95BC0"/>
+    <w:rsid w:val="00CD5BF8"/>
   </w:style>
   <w:style w:type="table" w:default="1" w:styleId="NormaleTabelle">
     <w:name w:val="Normal Table"/>
@@ -7371,7 +7295,7 @@
     <w:uiPriority w:val="99"/>
     <w:semiHidden/>
     <w:unhideWhenUsed/>
-    <w:rsid w:val="00A95BC0"/>
+    <w:rsid w:val="00CD5BF8"/>
   </w:style>
   <w:style w:type="character" w:customStyle="1" w:styleId="berschrift1Zchn">
     <w:name w:val="Überschrift 1 Zchn"/>

--- a/PaArztBrief_Version72.docx
+++ b/PaArztBrief_Version72.docx
@@ -701,33 +701,18 @@
         <w:fldChar w:fldCharType="separate"/>
       </w:r>
       <w:r>
-        <w:rPr>
-          <w:noProof/>
-        </w:rPr>
         <w:t> </w:t>
       </w:r>
       <w:r>
-        <w:rPr>
-          <w:noProof/>
-        </w:rPr>
         <w:t> </w:t>
       </w:r>
       <w:r>
-        <w:rPr>
-          <w:noProof/>
-        </w:rPr>
         <w:t> </w:t>
       </w:r>
       <w:r>
-        <w:rPr>
-          <w:noProof/>
-        </w:rPr>
         <w:t> </w:t>
       </w:r>
       <w:r>
-        <w:rPr>
-          <w:noProof/>
-        </w:rPr>
         <w:t> </w:t>
       </w:r>
       <w:r>
@@ -778,7 +763,6 @@
       <w:r>
         <w:rPr>
           <w:rFonts w:ascii="Arial" w:hAnsi="Arial"/>
-          <w:noProof/>
           <w:sz w:val="20"/>
         </w:rPr>
         <w:t> </w:t>
@@ -786,7 +770,6 @@
       <w:r>
         <w:rPr>
           <w:rFonts w:ascii="Arial" w:hAnsi="Arial"/>
-          <w:noProof/>
           <w:sz w:val="20"/>
         </w:rPr>
         <w:t> </w:t>
@@ -794,7 +777,6 @@
       <w:r>
         <w:rPr>
           <w:rFonts w:ascii="Arial" w:hAnsi="Arial"/>
-          <w:noProof/>
           <w:sz w:val="20"/>
         </w:rPr>
         <w:t> </w:t>
@@ -802,7 +784,6 @@
       <w:r>
         <w:rPr>
           <w:rFonts w:ascii="Arial" w:hAnsi="Arial"/>
-          <w:noProof/>
           <w:sz w:val="20"/>
         </w:rPr>
         <w:t> </w:t>
@@ -810,7 +791,6 @@
       <w:r>
         <w:rPr>
           <w:rFonts w:ascii="Arial" w:hAnsi="Arial"/>
-          <w:noProof/>
           <w:sz w:val="20"/>
         </w:rPr>
         <w:t> </w:t>
@@ -868,7 +848,6 @@
       <w:r>
         <w:rPr>
           <w:rFonts w:ascii="Arial" w:hAnsi="Arial"/>
-          <w:noProof/>
           <w:sz w:val="20"/>
         </w:rPr>
         <w:t> </w:t>
@@ -876,7 +855,6 @@
       <w:r>
         <w:rPr>
           <w:rFonts w:ascii="Arial" w:hAnsi="Arial"/>
-          <w:noProof/>
           <w:sz w:val="20"/>
         </w:rPr>
         <w:t> </w:t>
@@ -884,7 +862,6 @@
       <w:r>
         <w:rPr>
           <w:rFonts w:ascii="Arial" w:hAnsi="Arial"/>
-          <w:noProof/>
           <w:sz w:val="20"/>
         </w:rPr>
         <w:t> </w:t>
@@ -892,7 +869,6 @@
       <w:r>
         <w:rPr>
           <w:rFonts w:ascii="Arial" w:hAnsi="Arial"/>
-          <w:noProof/>
           <w:sz w:val="20"/>
         </w:rPr>
         <w:t> </w:t>
@@ -900,7 +876,6 @@
       <w:r>
         <w:rPr>
           <w:rFonts w:ascii="Arial" w:hAnsi="Arial"/>
-          <w:noProof/>
           <w:sz w:val="20"/>
         </w:rPr>
         <w:t> </w:t>
@@ -986,7 +961,6 @@
       <w:r>
         <w:rPr>
           <w:rFonts w:ascii="Arial" w:hAnsi="Arial"/>
-          <w:noProof/>
           <w:sz w:val="20"/>
         </w:rPr>
         <w:t> </w:t>
@@ -994,7 +968,6 @@
       <w:r>
         <w:rPr>
           <w:rFonts w:ascii="Arial" w:hAnsi="Arial"/>
-          <w:noProof/>
           <w:sz w:val="20"/>
         </w:rPr>
         <w:t> </w:t>
@@ -1002,7 +975,6 @@
       <w:r>
         <w:rPr>
           <w:rFonts w:ascii="Arial" w:hAnsi="Arial"/>
-          <w:noProof/>
           <w:sz w:val="20"/>
         </w:rPr>
         <w:t> </w:t>
@@ -1010,7 +982,6 @@
       <w:r>
         <w:rPr>
           <w:rFonts w:ascii="Arial" w:hAnsi="Arial"/>
-          <w:noProof/>
           <w:sz w:val="20"/>
         </w:rPr>
         <w:t> </w:t>
@@ -1018,7 +989,6 @@
       <w:r>
         <w:rPr>
           <w:rFonts w:ascii="Arial" w:hAnsi="Arial"/>
-          <w:noProof/>
           <w:sz w:val="20"/>
         </w:rPr>
         <w:t> </w:t>
@@ -1075,7 +1045,6 @@
       <w:r>
         <w:rPr>
           <w:rFonts w:ascii="Arial" w:hAnsi="Arial"/>
-          <w:noProof/>
           <w:sz w:val="20"/>
         </w:rPr>
         <w:t> </w:t>
@@ -1083,7 +1052,6 @@
       <w:r>
         <w:rPr>
           <w:rFonts w:ascii="Arial" w:hAnsi="Arial"/>
-          <w:noProof/>
           <w:sz w:val="20"/>
         </w:rPr>
         <w:t> </w:t>
@@ -1091,7 +1059,6 @@
       <w:r>
         <w:rPr>
           <w:rFonts w:ascii="Arial" w:hAnsi="Arial"/>
-          <w:noProof/>
           <w:sz w:val="20"/>
         </w:rPr>
         <w:t> </w:t>
@@ -1099,7 +1066,6 @@
       <w:r>
         <w:rPr>
           <w:rFonts w:ascii="Arial" w:hAnsi="Arial"/>
-          <w:noProof/>
           <w:sz w:val="20"/>
         </w:rPr>
         <w:t> </w:t>
@@ -1107,7 +1073,6 @@
       <w:r>
         <w:rPr>
           <w:rFonts w:ascii="Arial" w:hAnsi="Arial"/>
-          <w:noProof/>
           <w:sz w:val="20"/>
         </w:rPr>
         <w:t> </w:t>
@@ -1213,42 +1178,9 @@
       <w:r>
         <w:rPr>
           <w:rFonts w:ascii="Arial" w:hAnsi="Arial"/>
-          <w:noProof/>
-          <w:sz w:val="20"/>
-        </w:rPr>
-        <w:t> </w:t>
-      </w:r>
-      <w:r>
-        <w:rPr>
-          <w:rFonts w:ascii="Arial" w:hAnsi="Arial"/>
-          <w:noProof/>
-          <w:sz w:val="20"/>
-        </w:rPr>
-        <w:t> </w:t>
-      </w:r>
-      <w:r>
-        <w:rPr>
-          <w:rFonts w:ascii="Arial" w:hAnsi="Arial"/>
-          <w:noProof/>
-          <w:sz w:val="20"/>
-        </w:rPr>
-        <w:t> </w:t>
-      </w:r>
-      <w:r>
-        <w:rPr>
-          <w:rFonts w:ascii="Arial" w:hAnsi="Arial"/>
-          <w:noProof/>
-          <w:sz w:val="20"/>
-        </w:rPr>
-        <w:t> </w:t>
-      </w:r>
-      <w:r>
-        <w:rPr>
-          <w:rFonts w:ascii="Arial" w:hAnsi="Arial"/>
-          <w:noProof/>
-          <w:sz w:val="20"/>
-        </w:rPr>
-        <w:t> </w:t>
+          <w:sz w:val="20"/>
+        </w:rPr>
+        <w:t xml:space="preserve">Erstschriftlich an : </w:t>
       </w:r>
       <w:r>
         <w:rPr>
@@ -1303,42 +1235,9 @@
       <w:r>
         <w:rPr>
           <w:rFonts w:ascii="Arial" w:hAnsi="Arial"/>
-          <w:noProof/>
-          <w:sz w:val="20"/>
-        </w:rPr>
-        <w:t> </w:t>
-      </w:r>
-      <w:r>
-        <w:rPr>
-          <w:rFonts w:ascii="Arial" w:hAnsi="Arial"/>
-          <w:noProof/>
-          <w:sz w:val="20"/>
-        </w:rPr>
-        <w:t> </w:t>
-      </w:r>
-      <w:r>
-        <w:rPr>
-          <w:rFonts w:ascii="Arial" w:hAnsi="Arial"/>
-          <w:noProof/>
-          <w:sz w:val="20"/>
-        </w:rPr>
-        <w:t> </w:t>
-      </w:r>
-      <w:r>
-        <w:rPr>
-          <w:rFonts w:ascii="Arial" w:hAnsi="Arial"/>
-          <w:noProof/>
-          <w:sz w:val="20"/>
-        </w:rPr>
-        <w:t> </w:t>
-      </w:r>
-      <w:r>
-        <w:rPr>
-          <w:rFonts w:ascii="Arial" w:hAnsi="Arial"/>
-          <w:noProof/>
-          <w:sz w:val="20"/>
-        </w:rPr>
-        <w:t> </w:t>
+          <w:sz w:val="20"/>
+        </w:rPr>
+        <w:t>An die weiterbehandelnde Kollegin/den weiterbehandelnden Kollegen</w:t>
       </w:r>
       <w:r>
         <w:rPr>
@@ -1393,42 +1292,9 @@
       <w:r>
         <w:rPr>
           <w:rFonts w:ascii="Arial" w:hAnsi="Arial"/>
-          <w:noProof/>
-          <w:sz w:val="20"/>
-        </w:rPr>
-        <w:t> </w:t>
-      </w:r>
-      <w:r>
-        <w:rPr>
-          <w:rFonts w:ascii="Arial" w:hAnsi="Arial"/>
-          <w:noProof/>
-          <w:sz w:val="20"/>
-        </w:rPr>
-        <w:t> </w:t>
-      </w:r>
-      <w:r>
-        <w:rPr>
-          <w:rFonts w:ascii="Arial" w:hAnsi="Arial"/>
-          <w:noProof/>
-          <w:sz w:val="20"/>
-        </w:rPr>
-        <w:t> </w:t>
-      </w:r>
-      <w:r>
-        <w:rPr>
-          <w:rFonts w:ascii="Arial" w:hAnsi="Arial"/>
-          <w:noProof/>
-          <w:sz w:val="20"/>
-        </w:rPr>
-        <w:t> </w:t>
-      </w:r>
-      <w:r>
-        <w:rPr>
-          <w:rFonts w:ascii="Arial" w:hAnsi="Arial"/>
-          <w:noProof/>
-          <w:sz w:val="20"/>
-        </w:rPr>
-        <w:t> </w:t>
+          <w:sz w:val="20"/>
+        </w:rPr>
+        <w:t xml:space="preserve">Nachrichtlich an : </w:t>
       </w:r>
       <w:r>
         <w:rPr>
@@ -1484,7 +1350,6 @@
       <w:r>
         <w:rPr>
           <w:rFonts w:ascii="Arial" w:hAnsi="Arial"/>
-          <w:noProof/>
           <w:sz w:val="20"/>
         </w:rPr>
         <w:t> </w:t>
@@ -1492,7 +1357,6 @@
       <w:r>
         <w:rPr>
           <w:rFonts w:ascii="Arial" w:hAnsi="Arial"/>
-          <w:noProof/>
           <w:sz w:val="20"/>
         </w:rPr>
         <w:t> </w:t>
@@ -1500,7 +1364,6 @@
       <w:r>
         <w:rPr>
           <w:rFonts w:ascii="Arial" w:hAnsi="Arial"/>
-          <w:noProof/>
           <w:sz w:val="20"/>
         </w:rPr>
         <w:t> </w:t>
@@ -1508,7 +1371,6 @@
       <w:r>
         <w:rPr>
           <w:rFonts w:ascii="Arial" w:hAnsi="Arial"/>
-          <w:noProof/>
           <w:sz w:val="20"/>
         </w:rPr>
         <w:t> </w:t>
@@ -1516,7 +1378,6 @@
       <w:r>
         <w:rPr>
           <w:rFonts w:ascii="Arial" w:hAnsi="Arial"/>
-          <w:noProof/>
           <w:sz w:val="20"/>
         </w:rPr>
         <w:t> </w:t>
@@ -1575,7 +1436,6 @@
       <w:r>
         <w:rPr>
           <w:rFonts w:ascii="Arial" w:hAnsi="Arial"/>
-          <w:noProof/>
           <w:sz w:val="20"/>
         </w:rPr>
         <w:t> </w:t>
@@ -1583,7 +1443,6 @@
       <w:r>
         <w:rPr>
           <w:rFonts w:ascii="Arial" w:hAnsi="Arial"/>
-          <w:noProof/>
           <w:sz w:val="20"/>
         </w:rPr>
         <w:t> </w:t>
@@ -1591,7 +1450,6 @@
       <w:r>
         <w:rPr>
           <w:rFonts w:ascii="Arial" w:hAnsi="Arial"/>
-          <w:noProof/>
           <w:sz w:val="20"/>
         </w:rPr>
         <w:t> </w:t>
@@ -1599,7 +1457,6 @@
       <w:r>
         <w:rPr>
           <w:rFonts w:ascii="Arial" w:hAnsi="Arial"/>
-          <w:noProof/>
           <w:sz w:val="20"/>
         </w:rPr>
         <w:t> </w:t>
@@ -1607,7 +1464,6 @@
       <w:r>
         <w:rPr>
           <w:rFonts w:ascii="Arial" w:hAnsi="Arial"/>
-          <w:noProof/>
           <w:sz w:val="20"/>
         </w:rPr>
         <w:t> </w:t>
@@ -1682,7 +1538,6 @@
       <w:r>
         <w:rPr>
           <w:rFonts w:ascii="Arial" w:hAnsi="Arial"/>
-          <w:noProof/>
           <w:sz w:val="20"/>
         </w:rPr>
         <w:t> </w:t>
@@ -1690,7 +1545,6 @@
       <w:r>
         <w:rPr>
           <w:rFonts w:ascii="Arial" w:hAnsi="Arial"/>
-          <w:noProof/>
           <w:sz w:val="20"/>
         </w:rPr>
         <w:t> </w:t>
@@ -1698,7 +1552,6 @@
       <w:r>
         <w:rPr>
           <w:rFonts w:ascii="Arial" w:hAnsi="Arial"/>
-          <w:noProof/>
           <w:sz w:val="20"/>
         </w:rPr>
         <w:t> </w:t>
@@ -1706,7 +1559,6 @@
       <w:r>
         <w:rPr>
           <w:rFonts w:ascii="Arial" w:hAnsi="Arial"/>
-          <w:noProof/>
           <w:sz w:val="20"/>
         </w:rPr>
         <w:t> </w:t>
@@ -1714,7 +1566,6 @@
       <w:r>
         <w:rPr>
           <w:rFonts w:ascii="Arial" w:hAnsi="Arial"/>
-          <w:noProof/>
           <w:sz w:val="20"/>
         </w:rPr>
         <w:t> </w:t>
@@ -1864,7 +1715,25 @@
           <w:bCs/>
           <w:sz w:val="20"/>
         </w:rPr>
-        <w:t xml:space="preserve">[U:ARTIKEL] sich vom </w:t>
+        <w:t>[</w:t>
+      </w:r>
+      <w:proofErr w:type="gramStart"/>
+      <w:r>
+        <w:rPr>
+          <w:rFonts w:ascii="Arial" w:hAnsi="Arial"/>
+          <w:bCs/>
+          <w:sz w:val="20"/>
+        </w:rPr>
+        <w:t>U:ARTIKEL</w:t>
+      </w:r>
+      <w:proofErr w:type="gramEnd"/>
+      <w:r>
+        <w:rPr>
+          <w:rFonts w:ascii="Arial" w:hAnsi="Arial"/>
+          <w:bCs/>
+          <w:sz w:val="20"/>
+        </w:rPr>
+        <w:t xml:space="preserve">] sich vom </w:t>
       </w:r>
       <w:r>
         <w:rPr>
@@ -1913,7 +1782,15 @@
         <w:pStyle w:val="Diagnose"/>
       </w:pPr>
       <w:r>
-        <w:t>[USER:DIATAB-DIA_DKEY]</w:t>
+        <w:t>[</w:t>
+      </w:r>
+      <w:proofErr w:type="gramStart"/>
+      <w:r>
+        <w:t>USER:DIATAB</w:t>
+      </w:r>
+      <w:proofErr w:type="gramEnd"/>
+      <w:r>
+        <w:t>-DIA_DKEY]</w:t>
       </w:r>
       <w:r>
         <w:tab/>
@@ -1977,7 +1854,15 @@
         <w:pStyle w:val="Diagnose"/>
       </w:pPr>
       <w:r>
-        <w:t>[USER:PROCTAB-</w:t>
+        <w:t>[</w:t>
+      </w:r>
+      <w:proofErr w:type="gramStart"/>
+      <w:r>
+        <w:t>USER:PROCTAB</w:t>
+      </w:r>
+      <w:proofErr w:type="gramEnd"/>
+      <w:r>
+        <w:t>-</w:t>
       </w:r>
       <w:r>
         <w:t>PROC_</w:t>
@@ -5584,7 +5469,7 @@
               <w:szCs w:val="15"/>
               <w:lang w:eastAsia="de-DE"/>
             </w:rPr>
-            <w:t>31.08.2026</w:t>
+            <w:t>03.09.2026</w:t>
           </w:r>
           <w:r>
             <w:rPr>
@@ -5656,7 +5541,7 @@
               <w:szCs w:val="15"/>
               <w:lang w:eastAsia="de-DE"/>
             </w:rPr>
-            <w:t>4</w:t>
+            <w:t>2</w:t>
           </w:r>
           <w:r>
             <w:rPr>
@@ -6275,7 +6160,7 @@
               <w:szCs w:val="15"/>
               <w:lang w:eastAsia="de-DE"/>
             </w:rPr>
-            <w:t>31.08.2026</w:t>
+            <w:t>03.09.2026</w:t>
           </w:r>
           <w:r>
             <w:rPr>
@@ -6461,8 +6346,13 @@
     <w:pPr>
       <w:pStyle w:val="Kopfzeile"/>
     </w:pPr>
+    <w:proofErr w:type="gramStart"/>
     <w:r>
-      <w:t>Patient : [NPAT-VNAME] [NPAT-NAMZU] [NPAT-NNAME] geb. [NPAT-GBDAT]</w:t>
+      <w:t>Patient :</w:t>
+    </w:r>
+    <w:proofErr w:type="gramEnd"/>
+    <w:r>
+      <w:t xml:space="preserve"> [NPAT-VNAME] [NPAT-NAMZU] [NPAT-NNAME] geb. [NPAT-GBDAT]</w:t>
     </w:r>
     <w:r>
       <w:tab/>
@@ -6723,8 +6613,13 @@
         <w:bottom w:val="single" w:sz="4" w:space="1" w:color="auto"/>
       </w:pBdr>
     </w:pPr>
+    <w:proofErr w:type="gramStart"/>
     <w:r>
-      <w:t>Patient : [NPAT-VNAME] [NPAT-NAMZU] [NPAT-NNAME] geb. [NPAT-GBDAT]</w:t>
+      <w:t>Patient :</w:t>
+    </w:r>
+    <w:proofErr w:type="gramEnd"/>
+    <w:r>
+      <w:t xml:space="preserve"> [NPAT-VNAME] [NPAT-NAMZU] [NPAT-NNAME] geb. [NPAT-GBDAT]</w:t>
     </w:r>
     <w:r>
       <w:tab/>
@@ -6742,8 +6637,13 @@
         <w:bottom w:val="single" w:sz="4" w:space="1" w:color="auto"/>
       </w:pBdr>
     </w:pPr>
+    <w:proofErr w:type="gramStart"/>
     <w:r>
-      <w:t>Patient : [NPAT-VNAME] [NPAT-NAMZU] [NPAT-NNAME] geb. [NPAT-GBDAT]</w:t>
+      <w:t>Patient :</w:t>
+    </w:r>
+    <w:proofErr w:type="gramEnd"/>
+    <w:r>
+      <w:t xml:space="preserve"> [NPAT-VNAME] [NPAT-NAMZU] [NPAT-NNAME] geb. [NPAT-GBDAT]</w:t>
     </w:r>
     <w:r>
       <w:tab/>
@@ -7233,7 +7133,7 @@
   <w:style w:type="paragraph" w:default="1" w:styleId="Standard">
     <w:name w:val="Normal"/>
     <w:qFormat/>
-    <w:rsid w:val="00CD5BF8"/>
+    <w:rsid w:val="00EB462A"/>
     <w:pPr>
       <w:spacing w:after="160" w:line="259" w:lineRule="auto"/>
     </w:pPr>
@@ -7273,7 +7173,7 @@
     <w:uiPriority w:val="1"/>
     <w:semiHidden/>
     <w:unhideWhenUsed/>
-    <w:rsid w:val="00CD5BF8"/>
+    <w:rsid w:val="00EB462A"/>
   </w:style>
   <w:style w:type="table" w:default="1" w:styleId="NormaleTabelle">
     <w:name w:val="Normal Table"/>
@@ -7295,7 +7195,7 @@
     <w:uiPriority w:val="99"/>
     <w:semiHidden/>
     <w:unhideWhenUsed/>
-    <w:rsid w:val="00CD5BF8"/>
+    <w:rsid w:val="00EB462A"/>
   </w:style>
   <w:style w:type="character" w:customStyle="1" w:styleId="berschrift1Zchn">
     <w:name w:val="Überschrift 1 Zchn"/>
